--- a/Chapitre23_Revue_Dr_IBRAHIMA_DIALLO/OKAPI_Chapitre23_SUIVI_MODIFICATIONS_Dr_IBRAHIMA_DIALLO.docx
+++ b/Chapitre23_Revue_Dr_IBRAHIMA_DIALLO/OKAPI_Chapitre23_SUIVI_MODIFICATIONS_Dr_IBRAHIMA_DIALLO.docx
@@ -88,8 +88,30 @@
         <w:rPr>
           <w:rFonts w:ascii="Arial" w:hAnsi="Arial" w:cs="Arial"/>
         </w:rPr>
-        <w:t xml:space="preserve">L'objectif principal de ce Plan est d'établir une approche pratique et opérationnelle pour l'identification, le tri, la manutention, le stockage, le transport et l'élimination de l'ensemble des flux de déchets générés au cours des phases de construction, d'exploitation et de démantèlement du Projet, conformément à la législation et à la réglementation guinéennes applicables ainsi qu'aux exigences de bonne pratique environnementale.  </w:t>
-      </w:r>
+        <w:t>L'objectif principal de ce Plan est d'établir une approche pratique et opérationnelle pour l'identification, le tri, la manutention, le stockage, le transport et l'élimination de l'ensemble des flux de déchets générés au cours des phases de construction, d'exploitation et de démantèlement du Projet, conformément à la législation et à la réglementation guinéennes applicables ainsi qu'aux exigences</w:t>
+      </w:r>
+      <w:ins w:id="0" w:author="IB-OKAPI" w:date="2026-08-05T15:05:00Z">
+        <w:r>
+          <w:rPr>
+            <w:rFonts w:ascii="Arial" w:hAnsi="Arial" w:cs="Arial"/>
+          </w:rPr>
+          <w:t xml:space="preserve"> de bonne pratique environnementale. </w:t>
+        </w:r>
+      </w:ins>
+      <w:r>
+        <w:rPr>
+          <w:rFonts w:ascii="Arial" w:hAnsi="Arial" w:cs="Arial"/>
+        </w:rPr>
+        <w:t xml:space="preserve"> </w:t>
+      </w:r>
+      <w:del w:id="1" w:author="IB-OKAPI" w:date="2026-08-05T15:06:00Z">
+        <w:r>
+          <w:rPr>
+            <w:rFonts w:ascii="Arial" w:hAnsi="Arial" w:cs="Arial"/>
+          </w:rPr>
+          <w:delText>de gestion environnementale du Groupe.</w:delText>
+        </w:r>
+      </w:del>
     </w:p>
     <w:p>
       <w:pPr>
@@ -105,7 +127,7 @@
         </w:rPr>
         <w:t xml:space="preserve">Le Plan repose sur les principes de gestion fondamentaux suivants</w:t>
       </w:r>
-      <w:ins w:id="90020" w:author="Dr IBRAHIMA DIALLO" w:date="2026-08-17T12:00:00Z">
+      <w:ins w:id="90020" w:author="Dr IBRAHIMA DIALLO" w:date="2026-08-17T13:00:00Z">
         <w:r>
           <w:rPr>
             <w:rFonts w:ascii="Arial" w:hAnsi="Arial" w:cs="Arial"/>
@@ -274,13 +296,23 @@
         </w:rPr>
         <w:t xml:space="preserve">La protection des sols, </w:t>
       </w:r>
-      <w:r>
-        <w:rPr>
-          <w:rFonts w:ascii="Arial" w:eastAsia="Arial" w:hAnsi="Arial" w:cs="Arial"/>
-          <w:lang w:eastAsia="en-IE"/>
-        </w:rPr>
-        <w:t>les ressources en eau</w:t>
-      </w:r>
+      <w:ins w:id="2" w:author="Zhou Zilai" w:date="2026-07-24T11:12:00Z">
+        <w:r>
+          <w:rPr>
+            <w:rFonts w:ascii="Arial" w:eastAsia="Arial" w:hAnsi="Arial" w:cs="Arial"/>
+            <w:lang w:eastAsia="en-IE"/>
+          </w:rPr>
+          <w:t>les ressources en eau</w:t>
+        </w:r>
+      </w:ins>
+      <w:del w:id="3" w:author="Zhou Zilai" w:date="2026-07-24T11:12:00Z">
+        <w:r>
+          <w:rPr>
+            <w:rFonts w:ascii="Arial" w:hAnsi="Arial" w:cs="Arial"/>
+          </w:rPr>
+          <w:delText>des eaux souterraines</w:delText>
+        </w:r>
+      </w:del>
       <w:r>
         <w:rPr>
           <w:rFonts w:ascii="Arial" w:hAnsi="Arial" w:cs="Arial"/>
@@ -305,18 +337,34 @@
         <w:rPr>
           <w:rFonts w:ascii="Arial" w:hAnsi="Arial" w:cs="Arial"/>
         </w:rPr>
-        <w:t xml:space="preserve">Des procédures de manutention et d'élimination adaptées aux conditions du site et au périmètre de conception actuel du Projet. </w:t>
-      </w:r>
+        <w:t xml:space="preserve">Des procédures de manutention et d'élimination adaptées aux conditions du site </w:t>
+      </w:r>
+      <w:ins w:id="4" w:author="Zhou Zilai" w:date="2026-07-24T11:13:00Z">
+        <w:r>
+          <w:rPr>
+            <w:rFonts w:ascii="Arial" w:hAnsi="Arial" w:cs="Arial"/>
+          </w:rPr>
+          <w:t xml:space="preserve">et au périmètre de conception actuel du Projet. </w:t>
+        </w:r>
+      </w:ins>
+      <w:del w:id="5" w:author="Zhou Zilai" w:date="2026-07-24T11:13:00Z">
+        <w:r>
+          <w:rPr>
+            <w:rFonts w:ascii="Arial" w:hAnsi="Arial" w:cs="Arial"/>
+          </w:rPr>
+          <w:delText>et au périmètre de conception de l'Étude de faisabilité.</w:delText>
+        </w:r>
+      </w:del>
     </w:p>
     <w:p>
       <w:pPr>
         <w:pStyle w:val="Titre2"/>
         <w:jc w:val="both"/>
         <w:rPr>
-          <w:ins w:id="90001" w:author="Dr IBRAHIMA DIALLO" w:date="2026-08-17T12:00:00Z"/>
-        </w:rPr>
-      </w:pPr>
-      <w:ins w:id="90003" w:author="Dr IBRAHIMA DIALLO" w:date="2026-08-17T12:00:00Z">
+          <w:ins w:id="90001" w:author="Dr IBRAHIMA DIALLO" w:date="2026-08-17T13:00:00Z"/>
+        </w:rPr>
+      </w:pPr>
+      <w:ins w:id="90003" w:author="Dr IBRAHIMA DIALLO" w:date="2026-08-17T13:00:00Z">
         <w:r>
           <w:rPr>
             <w:rFonts w:ascii="Arial" w:hAnsi="Arial" w:cs="Arial"/>
@@ -332,10 +380,10 @@
         <w:spacing w:before="80" w:after="120" w:line="276" w:lineRule="auto"/>
         <w:jc w:val="both"/>
         <w:rPr>
-          <w:ins w:id="90004" w:author="Dr IBRAHIMA DIALLO" w:date="2026-08-17T12:00:00Z"/>
-        </w:rPr>
-      </w:pPr>
-      <w:ins w:id="90005" w:author="Dr IBRAHIMA DIALLO" w:date="2026-08-17T12:00:00Z">
+          <w:ins w:id="90004" w:author="Dr IBRAHIMA DIALLO" w:date="2026-08-17T13:00:00Z"/>
+        </w:rPr>
+      </w:pPr>
+      <w:ins w:id="90005" w:author="Dr IBRAHIMA DIALLO" w:date="2026-08-17T13:00:00Z">
         <w:r>
           <w:rPr>
             <w:rFonts w:ascii="Arial" w:hAnsi="Arial" w:cs="Arial"/>
@@ -354,10 +402,10 @@
         <w:spacing w:after="80" w:line="276" w:lineRule="auto"/>
         <w:jc w:val="both"/>
         <w:rPr>
-          <w:ins w:id="90006" w:author="Dr IBRAHIMA DIALLO" w:date="2026-08-17T12:00:00Z"/>
-        </w:rPr>
-      </w:pPr>
-      <w:ins w:id="90007" w:author="Dr IBRAHIMA DIALLO" w:date="2026-08-17T12:00:00Z">
+          <w:ins w:id="90006" w:author="Dr IBRAHIMA DIALLO" w:date="2026-08-17T13:00:00Z"/>
+        </w:rPr>
+      </w:pPr>
+      <w:ins w:id="90007" w:author="Dr IBRAHIMA DIALLO" w:date="2026-08-17T13:00:00Z">
         <w:r>
           <w:rPr>
             <w:rFonts w:ascii="Arial" w:hAnsi="Arial" w:cs="Arial"/>
@@ -376,10 +424,10 @@
         <w:spacing w:after="80" w:line="276" w:lineRule="auto"/>
         <w:jc w:val="both"/>
         <w:rPr>
-          <w:ins w:id="90008" w:author="Dr IBRAHIMA DIALLO" w:date="2026-08-17T12:00:00Z"/>
-        </w:rPr>
-      </w:pPr>
-      <w:ins w:id="90009" w:author="Dr IBRAHIMA DIALLO" w:date="2026-08-17T12:00:00Z">
+          <w:ins w:id="90008" w:author="Dr IBRAHIMA DIALLO" w:date="2026-08-17T13:00:00Z"/>
+        </w:rPr>
+      </w:pPr>
+      <w:ins w:id="90009" w:author="Dr IBRAHIMA DIALLO" w:date="2026-08-17T13:00:00Z">
         <w:r>
           <w:rPr>
             <w:rFonts w:ascii="Arial" w:hAnsi="Arial" w:cs="Arial"/>
@@ -398,10 +446,10 @@
         <w:spacing w:after="80" w:line="276" w:lineRule="auto"/>
         <w:jc w:val="both"/>
         <w:rPr>
-          <w:ins w:id="90010" w:author="Dr IBRAHIMA DIALLO" w:date="2026-08-17T12:00:00Z"/>
-        </w:rPr>
-      </w:pPr>
-      <w:ins w:id="90011" w:author="Dr IBRAHIMA DIALLO" w:date="2026-08-17T12:00:00Z">
+          <w:ins w:id="90010" w:author="Dr IBRAHIMA DIALLO" w:date="2026-08-17T13:00:00Z"/>
+        </w:rPr>
+      </w:pPr>
+      <w:ins w:id="90011" w:author="Dr IBRAHIMA DIALLO" w:date="2026-08-17T13:00:00Z">
         <w:r>
           <w:rPr>
             <w:rFonts w:ascii="Arial" w:hAnsi="Arial" w:cs="Arial"/>
@@ -420,10 +468,10 @@
         <w:spacing w:after="80" w:line="276" w:lineRule="auto"/>
         <w:jc w:val="both"/>
         <w:rPr>
-          <w:ins w:id="90012" w:author="Dr IBRAHIMA DIALLO" w:date="2026-08-17T12:00:00Z"/>
-        </w:rPr>
-      </w:pPr>
-      <w:ins w:id="90013" w:author="Dr IBRAHIMA DIALLO" w:date="2026-08-17T12:00:00Z">
+          <w:ins w:id="90012" w:author="Dr IBRAHIMA DIALLO" w:date="2026-08-17T13:00:00Z"/>
+        </w:rPr>
+      </w:pPr>
+      <w:ins w:id="90013" w:author="Dr IBRAHIMA DIALLO" w:date="2026-08-17T13:00:00Z">
         <w:r>
           <w:rPr>
             <w:rFonts w:ascii="Arial" w:hAnsi="Arial" w:cs="Arial"/>
@@ -442,10 +490,10 @@
         <w:spacing w:after="80" w:line="276" w:lineRule="auto"/>
         <w:jc w:val="both"/>
         <w:rPr>
-          <w:ins w:id="90014" w:author="Dr IBRAHIMA DIALLO" w:date="2026-08-17T12:00:00Z"/>
-        </w:rPr>
-      </w:pPr>
-      <w:ins w:id="90015" w:author="Dr IBRAHIMA DIALLO" w:date="2026-08-17T12:00:00Z">
+          <w:ins w:id="90014" w:author="Dr IBRAHIMA DIALLO" w:date="2026-08-17T13:00:00Z"/>
+        </w:rPr>
+      </w:pPr>
+      <w:ins w:id="90015" w:author="Dr IBRAHIMA DIALLO" w:date="2026-08-17T13:00:00Z">
         <w:r>
           <w:rPr>
             <w:rFonts w:ascii="Arial" w:hAnsi="Arial" w:cs="Arial"/>
@@ -464,10 +512,10 @@
         <w:spacing w:after="80" w:line="276" w:lineRule="auto"/>
         <w:jc w:val="both"/>
         <w:rPr>
-          <w:ins w:id="90016" w:author="Dr IBRAHIMA DIALLO" w:date="2026-08-17T12:00:00Z"/>
-        </w:rPr>
-      </w:pPr>
-      <w:ins w:id="90017" w:author="Dr IBRAHIMA DIALLO" w:date="2026-08-17T12:00:00Z">
+          <w:ins w:id="90016" w:author="Dr IBRAHIMA DIALLO" w:date="2026-08-17T13:00:00Z"/>
+        </w:rPr>
+      </w:pPr>
+      <w:ins w:id="90017" w:author="Dr IBRAHIMA DIALLO" w:date="2026-08-17T13:00:00Z">
         <w:r>
           <w:rPr>
             <w:rFonts w:ascii="Arial" w:hAnsi="Arial" w:cs="Arial"/>
@@ -486,10 +534,10 @@
         <w:spacing w:after="80" w:line="276" w:lineRule="auto"/>
         <w:jc w:val="both"/>
         <w:rPr>
-          <w:ins w:id="90018" w:author="Dr IBRAHIMA DIALLO" w:date="2026-08-17T12:00:00Z"/>
-        </w:rPr>
-      </w:pPr>
-      <w:ins w:id="90019" w:author="Dr IBRAHIMA DIALLO" w:date="2026-08-17T12:00:00Z">
+          <w:ins w:id="90018" w:author="Dr IBRAHIMA DIALLO" w:date="2026-08-17T13:00:00Z"/>
+        </w:rPr>
+      </w:pPr>
+      <w:ins w:id="90019" w:author="Dr IBRAHIMA DIALLO" w:date="2026-08-17T13:00:00Z">
         <w:r>
           <w:rPr>
             <w:rFonts w:ascii="Arial" w:hAnsi="Arial" w:cs="Arial"/>
@@ -531,7 +579,7 @@
         </w:rPr>
         <w:t xml:space="preserve">Aux fins du présent Plan, les déchets solides sont définis comme les déchets générés par les activités du projet sous forme solide ou semi-solide, nécessitant une collecte, un stockage temporaire, un transfert ou une élimination. Les déchets sont classés en deux catégories : non dangereux (généraux) ou dangereux, comme suit</w:t>
       </w:r>
-      <w:ins w:id="90021" w:author="Dr IBRAHIMA DIALLO" w:date="2026-08-17T12:00:00Z">
+      <w:ins w:id="90021" w:author="Dr IBRAHIMA DIALLO" w:date="2026-08-17T13:00:00Z">
         <w:r>
           <w:rPr>
             <w:rFonts w:ascii="Arial" w:hAnsi="Arial" w:cs="Arial"/>
@@ -734,9 +782,51 @@
             <w:pPr>
               <w:jc w:val="both"/>
               <w:rPr>
-                <w:rFonts w:ascii="Arial" w:hAnsi="Arial" w:cs="Arial"/>
-              </w:rPr>
-            </w:pPr>
+                <w:del w:id="6" w:author="Zhou Zilai" w:date="2026-07-24T11:13:00Z"/>
+                <w:rFonts w:ascii="Arial" w:hAnsi="Arial" w:cs="Arial"/>
+              </w:rPr>
+            </w:pPr>
+            <w:del w:id="7" w:author="Zhou Zilai" w:date="2026-07-24T11:13:00Z">
+              <w:r>
+                <w:rPr>
+                  <w:rFonts w:ascii="Arial" w:hAnsi="Arial" w:cs="Arial"/>
+                </w:rPr>
+                <w:delText>Non dangereux</w:delText>
+              </w:r>
+            </w:del>
+          </w:p>
+          <w:p>
+            <w:pPr>
+              <w:jc w:val="both"/>
+              <w:rPr>
+                <w:del w:id="8" w:author="Zhou Zilai" w:date="2026-07-24T11:13:00Z"/>
+                <w:rFonts w:ascii="Arial" w:hAnsi="Arial" w:cs="Arial"/>
+              </w:rPr>
+            </w:pPr>
+            <w:del w:id="9" w:author="Zhou Zilai" w:date="2026-07-24T11:13:00Z">
+              <w:r>
+                <w:rPr>
+                  <w:rFonts w:ascii="Arial" w:hAnsi="Arial" w:cs="Arial"/>
+                </w:rPr>
+                <w:delText>Non dangereux</w:delText>
+              </w:r>
+            </w:del>
+          </w:p>
+          <w:p>
+            <w:pPr>
+              <w:jc w:val="both"/>
+              <w:rPr>
+                <w:rFonts w:ascii="Arial" w:hAnsi="Arial" w:cs="Arial"/>
+              </w:rPr>
+            </w:pPr>
+            <w:del w:id="10" w:author="Zhou Zilai" w:date="2026-07-24T11:13:00Z">
+              <w:r>
+                <w:rPr>
+                  <w:rFonts w:ascii="Arial" w:hAnsi="Arial" w:cs="Arial"/>
+                </w:rPr>
+                <w:delText>Non dangereux</w:delText>
+              </w:r>
+            </w:del>
           </w:p>
         </w:tc>
         <w:tc>
@@ -1147,6 +1237,7 @@
       <w:tr>
         <w:trPr>
           <w:trHeight w:val="423"/>
+          <w:del w:id="13" w:author="IB-OKAPI" w:date="2026-08-05T14:46:00Z"/>
           <w:trPrChange w:id="14" w:author="Zhou Zilai" w:date="2026-07-24T11:14:00Z">
             <w:trPr>
               <w:trHeight w:val="423"/>
@@ -1168,11 +1259,24 @@
           <w:p>
             <w:pPr>
               <w:rPr>
-                <w:rFonts w:ascii="Arial" w:hAnsi="Arial" w:cs="Arial"/>
-                <w:sz w:val="20"/>
-                <w:szCs w:val="20"/>
-              </w:rPr>
-            </w:pPr>
+                <w:del w:id="16" w:author="IB-OKAPI" w:date="2026-08-05T14:46:00Z"/>
+                <w:rFonts w:ascii="Arial" w:hAnsi="Arial" w:cs="Arial"/>
+                <w:sz w:val="20"/>
+                <w:szCs w:val="20"/>
+              </w:rPr>
+            </w:pPr>
+            <w:del w:id="17" w:author="IB-OKAPI" w:date="2026-08-05T14:46:00Z">
+              <w:r>
+                <w:rPr>
+                  <w:rFonts w:ascii="Arial" w:hAnsi="Arial" w:cs="Arial"/>
+                  <w:b/>
+                  <w:bCs/>
+                  <w:sz w:val="20"/>
+                  <w:szCs w:val="20"/>
+                </w:rPr>
+                <w:delText>Type de déchet</w:delText>
+              </w:r>
+            </w:del>
           </w:p>
         </w:tc>
         <w:tc>
@@ -1190,11 +1294,24 @@
           <w:p>
             <w:pPr>
               <w:rPr>
-                <w:rFonts w:ascii="Arial" w:hAnsi="Arial" w:cs="Arial"/>
-                <w:sz w:val="20"/>
-                <w:szCs w:val="20"/>
-              </w:rPr>
-            </w:pPr>
+                <w:del w:id="19" w:author="IB-OKAPI" w:date="2026-08-05T14:46:00Z"/>
+                <w:rFonts w:ascii="Arial" w:hAnsi="Arial" w:cs="Arial"/>
+                <w:sz w:val="20"/>
+                <w:szCs w:val="20"/>
+              </w:rPr>
+            </w:pPr>
+            <w:del w:id="20" w:author="IB-OKAPI" w:date="2026-08-05T14:46:00Z">
+              <w:r>
+                <w:rPr>
+                  <w:rFonts w:ascii="Arial" w:hAnsi="Arial" w:cs="Arial"/>
+                  <w:b/>
+                  <w:bCs/>
+                  <w:sz w:val="20"/>
+                  <w:szCs w:val="20"/>
+                </w:rPr>
+                <w:delText>Description</w:delText>
+              </w:r>
+            </w:del>
           </w:p>
         </w:tc>
         <w:tc>
@@ -1212,11 +1329,24 @@
           <w:p>
             <w:pPr>
               <w:rPr>
-                <w:rFonts w:ascii="Arial" w:hAnsi="Arial" w:cs="Arial"/>
-                <w:sz w:val="20"/>
-                <w:szCs w:val="20"/>
-              </w:rPr>
-            </w:pPr>
+                <w:del w:id="22" w:author="IB-OKAPI" w:date="2026-08-05T14:46:00Z"/>
+                <w:rFonts w:ascii="Arial" w:hAnsi="Arial" w:cs="Arial"/>
+                <w:sz w:val="20"/>
+                <w:szCs w:val="20"/>
+              </w:rPr>
+            </w:pPr>
+            <w:del w:id="23" w:author="IB-OKAPI" w:date="2026-08-05T14:46:00Z">
+              <w:r>
+                <w:rPr>
+                  <w:rFonts w:ascii="Arial" w:hAnsi="Arial" w:cs="Arial"/>
+                  <w:b/>
+                  <w:bCs/>
+                  <w:sz w:val="20"/>
+                  <w:szCs w:val="20"/>
+                </w:rPr>
+                <w:delText>Source</w:delText>
+              </w:r>
+            </w:del>
           </w:p>
         </w:tc>
         <w:tc>
@@ -1234,11 +1364,24 @@
           <w:p>
             <w:pPr>
               <w:rPr>
-                <w:rFonts w:ascii="Arial" w:hAnsi="Arial" w:cs="Arial"/>
-                <w:sz w:val="20"/>
-                <w:szCs w:val="20"/>
-              </w:rPr>
-            </w:pPr>
+                <w:del w:id="25" w:author="IB-OKAPI" w:date="2026-08-05T14:46:00Z"/>
+                <w:rFonts w:ascii="Arial" w:hAnsi="Arial" w:cs="Arial"/>
+                <w:sz w:val="20"/>
+                <w:szCs w:val="20"/>
+              </w:rPr>
+            </w:pPr>
+            <w:del w:id="26" w:author="IB-OKAPI" w:date="2026-08-05T14:46:00Z">
+              <w:r>
+                <w:rPr>
+                  <w:rFonts w:ascii="Arial" w:hAnsi="Arial" w:cs="Arial"/>
+                  <w:b/>
+                  <w:bCs/>
+                  <w:sz w:val="20"/>
+                  <w:szCs w:val="20"/>
+                </w:rPr>
+                <w:delText>Classification</w:delText>
+              </w:r>
+            </w:del>
           </w:p>
         </w:tc>
         <w:tc>
@@ -1254,6 +1397,7 @@
           <w:p>
             <w:pPr>
               <w:rPr>
+                <w:del w:id="28" w:author="IB-OKAPI" w:date="2026-08-05T14:46:00Z"/>
                 <w:rFonts w:ascii="Arial" w:hAnsi="Arial" w:cs="Arial"/>
                 <w:b/>
                 <w:bCs/>
@@ -1261,11 +1405,75 @@
                 <w:szCs w:val="20"/>
               </w:rPr>
             </w:pPr>
+            <w:commentRangeStart w:id="29"/>
+            <w:commentRangeStart w:id="30"/>
+            <w:commentRangeStart w:id="31"/>
+            <w:ins w:id="32" w:author="Zhou Zilai" w:date="2026-07-24T11:14:00Z">
+              <w:del w:id="33" w:author="IB-OKAPI" w:date="2026-08-05T14:46:00Z">
+                <w:r>
+                  <w:rPr>
+                    <w:rFonts w:ascii="Arial" w:eastAsia="Arial" w:hAnsi="Arial" w:cs="Arial"/>
+                    <w:b/>
+                    <w:bCs/>
+                    <w:sz w:val="20"/>
+                    <w:szCs w:val="20"/>
+                    <w:lang w:val="en-IE" w:eastAsia="en-IE"/>
+                  </w:rPr>
+                  <w:delText>Approche de Gestion</w:delText>
+                </w:r>
+              </w:del>
+            </w:ins>
+            <w:commentRangeEnd w:id="29"/>
+            <w:del w:id="34" w:author="IB-OKAPI" w:date="2026-08-05T14:46:00Z">
+              <w:r>
+                <w:rPr>
+                  <w:rStyle w:val="Marquedecommentaire"/>
+                  <w:rFonts w:ascii="Arial" w:hAnsi="Arial" w:cs="Arial"/>
+                  <w:b/>
+                  <w:bCs/>
+                  <w:sz w:val="20"/>
+                  <w:szCs w:val="20"/>
+                </w:rPr>
+                <w:commentReference w:id="29"/>
+              </w:r>
+              <w:commentRangeEnd w:id="30"/>
+              <w:r>
+                <w:rPr>
+                  <w:rStyle w:val="Marquedecommentaire"/>
+                  <w:rFonts w:ascii="Arial" w:hAnsi="Arial" w:cs="Arial"/>
+                  <w:sz w:val="20"/>
+                  <w:szCs w:val="20"/>
+                  <w:rPrChange w:id="35" w:author="IB-OKAPI" w:date="2026-08-05T13:37:00Z">
+                    <w:rPr>
+                      <w:rStyle w:val="Marquedecommentaire"/>
+                    </w:rPr>
+                  </w:rPrChange>
+                </w:rPr>
+                <w:commentReference w:id="30"/>
+              </w:r>
+              <w:commentRangeEnd w:id="31"/>
+              <w:r>
+                <w:rPr>
+                  <w:rStyle w:val="Marquedecommentaire"/>
+                  <w:rFonts w:ascii="Arial" w:hAnsi="Arial" w:cs="Arial"/>
+                  <w:sz w:val="20"/>
+                  <w:szCs w:val="20"/>
+                  <w:rPrChange w:id="36" w:author="IB-OKAPI" w:date="2026-08-05T13:37:00Z">
+                    <w:rPr>
+                      <w:rStyle w:val="Marquedecommentaire"/>
+                    </w:rPr>
+                  </w:rPrChange>
+                </w:rPr>
+                <w:commentReference w:id="31"/>
+              </w:r>
+            </w:del>
           </w:p>
         </w:tc>
       </w:tr>
       <w:tr>
-        <w:trPr/>
+        <w:trPr>
+          <w:del w:id="37" w:author="IB-OKAPI" w:date="2026-08-05T14:46:00Z"/>
+        </w:trPr>
         <w:tc>
           <w:tcPr>
             <w:tcW w:w="1691" w:type="dxa"/>
@@ -1281,11 +1489,22 @@
           <w:p>
             <w:pPr>
               <w:rPr>
-                <w:rFonts w:ascii="Arial" w:hAnsi="Arial" w:cs="Arial"/>
-                <w:sz w:val="20"/>
-                <w:szCs w:val="20"/>
-              </w:rPr>
-            </w:pPr>
+                <w:del w:id="39" w:author="IB-OKAPI" w:date="2026-08-05T14:46:00Z"/>
+                <w:rFonts w:ascii="Arial" w:hAnsi="Arial" w:cs="Arial"/>
+                <w:sz w:val="20"/>
+                <w:szCs w:val="20"/>
+              </w:rPr>
+            </w:pPr>
+            <w:del w:id="40" w:author="IB-OKAPI" w:date="2026-08-05T14:46:00Z">
+              <w:r>
+                <w:rPr>
+                  <w:rFonts w:ascii="Arial" w:hAnsi="Arial" w:cs="Arial"/>
+                  <w:sz w:val="20"/>
+                  <w:szCs w:val="20"/>
+                </w:rPr>
+                <w:delText>Terres excavées / déblais</w:delText>
+              </w:r>
+            </w:del>
           </w:p>
         </w:tc>
         <w:tc>
@@ -1303,11 +1522,22 @@
           <w:p>
             <w:pPr>
               <w:rPr>
-                <w:rFonts w:ascii="Arial" w:hAnsi="Arial" w:cs="Arial"/>
-                <w:sz w:val="20"/>
-                <w:szCs w:val="20"/>
-              </w:rPr>
-            </w:pPr>
+                <w:del w:id="42" w:author="IB-OKAPI" w:date="2026-08-05T14:46:00Z"/>
+                <w:rFonts w:ascii="Arial" w:hAnsi="Arial" w:cs="Arial"/>
+                <w:sz w:val="20"/>
+                <w:szCs w:val="20"/>
+              </w:rPr>
+            </w:pPr>
+            <w:del w:id="43" w:author="IB-OKAPI" w:date="2026-08-05T14:46:00Z">
+              <w:r>
+                <w:rPr>
+                  <w:rFonts w:ascii="Arial" w:hAnsi="Arial" w:cs="Arial"/>
+                  <w:sz w:val="20"/>
+                  <w:szCs w:val="20"/>
+                </w:rPr>
+                <w:delText>Sols et roches issus du débroussaillage, des fondations et de la construction des digues</w:delText>
+              </w:r>
+            </w:del>
           </w:p>
         </w:tc>
         <w:tc>
@@ -1325,11 +1555,22 @@
           <w:p>
             <w:pPr>
               <w:rPr>
-                <w:rFonts w:ascii="Arial" w:hAnsi="Arial" w:cs="Arial"/>
-                <w:sz w:val="20"/>
-                <w:szCs w:val="20"/>
-              </w:rPr>
-            </w:pPr>
+                <w:del w:id="45" w:author="IB-OKAPI" w:date="2026-08-05T14:46:00Z"/>
+                <w:rFonts w:ascii="Arial" w:hAnsi="Arial" w:cs="Arial"/>
+                <w:sz w:val="20"/>
+                <w:szCs w:val="20"/>
+              </w:rPr>
+            </w:pPr>
+            <w:del w:id="46" w:author="IB-OKAPI" w:date="2026-08-05T14:46:00Z">
+              <w:r>
+                <w:rPr>
+                  <w:rFonts w:ascii="Arial" w:hAnsi="Arial" w:cs="Arial"/>
+                  <w:sz w:val="20"/>
+                  <w:szCs w:val="20"/>
+                </w:rPr>
+                <w:delText>Terrassements, construction du parc à boues</w:delText>
+              </w:r>
+            </w:del>
           </w:p>
         </w:tc>
         <w:tc>
@@ -1347,11 +1588,22 @@
           <w:p>
             <w:pPr>
               <w:rPr>
-                <w:rFonts w:ascii="Arial" w:hAnsi="Arial" w:cs="Arial"/>
-                <w:sz w:val="20"/>
-                <w:szCs w:val="20"/>
-              </w:rPr>
-            </w:pPr>
+                <w:del w:id="48" w:author="IB-OKAPI" w:date="2026-08-05T14:46:00Z"/>
+                <w:rFonts w:ascii="Arial" w:hAnsi="Arial" w:cs="Arial"/>
+                <w:sz w:val="20"/>
+                <w:szCs w:val="20"/>
+              </w:rPr>
+            </w:pPr>
+            <w:del w:id="49" w:author="IB-OKAPI" w:date="2026-08-05T14:46:00Z">
+              <w:r>
+                <w:rPr>
+                  <w:rFonts w:ascii="Arial" w:hAnsi="Arial" w:cs="Arial"/>
+                  <w:sz w:val="20"/>
+                  <w:szCs w:val="20"/>
+                </w:rPr>
+                <w:delText>Non dangereux (inerte)</w:delText>
+              </w:r>
+            </w:del>
           </w:p>
         </w:tc>
         <w:tc>
@@ -1367,16 +1619,40 @@
           <w:p>
             <w:pPr>
               <w:rPr>
-                <w:rFonts w:ascii="Arial" w:hAnsi="Arial" w:cs="Arial"/>
-                <w:sz w:val="20"/>
-                <w:szCs w:val="20"/>
-              </w:rPr>
-            </w:pPr>
+                <w:del w:id="51" w:author="IB-OKAPI" w:date="2026-08-05T14:46:00Z"/>
+                <w:rFonts w:ascii="Arial" w:hAnsi="Arial" w:cs="Arial"/>
+                <w:sz w:val="20"/>
+                <w:szCs w:val="20"/>
+              </w:rPr>
+            </w:pPr>
+            <w:ins w:id="52" w:author="Zhou Zilai" w:date="2026-07-24T11:14:00Z">
+              <w:del w:id="53" w:author="IB-OKAPI" w:date="2026-08-05T13:35:00Z">
+                <w:r>
+                  <w:rPr>
+                    <w:rFonts w:ascii="Arial" w:eastAsiaTheme="minorEastAsia" w:hAnsi="Arial" w:cs="Arial"/>
+                    <w:sz w:val="20"/>
+                    <w:szCs w:val="20"/>
+                    <w:lang w:eastAsia="zh-CN"/>
+                    <w:rPrChange w:id="54" w:author="IB-OKAPI" w:date="2026-08-05T13:37:00Z">
+                      <w:rPr>
+                        <w:rFonts w:asciiTheme="minorEastAsia" w:eastAsiaTheme="minorEastAsia" w:hAnsiTheme="minorEastAsia" w:cs="Arial"/>
+                        <w:sz w:val="20"/>
+                        <w:szCs w:val="20"/>
+                        <w:lang w:eastAsia="zh-CN"/>
+                      </w:rPr>
+                    </w:rPrChange>
+                  </w:rPr>
+                  <w:delText>xxxxx</w:delText>
+                </w:r>
+              </w:del>
+            </w:ins>
           </w:p>
         </w:tc>
       </w:tr>
       <w:tr>
-        <w:trPr/>
+        <w:trPr>
+          <w:del w:id="55" w:author="IB-OKAPI" w:date="2026-08-05T14:46:00Z"/>
+        </w:trPr>
         <w:tc>
           <w:tcPr>
             <w:tcW w:w="1691" w:type="dxa"/>
@@ -1392,11 +1668,22 @@
           <w:p>
             <w:pPr>
               <w:rPr>
-                <w:rFonts w:ascii="Arial" w:hAnsi="Arial" w:cs="Arial"/>
-                <w:sz w:val="20"/>
-                <w:szCs w:val="20"/>
-              </w:rPr>
-            </w:pPr>
+                <w:del w:id="57" w:author="IB-OKAPI" w:date="2026-08-05T14:46:00Z"/>
+                <w:rFonts w:ascii="Arial" w:hAnsi="Arial" w:cs="Arial"/>
+                <w:sz w:val="20"/>
+                <w:szCs w:val="20"/>
+              </w:rPr>
+            </w:pPr>
+            <w:del w:id="58" w:author="IB-OKAPI" w:date="2026-08-05T14:46:00Z">
+              <w:r>
+                <w:rPr>
+                  <w:rFonts w:ascii="Arial" w:hAnsi="Arial" w:cs="Arial"/>
+                  <w:sz w:val="20"/>
+                  <w:szCs w:val="20"/>
+                </w:rPr>
+                <w:delText>Gravats de béton</w:delText>
+              </w:r>
+            </w:del>
           </w:p>
         </w:tc>
         <w:tc>
@@ -1414,11 +1701,22 @@
           <w:p>
             <w:pPr>
               <w:rPr>
-                <w:rFonts w:ascii="Arial" w:hAnsi="Arial" w:cs="Arial"/>
-                <w:sz w:val="20"/>
-                <w:szCs w:val="20"/>
-              </w:rPr>
-            </w:pPr>
+                <w:del w:id="60" w:author="IB-OKAPI" w:date="2026-08-05T14:46:00Z"/>
+                <w:rFonts w:ascii="Arial" w:hAnsi="Arial" w:cs="Arial"/>
+                <w:sz w:val="20"/>
+                <w:szCs w:val="20"/>
+              </w:rPr>
+            </w:pPr>
+            <w:del w:id="61" w:author="IB-OKAPI" w:date="2026-08-05T14:46:00Z">
+              <w:r>
+                <w:rPr>
+                  <w:rFonts w:ascii="Arial" w:hAnsi="Arial" w:cs="Arial"/>
+                  <w:sz w:val="20"/>
+                  <w:szCs w:val="20"/>
+                </w:rPr>
+                <w:delText>Déchets de béton provenant des fondations, routes et bâtiments</w:delText>
+              </w:r>
+            </w:del>
           </w:p>
         </w:tc>
         <w:tc>
@@ -1436,11 +1734,22 @@
           <w:p>
             <w:pPr>
               <w:rPr>
-                <w:rFonts w:ascii="Arial" w:hAnsi="Arial" w:cs="Arial"/>
-                <w:sz w:val="20"/>
-                <w:szCs w:val="20"/>
-              </w:rPr>
-            </w:pPr>
+                <w:del w:id="63" w:author="IB-OKAPI" w:date="2026-08-05T14:46:00Z"/>
+                <w:rFonts w:ascii="Arial" w:hAnsi="Arial" w:cs="Arial"/>
+                <w:sz w:val="20"/>
+                <w:szCs w:val="20"/>
+              </w:rPr>
+            </w:pPr>
+            <w:del w:id="64" w:author="IB-OKAPI" w:date="2026-08-05T14:46:00Z">
+              <w:r>
+                <w:rPr>
+                  <w:rFonts w:ascii="Arial" w:hAnsi="Arial" w:cs="Arial"/>
+                  <w:sz w:val="20"/>
+                  <w:szCs w:val="20"/>
+                </w:rPr>
+                <w:delText>Fondations, routes, bâtiments</w:delText>
+              </w:r>
+            </w:del>
           </w:p>
         </w:tc>
         <w:tc>
@@ -1458,11 +1767,22 @@
           <w:p>
             <w:pPr>
               <w:rPr>
-                <w:rFonts w:ascii="Arial" w:hAnsi="Arial" w:cs="Arial"/>
-                <w:sz w:val="20"/>
-                <w:szCs w:val="20"/>
-              </w:rPr>
-            </w:pPr>
+                <w:del w:id="66" w:author="IB-OKAPI" w:date="2026-08-05T14:46:00Z"/>
+                <w:rFonts w:ascii="Arial" w:hAnsi="Arial" w:cs="Arial"/>
+                <w:sz w:val="20"/>
+                <w:szCs w:val="20"/>
+              </w:rPr>
+            </w:pPr>
+            <w:del w:id="67" w:author="IB-OKAPI" w:date="2026-08-05T14:46:00Z">
+              <w:r>
+                <w:rPr>
+                  <w:rFonts w:ascii="Arial" w:hAnsi="Arial" w:cs="Arial"/>
+                  <w:sz w:val="20"/>
+                  <w:szCs w:val="20"/>
+                </w:rPr>
+                <w:delText>Non dangereux (inerte)</w:delText>
+              </w:r>
+            </w:del>
           </w:p>
         </w:tc>
         <w:tc>
@@ -1478,17 +1798,33 @@
           <w:p>
             <w:pPr>
               <w:rPr>
+                <w:del w:id="69" w:author="IB-OKAPI" w:date="2026-08-05T14:46:00Z"/>
                 <w:rFonts w:ascii="Arial" w:hAnsi="Arial" w:cs="Arial"/>
                 <w:sz w:val="20"/>
                 <w:szCs w:val="20"/>
                 <w:lang w:eastAsia="zh-CN"/>
               </w:rPr>
             </w:pPr>
+            <w:ins w:id="70" w:author="Zhou Zilai" w:date="2026-07-24T11:14:00Z">
+              <w:del w:id="71" w:author="IB-OKAPI" w:date="2026-08-05T13:35:00Z">
+                <w:r>
+                  <w:rPr>
+                    <w:rFonts w:ascii="Arial" w:hAnsi="Arial" w:cs="Arial"/>
+                    <w:sz w:val="20"/>
+                    <w:szCs w:val="20"/>
+                    <w:lang w:eastAsia="zh-CN"/>
+                  </w:rPr>
+                  <w:delText>xxxx</w:delText>
+                </w:r>
+              </w:del>
+            </w:ins>
           </w:p>
         </w:tc>
       </w:tr>
       <w:tr>
-        <w:trPr/>
+        <w:trPr>
+          <w:del w:id="72" w:author="IB-OKAPI" w:date="2026-08-05T14:46:00Z"/>
+        </w:trPr>
         <w:tc>
           <w:tcPr>
             <w:tcW w:w="1691" w:type="dxa"/>
@@ -1504,11 +1840,22 @@
           <w:p>
             <w:pPr>
               <w:rPr>
-                <w:rFonts w:ascii="Arial" w:hAnsi="Arial" w:cs="Arial"/>
-                <w:sz w:val="20"/>
-                <w:szCs w:val="20"/>
-              </w:rPr>
-            </w:pPr>
+                <w:del w:id="74" w:author="IB-OKAPI" w:date="2026-08-05T14:46:00Z"/>
+                <w:rFonts w:ascii="Arial" w:hAnsi="Arial" w:cs="Arial"/>
+                <w:sz w:val="20"/>
+                <w:szCs w:val="20"/>
+              </w:rPr>
+            </w:pPr>
+            <w:del w:id="75" w:author="IB-OKAPI" w:date="2026-08-05T14:46:00Z">
+              <w:r>
+                <w:rPr>
+                  <w:rFonts w:ascii="Arial" w:hAnsi="Arial" w:cs="Arial"/>
+                  <w:sz w:val="20"/>
+                  <w:szCs w:val="20"/>
+                </w:rPr>
+                <w:delText>Ferraille</w:delText>
+              </w:r>
+            </w:del>
           </w:p>
         </w:tc>
         <w:tc>
@@ -1526,11 +1873,22 @@
           <w:p>
             <w:pPr>
               <w:rPr>
-                <w:rFonts w:ascii="Arial" w:hAnsi="Arial" w:cs="Arial"/>
-                <w:sz w:val="20"/>
-                <w:szCs w:val="20"/>
-              </w:rPr>
-            </w:pPr>
+                <w:del w:id="77" w:author="IB-OKAPI" w:date="2026-08-05T14:46:00Z"/>
+                <w:rFonts w:ascii="Arial" w:hAnsi="Arial" w:cs="Arial"/>
+                <w:sz w:val="20"/>
+                <w:szCs w:val="20"/>
+              </w:rPr>
+            </w:pPr>
+            <w:del w:id="78" w:author="IB-OKAPI" w:date="2026-08-05T14:46:00Z">
+              <w:r>
+                <w:rPr>
+                  <w:rFonts w:ascii="Arial" w:hAnsi="Arial" w:cs="Arial"/>
+                  <w:sz w:val="20"/>
+                  <w:szCs w:val="20"/>
+                </w:rPr>
+                <w:delText>Aciers d'armature, chutes d'acier de structure, tuyauteries</w:delText>
+              </w:r>
+            </w:del>
           </w:p>
         </w:tc>
         <w:tc>
@@ -1548,11 +1906,22 @@
           <w:p>
             <w:pPr>
               <w:rPr>
-                <w:rFonts w:ascii="Arial" w:hAnsi="Arial" w:cs="Arial"/>
-                <w:sz w:val="20"/>
-                <w:szCs w:val="20"/>
-              </w:rPr>
-            </w:pPr>
+                <w:del w:id="80" w:author="IB-OKAPI" w:date="2026-08-05T14:46:00Z"/>
+                <w:rFonts w:ascii="Arial" w:hAnsi="Arial" w:cs="Arial"/>
+                <w:sz w:val="20"/>
+                <w:szCs w:val="20"/>
+              </w:rPr>
+            </w:pPr>
+            <w:del w:id="81" w:author="IB-OKAPI" w:date="2026-08-05T14:46:00Z">
+              <w:r>
+                <w:rPr>
+                  <w:rFonts w:ascii="Arial" w:hAnsi="Arial" w:cs="Arial"/>
+                  <w:sz w:val="20"/>
+                  <w:szCs w:val="20"/>
+                </w:rPr>
+                <w:delText>Toutes activités de construction</w:delText>
+              </w:r>
+            </w:del>
           </w:p>
         </w:tc>
         <w:tc>
@@ -1570,11 +1939,22 @@
           <w:p>
             <w:pPr>
               <w:rPr>
-                <w:rFonts w:ascii="Arial" w:hAnsi="Arial" w:cs="Arial"/>
-                <w:sz w:val="20"/>
-                <w:szCs w:val="20"/>
-              </w:rPr>
-            </w:pPr>
+                <w:del w:id="83" w:author="IB-OKAPI" w:date="2026-08-05T14:46:00Z"/>
+                <w:rFonts w:ascii="Arial" w:hAnsi="Arial" w:cs="Arial"/>
+                <w:sz w:val="20"/>
+                <w:szCs w:val="20"/>
+              </w:rPr>
+            </w:pPr>
+            <w:del w:id="84" w:author="IB-OKAPI" w:date="2026-08-05T14:46:00Z">
+              <w:r>
+                <w:rPr>
+                  <w:rFonts w:ascii="Arial" w:hAnsi="Arial" w:cs="Arial"/>
+                  <w:sz w:val="20"/>
+                  <w:szCs w:val="20"/>
+                </w:rPr>
+                <w:delText>Non dangereux (recyclable)</w:delText>
+              </w:r>
+            </w:del>
           </w:p>
         </w:tc>
         <w:tc>
@@ -1590,17 +1970,33 @@
           <w:p>
             <w:pPr>
               <w:rPr>
+                <w:del w:id="86" w:author="IB-OKAPI" w:date="2026-08-05T14:46:00Z"/>
                 <w:rFonts w:ascii="Arial" w:hAnsi="Arial" w:cs="Arial"/>
                 <w:sz w:val="20"/>
                 <w:szCs w:val="20"/>
                 <w:lang w:eastAsia="zh-CN"/>
               </w:rPr>
             </w:pPr>
+            <w:ins w:id="87" w:author="Zhou Zilai" w:date="2026-07-24T11:14:00Z">
+              <w:del w:id="88" w:author="IB-OKAPI" w:date="2026-08-05T13:35:00Z">
+                <w:r>
+                  <w:rPr>
+                    <w:rFonts w:ascii="Arial" w:hAnsi="Arial" w:cs="Arial"/>
+                    <w:sz w:val="20"/>
+                    <w:szCs w:val="20"/>
+                    <w:lang w:eastAsia="zh-CN"/>
+                  </w:rPr>
+                  <w:delText>xxxxx</w:delText>
+                </w:r>
+              </w:del>
+            </w:ins>
           </w:p>
         </w:tc>
       </w:tr>
       <w:tr>
-        <w:trPr/>
+        <w:trPr>
+          <w:del w:id="89" w:author="IB-OKAPI" w:date="2026-08-05T14:46:00Z"/>
+        </w:trPr>
         <w:tc>
           <w:tcPr>
             <w:tcW w:w="1691" w:type="dxa"/>
@@ -1616,11 +2012,22 @@
           <w:p>
             <w:pPr>
               <w:rPr>
-                <w:rFonts w:ascii="Arial" w:hAnsi="Arial" w:cs="Arial"/>
-                <w:sz w:val="20"/>
-                <w:szCs w:val="20"/>
-              </w:rPr>
-            </w:pPr>
+                <w:del w:id="91" w:author="IB-OKAPI" w:date="2026-08-05T14:46:00Z"/>
+                <w:rFonts w:ascii="Arial" w:hAnsi="Arial" w:cs="Arial"/>
+                <w:sz w:val="20"/>
+                <w:szCs w:val="20"/>
+              </w:rPr>
+            </w:pPr>
+            <w:del w:id="92" w:author="IB-OKAPI" w:date="2026-08-05T14:46:00Z">
+              <w:r>
+                <w:rPr>
+                  <w:rFonts w:ascii="Arial" w:hAnsi="Arial" w:cs="Arial"/>
+                  <w:sz w:val="20"/>
+                  <w:szCs w:val="20"/>
+                </w:rPr>
+                <w:delText>Déchets de bois</w:delText>
+              </w:r>
+            </w:del>
           </w:p>
         </w:tc>
         <w:tc>
@@ -1638,11 +2045,22 @@
           <w:p>
             <w:pPr>
               <w:rPr>
-                <w:rFonts w:ascii="Arial" w:hAnsi="Arial" w:cs="Arial"/>
-                <w:sz w:val="20"/>
-                <w:szCs w:val="20"/>
-              </w:rPr>
-            </w:pPr>
+                <w:del w:id="94" w:author="IB-OKAPI" w:date="2026-08-05T14:46:00Z"/>
+                <w:rFonts w:ascii="Arial" w:hAnsi="Arial" w:cs="Arial"/>
+                <w:sz w:val="20"/>
+                <w:szCs w:val="20"/>
+              </w:rPr>
+            </w:pPr>
+            <w:del w:id="95" w:author="IB-OKAPI" w:date="2026-08-05T14:46:00Z">
+              <w:r>
+                <w:rPr>
+                  <w:rFonts w:ascii="Arial" w:hAnsi="Arial" w:cs="Arial"/>
+                  <w:sz w:val="20"/>
+                  <w:szCs w:val="20"/>
+                </w:rPr>
+                <w:delText>Coffrages, palettes, emballages</w:delText>
+              </w:r>
+            </w:del>
           </w:p>
         </w:tc>
         <w:tc>
@@ -1660,11 +2078,22 @@
           <w:p>
             <w:pPr>
               <w:rPr>
-                <w:rFonts w:ascii="Arial" w:hAnsi="Arial" w:cs="Arial"/>
-                <w:sz w:val="20"/>
-                <w:szCs w:val="20"/>
-              </w:rPr>
-            </w:pPr>
+                <w:del w:id="97" w:author="IB-OKAPI" w:date="2026-08-05T14:46:00Z"/>
+                <w:rFonts w:ascii="Arial" w:hAnsi="Arial" w:cs="Arial"/>
+                <w:sz w:val="20"/>
+                <w:szCs w:val="20"/>
+              </w:rPr>
+            </w:pPr>
+            <w:del w:id="98" w:author="IB-OKAPI" w:date="2026-08-05T14:46:00Z">
+              <w:r>
+                <w:rPr>
+                  <w:rFonts w:ascii="Arial" w:hAnsi="Arial" w:cs="Arial"/>
+                  <w:sz w:val="20"/>
+                  <w:szCs w:val="20"/>
+                </w:rPr>
+                <w:delText>Toutes activités de construction</w:delText>
+              </w:r>
+            </w:del>
           </w:p>
         </w:tc>
         <w:tc>
@@ -1682,11 +2111,22 @@
           <w:p>
             <w:pPr>
               <w:rPr>
-                <w:rFonts w:ascii="Arial" w:hAnsi="Arial" w:cs="Arial"/>
-                <w:sz w:val="20"/>
-                <w:szCs w:val="20"/>
-              </w:rPr>
-            </w:pPr>
+                <w:del w:id="100" w:author="IB-OKAPI" w:date="2026-08-05T14:46:00Z"/>
+                <w:rFonts w:ascii="Arial" w:hAnsi="Arial" w:cs="Arial"/>
+                <w:sz w:val="20"/>
+                <w:szCs w:val="20"/>
+              </w:rPr>
+            </w:pPr>
+            <w:del w:id="101" w:author="IB-OKAPI" w:date="2026-08-05T14:46:00Z">
+              <w:r>
+                <w:rPr>
+                  <w:rFonts w:ascii="Arial" w:hAnsi="Arial" w:cs="Arial"/>
+                  <w:sz w:val="20"/>
+                  <w:szCs w:val="20"/>
+                </w:rPr>
+                <w:delText>Non dangereux (possiblement contaminé)</w:delText>
+              </w:r>
+            </w:del>
           </w:p>
         </w:tc>
         <w:tc>
@@ -1702,17 +2142,33 @@
           <w:p>
             <w:pPr>
               <w:rPr>
+                <w:del w:id="103" w:author="IB-OKAPI" w:date="2026-08-05T14:46:00Z"/>
                 <w:rFonts w:ascii="Arial" w:hAnsi="Arial" w:cs="Arial"/>
                 <w:sz w:val="20"/>
                 <w:szCs w:val="20"/>
                 <w:lang w:eastAsia="zh-CN"/>
               </w:rPr>
             </w:pPr>
+            <w:ins w:id="104" w:author="Zhou Zilai" w:date="2026-07-24T11:14:00Z">
+              <w:del w:id="105" w:author="IB-OKAPI" w:date="2026-08-05T13:35:00Z">
+                <w:r>
+                  <w:rPr>
+                    <w:rFonts w:ascii="Arial" w:hAnsi="Arial" w:cs="Arial"/>
+                    <w:sz w:val="20"/>
+                    <w:szCs w:val="20"/>
+                    <w:lang w:eastAsia="zh-CN"/>
+                  </w:rPr>
+                  <w:delText>xxxxx</w:delText>
+                </w:r>
+              </w:del>
+            </w:ins>
           </w:p>
         </w:tc>
       </w:tr>
       <w:tr>
-        <w:trPr/>
+        <w:trPr>
+          <w:del w:id="106" w:author="IB-OKAPI" w:date="2026-08-05T14:46:00Z"/>
+        </w:trPr>
         <w:tc>
           <w:tcPr>
             <w:tcW w:w="1691" w:type="dxa"/>
@@ -1728,11 +2184,22 @@
           <w:p>
             <w:pPr>
               <w:rPr>
-                <w:rFonts w:ascii="Arial" w:hAnsi="Arial" w:cs="Arial"/>
-                <w:sz w:val="20"/>
-                <w:szCs w:val="20"/>
-              </w:rPr>
-            </w:pPr>
+                <w:del w:id="108" w:author="IB-OKAPI" w:date="2026-08-05T14:46:00Z"/>
+                <w:rFonts w:ascii="Arial" w:hAnsi="Arial" w:cs="Arial"/>
+                <w:sz w:val="20"/>
+                <w:szCs w:val="20"/>
+              </w:rPr>
+            </w:pPr>
+            <w:del w:id="109" w:author="IB-OKAPI" w:date="2026-08-05T14:46:00Z">
+              <w:r>
+                <w:rPr>
+                  <w:rFonts w:ascii="Arial" w:hAnsi="Arial" w:cs="Arial"/>
+                  <w:sz w:val="20"/>
+                  <w:szCs w:val="20"/>
+                </w:rPr>
+                <w:delText>Déchets d'emballage</w:delText>
+              </w:r>
+            </w:del>
           </w:p>
         </w:tc>
         <w:tc>
@@ -1750,11 +2217,22 @@
           <w:p>
             <w:pPr>
               <w:rPr>
-                <w:rFonts w:ascii="Arial" w:hAnsi="Arial" w:cs="Arial"/>
-                <w:sz w:val="20"/>
-                <w:szCs w:val="20"/>
-              </w:rPr>
-            </w:pPr>
+                <w:del w:id="111" w:author="IB-OKAPI" w:date="2026-08-05T14:46:00Z"/>
+                <w:rFonts w:ascii="Arial" w:hAnsi="Arial" w:cs="Arial"/>
+                <w:sz w:val="20"/>
+                <w:szCs w:val="20"/>
+              </w:rPr>
+            </w:pPr>
+            <w:del w:id="112" w:author="IB-OKAPI" w:date="2026-08-05T14:46:00Z">
+              <w:r>
+                <w:rPr>
+                  <w:rFonts w:ascii="Arial" w:hAnsi="Arial" w:cs="Arial"/>
+                  <w:sz w:val="20"/>
+                  <w:szCs w:val="20"/>
+                </w:rPr>
+                <w:delText>Cartons, films plastiques, fûts, conteneurs</w:delText>
+              </w:r>
+            </w:del>
           </w:p>
         </w:tc>
         <w:tc>
@@ -1772,11 +2250,22 @@
           <w:p>
             <w:pPr>
               <w:rPr>
-                <w:rFonts w:ascii="Arial" w:hAnsi="Arial" w:cs="Arial"/>
-                <w:sz w:val="20"/>
-                <w:szCs w:val="20"/>
-              </w:rPr>
-            </w:pPr>
+                <w:del w:id="114" w:author="IB-OKAPI" w:date="2026-08-05T14:46:00Z"/>
+                <w:rFonts w:ascii="Arial" w:hAnsi="Arial" w:cs="Arial"/>
+                <w:sz w:val="20"/>
+                <w:szCs w:val="20"/>
+              </w:rPr>
+            </w:pPr>
+            <w:del w:id="115" w:author="IB-OKAPI" w:date="2026-08-05T14:46:00Z">
+              <w:r>
+                <w:rPr>
+                  <w:rFonts w:ascii="Arial" w:hAnsi="Arial" w:cs="Arial"/>
+                  <w:sz w:val="20"/>
+                  <w:szCs w:val="20"/>
+                </w:rPr>
+                <w:delText>Livraisons de matériaux</w:delText>
+              </w:r>
+            </w:del>
           </w:p>
         </w:tc>
         <w:tc>
@@ -1794,11 +2283,22 @@
           <w:p>
             <w:pPr>
               <w:rPr>
-                <w:rFonts w:ascii="Arial" w:hAnsi="Arial" w:cs="Arial"/>
-                <w:sz w:val="20"/>
-                <w:szCs w:val="20"/>
-              </w:rPr>
-            </w:pPr>
+                <w:del w:id="117" w:author="IB-OKAPI" w:date="2026-08-05T14:46:00Z"/>
+                <w:rFonts w:ascii="Arial" w:hAnsi="Arial" w:cs="Arial"/>
+                <w:sz w:val="20"/>
+                <w:szCs w:val="20"/>
+              </w:rPr>
+            </w:pPr>
+            <w:del w:id="118" w:author="IB-OKAPI" w:date="2026-08-05T14:46:00Z">
+              <w:r>
+                <w:rPr>
+                  <w:rFonts w:ascii="Arial" w:hAnsi="Arial" w:cs="Arial"/>
+                  <w:sz w:val="20"/>
+                  <w:szCs w:val="20"/>
+                </w:rPr>
+                <w:delText>Non dangereux (recyclable)</w:delText>
+              </w:r>
+            </w:del>
           </w:p>
         </w:tc>
         <w:tc>
@@ -1814,17 +2314,33 @@
           <w:p>
             <w:pPr>
               <w:rPr>
+                <w:del w:id="120" w:author="IB-OKAPI" w:date="2026-08-05T14:46:00Z"/>
                 <w:rFonts w:ascii="Arial" w:hAnsi="Arial" w:cs="Arial"/>
                 <w:sz w:val="20"/>
                 <w:szCs w:val="20"/>
                 <w:lang w:eastAsia="zh-CN"/>
               </w:rPr>
             </w:pPr>
+            <w:ins w:id="121" w:author="Zhou Zilai" w:date="2026-07-24T11:14:00Z">
+              <w:del w:id="122" w:author="IB-OKAPI" w:date="2026-08-05T13:36:00Z">
+                <w:r>
+                  <w:rPr>
+                    <w:rFonts w:ascii="Arial" w:hAnsi="Arial" w:cs="Arial"/>
+                    <w:sz w:val="20"/>
+                    <w:szCs w:val="20"/>
+                    <w:lang w:eastAsia="zh-CN"/>
+                  </w:rPr>
+                  <w:delText>xxxxx</w:delText>
+                </w:r>
+              </w:del>
+            </w:ins>
           </w:p>
         </w:tc>
       </w:tr>
       <w:tr>
-        <w:trPr/>
+        <w:trPr>
+          <w:del w:id="123" w:author="IB-OKAPI" w:date="2026-08-05T14:46:00Z"/>
+        </w:trPr>
         <w:tc>
           <w:tcPr>
             <w:tcW w:w="1691" w:type="dxa"/>
@@ -1840,11 +2356,22 @@
           <w:p>
             <w:pPr>
               <w:rPr>
-                <w:rFonts w:ascii="Arial" w:hAnsi="Arial" w:cs="Arial"/>
-                <w:sz w:val="20"/>
-                <w:szCs w:val="20"/>
-              </w:rPr>
-            </w:pPr>
+                <w:del w:id="125" w:author="IB-OKAPI" w:date="2026-08-05T14:46:00Z"/>
+                <w:rFonts w:ascii="Arial" w:hAnsi="Arial" w:cs="Arial"/>
+                <w:sz w:val="20"/>
+                <w:szCs w:val="20"/>
+              </w:rPr>
+            </w:pPr>
+            <w:del w:id="126" w:author="IB-OKAPI" w:date="2026-08-05T14:46:00Z">
+              <w:r>
+                <w:rPr>
+                  <w:rFonts w:ascii="Arial" w:hAnsi="Arial" w:cs="Arial"/>
+                  <w:sz w:val="20"/>
+                  <w:szCs w:val="20"/>
+                </w:rPr>
+                <w:delText>Déchets dangereux de construction</w:delText>
+              </w:r>
+            </w:del>
           </w:p>
         </w:tc>
         <w:tc>
@@ -1862,11 +2389,22 @@
           <w:p>
             <w:pPr>
               <w:rPr>
-                <w:rFonts w:ascii="Arial" w:hAnsi="Arial" w:cs="Arial"/>
-                <w:sz w:val="20"/>
-                <w:szCs w:val="20"/>
-              </w:rPr>
-            </w:pPr>
+                <w:del w:id="128" w:author="IB-OKAPI" w:date="2026-08-05T14:46:00Z"/>
+                <w:rFonts w:ascii="Arial" w:hAnsi="Arial" w:cs="Arial"/>
+                <w:sz w:val="20"/>
+                <w:szCs w:val="20"/>
+              </w:rPr>
+            </w:pPr>
+            <w:del w:id="129" w:author="IB-OKAPI" w:date="2026-08-05T14:46:00Z">
+              <w:r>
+                <w:rPr>
+                  <w:rFonts w:ascii="Arial" w:hAnsi="Arial" w:cs="Arial"/>
+                  <w:sz w:val="20"/>
+                  <w:szCs w:val="20"/>
+                </w:rPr>
+                <w:delText>Contenants chimiques vides (peintures, solvants, adhésifs), filtres à huile, chiffons souillés</w:delText>
+              </w:r>
+            </w:del>
           </w:p>
         </w:tc>
         <w:tc>
@@ -1884,11 +2422,22 @@
           <w:p>
             <w:pPr>
               <w:rPr>
-                <w:rFonts w:ascii="Arial" w:hAnsi="Arial" w:cs="Arial"/>
-                <w:sz w:val="20"/>
-                <w:szCs w:val="20"/>
-              </w:rPr>
-            </w:pPr>
+                <w:del w:id="131" w:author="IB-OKAPI" w:date="2026-08-05T14:46:00Z"/>
+                <w:rFonts w:ascii="Arial" w:hAnsi="Arial" w:cs="Arial"/>
+                <w:sz w:val="20"/>
+                <w:szCs w:val="20"/>
+              </w:rPr>
+            </w:pPr>
+            <w:del w:id="132" w:author="IB-OKAPI" w:date="2026-08-05T14:46:00Z">
+              <w:r>
+                <w:rPr>
+                  <w:rFonts w:ascii="Arial" w:hAnsi="Arial" w:cs="Arial"/>
+                  <w:sz w:val="20"/>
+                  <w:szCs w:val="20"/>
+                </w:rPr>
+                <w:delText>Travaux de finition, maintenance des équipements</w:delText>
+              </w:r>
+            </w:del>
           </w:p>
         </w:tc>
         <w:tc>
@@ -1906,11 +2455,22 @@
           <w:p>
             <w:pPr>
               <w:rPr>
-                <w:rFonts w:ascii="Arial" w:hAnsi="Arial" w:cs="Arial"/>
-                <w:sz w:val="20"/>
-                <w:szCs w:val="20"/>
-              </w:rPr>
-            </w:pPr>
+                <w:del w:id="134" w:author="IB-OKAPI" w:date="2026-08-05T14:46:00Z"/>
+                <w:rFonts w:ascii="Arial" w:hAnsi="Arial" w:cs="Arial"/>
+                <w:sz w:val="20"/>
+                <w:szCs w:val="20"/>
+              </w:rPr>
+            </w:pPr>
+            <w:del w:id="135" w:author="IB-OKAPI" w:date="2026-08-05T14:46:00Z">
+              <w:r>
+                <w:rPr>
+                  <w:rFonts w:ascii="Arial" w:hAnsi="Arial" w:cs="Arial"/>
+                  <w:sz w:val="20"/>
+                  <w:szCs w:val="20"/>
+                </w:rPr>
+                <w:delText>Dangereux</w:delText>
+              </w:r>
+            </w:del>
           </w:p>
         </w:tc>
         <w:tc>
@@ -1926,16 +2486,135 @@
           <w:p>
             <w:pPr>
               <w:rPr>
-                <w:rFonts w:ascii="Arial" w:hAnsi="Arial" w:cs="Arial"/>
-                <w:sz w:val="20"/>
-                <w:szCs w:val="20"/>
-              </w:rPr>
-            </w:pPr>
+                <w:del w:id="137" w:author="IB-OKAPI" w:date="2026-08-05T14:46:00Z"/>
+                <w:rFonts w:ascii="Arial" w:hAnsi="Arial" w:cs="Arial"/>
+                <w:sz w:val="20"/>
+                <w:szCs w:val="20"/>
+              </w:rPr>
+            </w:pPr>
+            <w:ins w:id="138" w:author="Zhou Zilai" w:date="2026-07-24T11:14:00Z">
+              <w:del w:id="139" w:author="IB-OKAPI" w:date="2026-08-05T11:56:00Z">
+                <w:r>
+                  <w:rPr>
+                    <w:rFonts w:ascii="Arial" w:hAnsi="Arial" w:cs="Arial"/>
+                    <w:sz w:val="20"/>
+                    <w:szCs w:val="20"/>
+                    <w:lang w:eastAsia="zh-CN"/>
+                    <w:rPrChange w:id="140" w:author="IB-OKAPI" w:date="2026-08-05T13:37:00Z">
+                      <w:rPr>
+                        <w:rFonts w:ascii="Arial" w:hAnsi="Arial" w:cs="Arial"/>
+                        <w:sz w:val="20"/>
+                        <w:szCs w:val="20"/>
+                        <w:lang w:val="en-SG" w:eastAsia="zh-CN"/>
+                      </w:rPr>
+                    </w:rPrChange>
+                  </w:rPr>
+                  <w:delText>doivent être t</w:delText>
+                </w:r>
+              </w:del>
+              <w:del w:id="141" w:author="IB-OKAPI" w:date="2026-08-05T13:37:00Z">
+                <w:r>
+                  <w:rPr>
+                    <w:rFonts w:ascii="Arial" w:hAnsi="Arial" w:cs="Arial"/>
+                    <w:sz w:val="20"/>
+                    <w:szCs w:val="20"/>
+                    <w:lang w:eastAsia="zh-CN"/>
+                    <w:rPrChange w:id="142" w:author="IB-OKAPI" w:date="2026-08-05T13:37:00Z">
+                      <w:rPr>
+                        <w:rFonts w:ascii="Arial" w:hAnsi="Arial" w:cs="Arial"/>
+                        <w:sz w:val="20"/>
+                        <w:szCs w:val="20"/>
+                        <w:lang w:val="en-SG" w:eastAsia="zh-CN"/>
+                      </w:rPr>
+                    </w:rPrChange>
+                  </w:rPr>
+                  <w:delText>ransfér</w:delText>
+                </w:r>
+              </w:del>
+              <w:del w:id="143" w:author="IB-OKAPI" w:date="2026-08-05T11:56:00Z">
+                <w:r>
+                  <w:rPr>
+                    <w:rFonts w:ascii="Arial" w:hAnsi="Arial" w:cs="Arial"/>
+                    <w:sz w:val="20"/>
+                    <w:szCs w:val="20"/>
+                    <w:lang w:eastAsia="zh-CN"/>
+                    <w:rPrChange w:id="144" w:author="IB-OKAPI" w:date="2026-08-05T13:37:00Z">
+                      <w:rPr>
+                        <w:rFonts w:ascii="Arial" w:hAnsi="Arial" w:cs="Arial"/>
+                        <w:sz w:val="20"/>
+                        <w:szCs w:val="20"/>
+                        <w:lang w:val="en-SG" w:eastAsia="zh-CN"/>
+                      </w:rPr>
+                    </w:rPrChange>
+                  </w:rPr>
+                  <w:delText>és</w:delText>
+                </w:r>
+              </w:del>
+              <w:del w:id="145" w:author="IB-OKAPI" w:date="2026-08-05T13:37:00Z">
+                <w:r>
+                  <w:rPr>
+                    <w:rFonts w:ascii="Arial" w:hAnsi="Arial" w:cs="Arial"/>
+                    <w:sz w:val="20"/>
+                    <w:szCs w:val="20"/>
+                    <w:lang w:eastAsia="zh-CN"/>
+                    <w:rPrChange w:id="146" w:author="IB-OKAPI" w:date="2026-08-05T13:37:00Z">
+                      <w:rPr>
+                        <w:rFonts w:ascii="Arial" w:hAnsi="Arial" w:cs="Arial"/>
+                        <w:sz w:val="20"/>
+                        <w:szCs w:val="20"/>
+                        <w:lang w:val="en-SG" w:eastAsia="zh-CN"/>
+                      </w:rPr>
+                    </w:rPrChange>
+                  </w:rPr>
+                  <w:delText xml:space="preserve"> et élimin</w:delText>
+                </w:r>
+              </w:del>
+              <w:del w:id="147" w:author="IB-OKAPI" w:date="2026-08-05T11:56:00Z">
+                <w:r>
+                  <w:rPr>
+                    <w:rFonts w:ascii="Arial" w:hAnsi="Arial" w:cs="Arial"/>
+                    <w:sz w:val="20"/>
+                    <w:szCs w:val="20"/>
+                    <w:lang w:eastAsia="zh-CN"/>
+                    <w:rPrChange w:id="148" w:author="IB-OKAPI" w:date="2026-08-05T13:37:00Z">
+                      <w:rPr>
+                        <w:rFonts w:ascii="Arial" w:hAnsi="Arial" w:cs="Arial"/>
+                        <w:sz w:val="20"/>
+                        <w:szCs w:val="20"/>
+                        <w:lang w:val="en-SG" w:eastAsia="zh-CN"/>
+                      </w:rPr>
+                    </w:rPrChange>
+                  </w:rPr>
+                  <w:delText>és</w:delText>
+                </w:r>
+              </w:del>
+              <w:del w:id="149" w:author="IB-OKAPI" w:date="2026-08-05T13:37:00Z">
+                <w:r>
+                  <w:rPr>
+                    <w:rFonts w:ascii="Arial" w:hAnsi="Arial" w:cs="Arial"/>
+                    <w:sz w:val="20"/>
+                    <w:szCs w:val="20"/>
+                    <w:lang w:eastAsia="zh-CN"/>
+                    <w:rPrChange w:id="150" w:author="IB-OKAPI" w:date="2026-08-05T13:37:00Z">
+                      <w:rPr>
+                        <w:rFonts w:ascii="Arial" w:hAnsi="Arial" w:cs="Arial"/>
+                        <w:sz w:val="20"/>
+                        <w:szCs w:val="20"/>
+                        <w:lang w:val="en-SG" w:eastAsia="zh-CN"/>
+                      </w:rPr>
+                    </w:rPrChange>
+                  </w:rPr>
+                  <w:delText xml:space="preserve"> par des entités dûment qualifiées ou approuvées par le projet.</w:delText>
+                </w:r>
+              </w:del>
+            </w:ins>
           </w:p>
         </w:tc>
       </w:tr>
       <w:tr>
-        <w:trPr/>
+        <w:trPr>
+          <w:del w:id="151" w:author="IB-OKAPI" w:date="2026-08-05T14:46:00Z"/>
+        </w:trPr>
         <w:tc>
           <w:tcPr>
             <w:tcW w:w="1691" w:type="dxa"/>
@@ -1951,11 +2630,22 @@
           <w:p>
             <w:pPr>
               <w:rPr>
-                <w:rFonts w:ascii="Arial" w:hAnsi="Arial" w:cs="Arial"/>
-                <w:sz w:val="20"/>
-                <w:szCs w:val="20"/>
-              </w:rPr>
-            </w:pPr>
+                <w:del w:id="153" w:author="IB-OKAPI" w:date="2026-08-05T14:46:00Z"/>
+                <w:rFonts w:ascii="Arial" w:hAnsi="Arial" w:cs="Arial"/>
+                <w:sz w:val="20"/>
+                <w:szCs w:val="20"/>
+              </w:rPr>
+            </w:pPr>
+            <w:del w:id="154" w:author="IB-OKAPI" w:date="2026-08-05T14:46:00Z">
+              <w:r>
+                <w:rPr>
+                  <w:rFonts w:ascii="Arial" w:hAnsi="Arial" w:cs="Arial"/>
+                  <w:sz w:val="20"/>
+                  <w:szCs w:val="20"/>
+                </w:rPr>
+                <w:delText>Déchets ménagers</w:delText>
+              </w:r>
+            </w:del>
           </w:p>
         </w:tc>
         <w:tc>
@@ -1973,11 +2663,22 @@
           <w:p>
             <w:pPr>
               <w:rPr>
-                <w:rFonts w:ascii="Arial" w:hAnsi="Arial" w:cs="Arial"/>
-                <w:sz w:val="20"/>
-                <w:szCs w:val="20"/>
-              </w:rPr>
-            </w:pPr>
+                <w:del w:id="156" w:author="IB-OKAPI" w:date="2026-08-05T14:46:00Z"/>
+                <w:rFonts w:ascii="Arial" w:hAnsi="Arial" w:cs="Arial"/>
+                <w:sz w:val="20"/>
+                <w:szCs w:val="20"/>
+              </w:rPr>
+            </w:pPr>
+            <w:del w:id="157" w:author="IB-OKAPI" w:date="2026-08-05T14:46:00Z">
+              <w:r>
+                <w:rPr>
+                  <w:rFonts w:ascii="Arial" w:hAnsi="Arial" w:cs="Arial"/>
+                  <w:sz w:val="20"/>
+                  <w:szCs w:val="20"/>
+                </w:rPr>
+                <w:delText>Déchets alimentaires, papiers, plastiques provenant de la base de vie</w:delText>
+              </w:r>
+            </w:del>
           </w:p>
         </w:tc>
         <w:tc>
@@ -1995,11 +2696,22 @@
           <w:p>
             <w:pPr>
               <w:rPr>
-                <w:rFonts w:ascii="Arial" w:hAnsi="Arial" w:cs="Arial"/>
-                <w:sz w:val="20"/>
-                <w:szCs w:val="20"/>
-              </w:rPr>
-            </w:pPr>
+                <w:del w:id="159" w:author="IB-OKAPI" w:date="2026-08-05T14:46:00Z"/>
+                <w:rFonts w:ascii="Arial" w:hAnsi="Arial" w:cs="Arial"/>
+                <w:sz w:val="20"/>
+                <w:szCs w:val="20"/>
+              </w:rPr>
+            </w:pPr>
+            <w:del w:id="160" w:author="IB-OKAPI" w:date="2026-08-05T14:46:00Z">
+              <w:r>
+                <w:rPr>
+                  <w:rFonts w:ascii="Arial" w:hAnsi="Arial" w:cs="Arial"/>
+                  <w:sz w:val="20"/>
+                  <w:szCs w:val="20"/>
+                </w:rPr>
+                <w:delText>Base de vie du chantier</w:delText>
+              </w:r>
+            </w:del>
           </w:p>
         </w:tc>
         <w:tc>
@@ -2017,11 +2729,22 @@
           <w:p>
             <w:pPr>
               <w:rPr>
-                <w:rFonts w:ascii="Arial" w:hAnsi="Arial" w:cs="Arial"/>
-                <w:sz w:val="20"/>
-                <w:szCs w:val="20"/>
-              </w:rPr>
-            </w:pPr>
+                <w:del w:id="162" w:author="IB-OKAPI" w:date="2026-08-05T14:46:00Z"/>
+                <w:rFonts w:ascii="Arial" w:hAnsi="Arial" w:cs="Arial"/>
+                <w:sz w:val="20"/>
+                <w:szCs w:val="20"/>
+              </w:rPr>
+            </w:pPr>
+            <w:del w:id="163" w:author="IB-OKAPI" w:date="2026-08-05T14:46:00Z">
+              <w:r>
+                <w:rPr>
+                  <w:rFonts w:ascii="Arial" w:hAnsi="Arial" w:cs="Arial"/>
+                  <w:sz w:val="20"/>
+                  <w:szCs w:val="20"/>
+                </w:rPr>
+                <w:delText>Non dangereux (type municipal)</w:delText>
+              </w:r>
+            </w:del>
           </w:p>
         </w:tc>
         <w:tc>
@@ -2037,17 +2760,33 @@
           <w:p>
             <w:pPr>
               <w:rPr>
+                <w:del w:id="165" w:author="IB-OKAPI" w:date="2026-08-05T14:46:00Z"/>
                 <w:rFonts w:ascii="Arial" w:hAnsi="Arial" w:cs="Arial"/>
                 <w:sz w:val="20"/>
                 <w:szCs w:val="20"/>
                 <w:lang w:eastAsia="zh-CN"/>
               </w:rPr>
             </w:pPr>
+            <w:ins w:id="166" w:author="Zhou Zilai" w:date="2026-07-24T11:14:00Z">
+              <w:del w:id="167" w:author="IB-OKAPI" w:date="2026-08-05T13:37:00Z">
+                <w:r>
+                  <w:rPr>
+                    <w:rFonts w:ascii="Arial" w:hAnsi="Arial" w:cs="Arial"/>
+                    <w:sz w:val="20"/>
+                    <w:szCs w:val="20"/>
+                    <w:lang w:eastAsia="zh-CN"/>
+                  </w:rPr>
+                  <w:delText>xxxxxxxxxxx</w:delText>
+                </w:r>
+              </w:del>
+            </w:ins>
           </w:p>
         </w:tc>
       </w:tr>
       <w:tr>
-        <w:trPr/>
+        <w:trPr>
+          <w:del w:id="168" w:author="IB-OKAPI" w:date="2026-08-05T14:46:00Z"/>
+        </w:trPr>
         <w:tc>
           <w:tcPr>
             <w:tcW w:w="1691" w:type="dxa"/>
@@ -2063,11 +2802,22 @@
           <w:p>
             <w:pPr>
               <w:rPr>
-                <w:rFonts w:ascii="Arial" w:hAnsi="Arial" w:cs="Arial"/>
-                <w:sz w:val="20"/>
-                <w:szCs w:val="20"/>
-              </w:rPr>
-            </w:pPr>
+                <w:del w:id="170" w:author="IB-OKAPI" w:date="2026-08-05T14:46:00Z"/>
+                <w:rFonts w:ascii="Arial" w:hAnsi="Arial" w:cs="Arial"/>
+                <w:sz w:val="20"/>
+                <w:szCs w:val="20"/>
+              </w:rPr>
+            </w:pPr>
+            <w:del w:id="171" w:author="IB-OKAPI" w:date="2026-08-05T14:46:00Z">
+              <w:r>
+                <w:rPr>
+                  <w:rFonts w:ascii="Arial" w:hAnsi="Arial" w:cs="Arial"/>
+                  <w:sz w:val="20"/>
+                  <w:szCs w:val="20"/>
+                </w:rPr>
+                <w:delText>Eaux usées / Boues</w:delText>
+              </w:r>
+            </w:del>
           </w:p>
         </w:tc>
         <w:tc>
@@ -2085,11 +2835,22 @@
           <w:p>
             <w:pPr>
               <w:rPr>
-                <w:rFonts w:ascii="Arial" w:hAnsi="Arial" w:cs="Arial"/>
-                <w:sz w:val="20"/>
-                <w:szCs w:val="20"/>
-              </w:rPr>
-            </w:pPr>
+                <w:del w:id="173" w:author="IB-OKAPI" w:date="2026-08-05T14:46:00Z"/>
+                <w:rFonts w:ascii="Arial" w:hAnsi="Arial" w:cs="Arial"/>
+                <w:sz w:val="20"/>
+                <w:szCs w:val="20"/>
+              </w:rPr>
+            </w:pPr>
+            <w:del w:id="174" w:author="IB-OKAPI" w:date="2026-08-05T14:46:00Z">
+              <w:r>
+                <w:rPr>
+                  <w:rFonts w:ascii="Arial" w:hAnsi="Arial" w:cs="Arial"/>
+                  <w:sz w:val="20"/>
+                  <w:szCs w:val="20"/>
+                </w:rPr>
+                <w:delText>Provenant des installations sanitaires de la base de vie</w:delText>
+              </w:r>
+            </w:del>
           </w:p>
         </w:tc>
         <w:tc>
@@ -2107,11 +2868,22 @@
           <w:p>
             <w:pPr>
               <w:rPr>
-                <w:rFonts w:ascii="Arial" w:hAnsi="Arial" w:cs="Arial"/>
-                <w:sz w:val="20"/>
-                <w:szCs w:val="20"/>
-              </w:rPr>
-            </w:pPr>
+                <w:del w:id="176" w:author="IB-OKAPI" w:date="2026-08-05T14:46:00Z"/>
+                <w:rFonts w:ascii="Arial" w:hAnsi="Arial" w:cs="Arial"/>
+                <w:sz w:val="20"/>
+                <w:szCs w:val="20"/>
+              </w:rPr>
+            </w:pPr>
+            <w:del w:id="177" w:author="IB-OKAPI" w:date="2026-08-05T14:46:00Z">
+              <w:r>
+                <w:rPr>
+                  <w:rFonts w:ascii="Arial" w:hAnsi="Arial" w:cs="Arial"/>
+                  <w:sz w:val="20"/>
+                  <w:szCs w:val="20"/>
+                </w:rPr>
+                <w:delText>Base de vie du chantier</w:delText>
+              </w:r>
+            </w:del>
           </w:p>
         </w:tc>
         <w:tc>
@@ -2129,11 +2901,22 @@
           <w:p>
             <w:pPr>
               <w:rPr>
-                <w:rFonts w:ascii="Arial" w:hAnsi="Arial" w:cs="Arial"/>
-                <w:sz w:val="20"/>
-                <w:szCs w:val="20"/>
-              </w:rPr>
-            </w:pPr>
+                <w:del w:id="179" w:author="IB-OKAPI" w:date="2026-08-05T14:46:00Z"/>
+                <w:rFonts w:ascii="Arial" w:hAnsi="Arial" w:cs="Arial"/>
+                <w:sz w:val="20"/>
+                <w:szCs w:val="20"/>
+              </w:rPr>
+            </w:pPr>
+            <w:del w:id="180" w:author="IB-OKAPI" w:date="2026-08-05T14:46:00Z">
+              <w:r>
+                <w:rPr>
+                  <w:rFonts w:ascii="Arial" w:hAnsi="Arial" w:cs="Arial"/>
+                  <w:sz w:val="20"/>
+                  <w:szCs w:val="20"/>
+                </w:rPr>
+                <w:delText>Non dangereux (traitement requis)</w:delText>
+              </w:r>
+            </w:del>
           </w:p>
         </w:tc>
         <w:tc>
@@ -2149,18 +2932,33 @@
           <w:p>
             <w:pPr>
               <w:rPr>
+                <w:del w:id="182" w:author="IB-OKAPI" w:date="2026-08-05T14:46:00Z"/>
                 <w:rFonts w:ascii="Arial" w:hAnsi="Arial" w:cs="Arial"/>
                 <w:sz w:val="20"/>
                 <w:szCs w:val="20"/>
                 <w:lang w:eastAsia="zh-CN"/>
               </w:rPr>
             </w:pPr>
+            <w:ins w:id="183" w:author="Zhou Zilai" w:date="2026-07-24T11:14:00Z">
+              <w:del w:id="184" w:author="IB-OKAPI" w:date="2026-08-05T13:37:00Z">
+                <w:r>
+                  <w:rPr>
+                    <w:rFonts w:ascii="Arial" w:hAnsi="Arial" w:cs="Arial"/>
+                    <w:sz w:val="20"/>
+                    <w:szCs w:val="20"/>
+                    <w:lang w:eastAsia="zh-CN"/>
+                  </w:rPr>
+                  <w:delText>xxxxx</w:delText>
+                </w:r>
+              </w:del>
+            </w:ins>
           </w:p>
         </w:tc>
       </w:tr>
       <w:tr>
         <w:trPr>
           <w:trHeight w:val="423"/>
+          <w:ins w:id="185" w:author="IB-OKAPI" w:date="2026-08-05T14:47:00Z"/>
         </w:trPr>
         <w:tc>
           <w:tcPr>
@@ -2170,128 +2968,180 @@
           <w:p>
             <w:pPr>
               <w:rPr>
-                <w:rFonts w:ascii="Arial" w:hAnsi="Arial" w:cs="Arial"/>
-                <w:sz w:val="20"/>
-                <w:szCs w:val="20"/>
-              </w:rPr>
-            </w:pPr>
-            <w:r>
-              <w:rPr>
+                <w:ins w:id="186" w:author="IB-OKAPI" w:date="2026-08-05T14:47:00Z"/>
+                <w:rFonts w:ascii="Arial" w:hAnsi="Arial" w:cs="Arial"/>
+                <w:sz w:val="20"/>
+                <w:szCs w:val="20"/>
+              </w:rPr>
+            </w:pPr>
+            <w:ins w:id="187" w:author="IB-OKAPI" w:date="2026-08-05T14:47:00Z">
+              <w:r>
+                <w:rPr>
+                  <w:rFonts w:ascii="Arial" w:hAnsi="Arial" w:cs="Arial"/>
+                  <w:b/>
+                  <w:bCs/>
+                  <w:sz w:val="20"/>
+                  <w:szCs w:val="20"/>
+                </w:rPr>
+                <w:t>Type de déchet</w:t>
+              </w:r>
+            </w:ins>
+          </w:p>
+        </w:tc>
+        <w:tc>
+          <w:tcPr>
+            <w:tcW w:w="2178" w:type="dxa"/>
+            <w:vAlign w:val="center"/>
+          </w:tcPr>
+          <w:p>
+            <w:pPr>
+              <w:rPr>
+                <w:ins w:id="188" w:author="IB-OKAPI" w:date="2026-08-05T14:47:00Z"/>
+                <w:rFonts w:ascii="Arial" w:hAnsi="Arial" w:cs="Arial"/>
+                <w:sz w:val="20"/>
+                <w:szCs w:val="20"/>
+              </w:rPr>
+            </w:pPr>
+            <w:ins w:id="189" w:author="IB-OKAPI" w:date="2026-08-05T14:47:00Z">
+              <w:r>
+                <w:rPr>
+                  <w:rFonts w:ascii="Arial" w:hAnsi="Arial" w:cs="Arial"/>
+                  <w:b/>
+                  <w:bCs/>
+                  <w:sz w:val="20"/>
+                  <w:szCs w:val="20"/>
+                </w:rPr>
+                <w:t>Description</w:t>
+              </w:r>
+            </w:ins>
+          </w:p>
+        </w:tc>
+        <w:tc>
+          <w:tcPr>
+            <w:tcW w:w="1848" w:type="dxa"/>
+            <w:vAlign w:val="center"/>
+          </w:tcPr>
+          <w:p>
+            <w:pPr>
+              <w:rPr>
+                <w:ins w:id="190" w:author="IB-OKAPI" w:date="2026-08-05T14:47:00Z"/>
+                <w:rFonts w:ascii="Arial" w:hAnsi="Arial" w:cs="Arial"/>
+                <w:sz w:val="20"/>
+                <w:szCs w:val="20"/>
+              </w:rPr>
+            </w:pPr>
+            <w:ins w:id="191" w:author="IB-OKAPI" w:date="2026-08-05T14:47:00Z">
+              <w:r>
+                <w:rPr>
+                  <w:rFonts w:ascii="Arial" w:hAnsi="Arial" w:cs="Arial"/>
+                  <w:b/>
+                  <w:bCs/>
+                  <w:sz w:val="20"/>
+                  <w:szCs w:val="20"/>
+                </w:rPr>
+                <w:t>Source</w:t>
+              </w:r>
+            </w:ins>
+          </w:p>
+        </w:tc>
+        <w:tc>
+          <w:tcPr>
+            <w:tcW w:w="1816" w:type="dxa"/>
+            <w:vAlign w:val="center"/>
+          </w:tcPr>
+          <w:p>
+            <w:pPr>
+              <w:rPr>
+                <w:ins w:id="192" w:author="IB-OKAPI" w:date="2026-08-05T14:47:00Z"/>
+                <w:rFonts w:ascii="Arial" w:hAnsi="Arial" w:cs="Arial"/>
+                <w:sz w:val="20"/>
+                <w:szCs w:val="20"/>
+              </w:rPr>
+            </w:pPr>
+            <w:ins w:id="193" w:author="IB-OKAPI" w:date="2026-08-05T14:47:00Z">
+              <w:r>
+                <w:rPr>
+                  <w:rFonts w:ascii="Arial" w:hAnsi="Arial" w:cs="Arial"/>
+                  <w:b/>
+                  <w:bCs/>
+                  <w:sz w:val="20"/>
+                  <w:szCs w:val="20"/>
+                </w:rPr>
+                <w:t>Classification</w:t>
+              </w:r>
+            </w:ins>
+          </w:p>
+        </w:tc>
+        <w:tc>
+          <w:tcPr>
+            <w:tcW w:w="2095" w:type="dxa"/>
+          </w:tcPr>
+          <w:p>
+            <w:pPr>
+              <w:rPr>
+                <w:ins w:id="194" w:author="IB-OKAPI" w:date="2026-08-05T14:47:00Z"/>
                 <w:rFonts w:ascii="Arial" w:hAnsi="Arial" w:cs="Arial"/>
                 <w:b/>
                 <w:bCs/>
                 <w:sz w:val="20"/>
                 <w:szCs w:val="20"/>
               </w:rPr>
-              <w:t>Type de déchet</w:t>
-            </w:r>
-          </w:p>
-        </w:tc>
-        <w:tc>
-          <w:tcPr>
-            <w:tcW w:w="2178" w:type="dxa"/>
-            <w:vAlign w:val="center"/>
-          </w:tcPr>
-          <w:p>
-            <w:pPr>
-              <w:rPr>
-                <w:rFonts w:ascii="Arial" w:hAnsi="Arial" w:cs="Arial"/>
-                <w:sz w:val="20"/>
-                <w:szCs w:val="20"/>
-              </w:rPr>
-            </w:pPr>
-            <w:r>
-              <w:rPr>
-                <w:rFonts w:ascii="Arial" w:hAnsi="Arial" w:cs="Arial"/>
-                <w:b/>
-                <w:bCs/>
-                <w:sz w:val="20"/>
-                <w:szCs w:val="20"/>
-              </w:rPr>
-              <w:t>Description</w:t>
-            </w:r>
-          </w:p>
-        </w:tc>
-        <w:tc>
-          <w:tcPr>
-            <w:tcW w:w="1848" w:type="dxa"/>
-            <w:vAlign w:val="center"/>
-          </w:tcPr>
-          <w:p>
-            <w:pPr>
-              <w:rPr>
-                <w:rFonts w:ascii="Arial" w:hAnsi="Arial" w:cs="Arial"/>
-                <w:sz w:val="20"/>
-                <w:szCs w:val="20"/>
-              </w:rPr>
-            </w:pPr>
-            <w:r>
-              <w:rPr>
-                <w:rFonts w:ascii="Arial" w:hAnsi="Arial" w:cs="Arial"/>
-                <w:b/>
-                <w:bCs/>
-                <w:sz w:val="20"/>
-                <w:szCs w:val="20"/>
-              </w:rPr>
-              <w:t>Source</w:t>
-            </w:r>
-          </w:p>
-        </w:tc>
-        <w:tc>
-          <w:tcPr>
-            <w:tcW w:w="1816" w:type="dxa"/>
-            <w:vAlign w:val="center"/>
-          </w:tcPr>
-          <w:p>
-            <w:pPr>
-              <w:rPr>
-                <w:rFonts w:ascii="Arial" w:hAnsi="Arial" w:cs="Arial"/>
-                <w:sz w:val="20"/>
-                <w:szCs w:val="20"/>
-              </w:rPr>
-            </w:pPr>
-            <w:r>
-              <w:rPr>
-                <w:rFonts w:ascii="Arial" w:hAnsi="Arial" w:cs="Arial"/>
-                <w:b/>
-                <w:bCs/>
-                <w:sz w:val="20"/>
-                <w:szCs w:val="20"/>
-              </w:rPr>
-              <w:t>Classification</w:t>
-            </w:r>
-          </w:p>
-        </w:tc>
-        <w:tc>
-          <w:tcPr>
-            <w:tcW w:w="2095" w:type="dxa"/>
-          </w:tcPr>
-          <w:p>
-            <w:pPr>
-              <w:rPr>
-                <w:rFonts w:ascii="Arial" w:hAnsi="Arial" w:cs="Arial"/>
-                <w:b/>
-                <w:bCs/>
-                <w:sz w:val="20"/>
-                <w:szCs w:val="20"/>
-              </w:rPr>
-            </w:pPr>
-            <w:r>
-              <w:rPr>
-                <w:rFonts w:ascii="Arial" w:eastAsia="Arial" w:hAnsi="Arial" w:cs="Arial"/>
-                <w:b/>
-                <w:bCs/>
-                <w:sz w:val="20"/>
-                <w:szCs w:val="20"/>
-                <w:lang w:val="en-IE" w:eastAsia="en-IE"/>
-              </w:rPr>
-              <w:t>Mode de gestion</w:t>
-            </w:r>
+            </w:pPr>
+            <w:commentRangeStart w:id="195"/>
+            <w:commentRangeStart w:id="196"/>
+            <w:commentRangeStart w:id="197"/>
+            <w:ins w:id="198" w:author="IB-OKAPI" w:date="2026-08-05T14:47:00Z">
+              <w:r>
+                <w:rPr>
+                  <w:rFonts w:ascii="Arial" w:eastAsia="Arial" w:hAnsi="Arial" w:cs="Arial"/>
+                  <w:b/>
+                  <w:bCs/>
+                  <w:sz w:val="20"/>
+                  <w:szCs w:val="20"/>
+                  <w:lang w:val="en-IE" w:eastAsia="en-IE"/>
+                </w:rPr>
+                <w:t>Mode de gestion</w:t>
+              </w:r>
+              <w:commentRangeEnd w:id="195"/>
+              <w:r>
+                <w:rPr>
+                  <w:rStyle w:val="Marquedecommentaire"/>
+                  <w:rFonts w:ascii="Arial" w:hAnsi="Arial" w:cs="Arial"/>
+                  <w:b/>
+                  <w:bCs/>
+                  <w:sz w:val="20"/>
+                  <w:szCs w:val="20"/>
+                </w:rPr>
+                <w:commentReference w:id="195"/>
+              </w:r>
+              <w:commentRangeEnd w:id="196"/>
+              <w:r>
+                <w:rPr>
+                  <w:rStyle w:val="Marquedecommentaire"/>
+                  <w:rFonts w:ascii="Arial" w:hAnsi="Arial" w:cs="Arial"/>
+                  <w:sz w:val="20"/>
+                  <w:szCs w:val="20"/>
+                </w:rPr>
+                <w:commentReference w:id="196"/>
+              </w:r>
+              <w:commentRangeEnd w:id="197"/>
+              <w:r>
+                <w:rPr>
+                  <w:rStyle w:val="Marquedecommentaire"/>
+                  <w:rFonts w:ascii="Arial" w:hAnsi="Arial" w:cs="Arial"/>
+                  <w:sz w:val="20"/>
+                  <w:szCs w:val="20"/>
+                </w:rPr>
+                <w:commentReference w:id="197"/>
+              </w:r>
+            </w:ins>
           </w:p>
         </w:tc>
       </w:tr>
       <w:tr>
-        <w:trPr/>
+        <w:trPr>
+          <w:ins w:id="199" w:author="IB-OKAPI" w:date="2026-08-05T14:47:00Z"/>
+        </w:trPr>
         <w:tc>
           <w:tcPr>
             <w:tcW w:w="1691" w:type="dxa"/>
@@ -2300,19 +3150,22 @@
           <w:p>
             <w:pPr>
               <w:rPr>
-                <w:rFonts w:ascii="Arial" w:hAnsi="Arial" w:cs="Arial"/>
-                <w:sz w:val="20"/>
-                <w:szCs w:val="20"/>
-              </w:rPr>
-            </w:pPr>
-            <w:r>
-              <w:rPr>
-                <w:rFonts w:ascii="Arial" w:hAnsi="Arial" w:cs="Arial"/>
-                <w:sz w:val="20"/>
-                <w:szCs w:val="20"/>
-              </w:rPr>
-              <w:t>Terres excavées / déblais</w:t>
-            </w:r>
+                <w:ins w:id="200" w:author="IB-OKAPI" w:date="2026-08-05T14:47:00Z"/>
+                <w:rFonts w:ascii="Arial" w:hAnsi="Arial" w:cs="Arial"/>
+                <w:sz w:val="20"/>
+                <w:szCs w:val="20"/>
+              </w:rPr>
+            </w:pPr>
+            <w:ins w:id="201" w:author="IB-OKAPI" w:date="2026-08-05T14:47:00Z">
+              <w:r>
+                <w:rPr>
+                  <w:rFonts w:ascii="Arial" w:hAnsi="Arial" w:cs="Arial"/>
+                  <w:sz w:val="20"/>
+                  <w:szCs w:val="20"/>
+                </w:rPr>
+                <w:t>Terres excavées / déblais</w:t>
+              </w:r>
+            </w:ins>
           </w:p>
         </w:tc>
         <w:tc>
@@ -2323,19 +3176,22 @@
           <w:p>
             <w:pPr>
               <w:rPr>
-                <w:rFonts w:ascii="Arial" w:hAnsi="Arial" w:cs="Arial"/>
-                <w:sz w:val="20"/>
-                <w:szCs w:val="20"/>
-              </w:rPr>
-            </w:pPr>
-            <w:r>
-              <w:rPr>
-                <w:rFonts w:ascii="Arial" w:hAnsi="Arial" w:cs="Arial"/>
-                <w:sz w:val="20"/>
-                <w:szCs w:val="20"/>
-              </w:rPr>
-              <w:t>Sols et roches issus du débroussaillage, des fondations et de la construction des digues</w:t>
-            </w:r>
+                <w:ins w:id="202" w:author="IB-OKAPI" w:date="2026-08-05T14:47:00Z"/>
+                <w:rFonts w:ascii="Arial" w:hAnsi="Arial" w:cs="Arial"/>
+                <w:sz w:val="20"/>
+                <w:szCs w:val="20"/>
+              </w:rPr>
+            </w:pPr>
+            <w:ins w:id="203" w:author="IB-OKAPI" w:date="2026-08-05T14:47:00Z">
+              <w:r>
+                <w:rPr>
+                  <w:rFonts w:ascii="Arial" w:hAnsi="Arial" w:cs="Arial"/>
+                  <w:sz w:val="20"/>
+                  <w:szCs w:val="20"/>
+                </w:rPr>
+                <w:t>Sols et roches issus du débroussaillage, des fondations et de la construction des digues</w:t>
+              </w:r>
+            </w:ins>
           </w:p>
         </w:tc>
         <w:tc>
@@ -2346,19 +3202,22 @@
           <w:p>
             <w:pPr>
               <w:rPr>
-                <w:rFonts w:ascii="Arial" w:hAnsi="Arial" w:cs="Arial"/>
-                <w:sz w:val="20"/>
-                <w:szCs w:val="20"/>
-              </w:rPr>
-            </w:pPr>
-            <w:r>
-              <w:rPr>
-                <w:rFonts w:ascii="Arial" w:hAnsi="Arial" w:cs="Arial"/>
-                <w:sz w:val="20"/>
-                <w:szCs w:val="20"/>
-              </w:rPr>
-              <w:t>Terrassements, construction du parc à boues</w:t>
-            </w:r>
+                <w:ins w:id="204" w:author="IB-OKAPI" w:date="2026-08-05T14:47:00Z"/>
+                <w:rFonts w:ascii="Arial" w:hAnsi="Arial" w:cs="Arial"/>
+                <w:sz w:val="20"/>
+                <w:szCs w:val="20"/>
+              </w:rPr>
+            </w:pPr>
+            <w:ins w:id="205" w:author="IB-OKAPI" w:date="2026-08-05T14:47:00Z">
+              <w:r>
+                <w:rPr>
+                  <w:rFonts w:ascii="Arial" w:hAnsi="Arial" w:cs="Arial"/>
+                  <w:sz w:val="20"/>
+                  <w:szCs w:val="20"/>
+                </w:rPr>
+                <w:t>Terrassements, construction du parc à boues</w:t>
+              </w:r>
+            </w:ins>
           </w:p>
         </w:tc>
         <w:tc>
@@ -2369,19 +3228,22 @@
           <w:p>
             <w:pPr>
               <w:rPr>
-                <w:rFonts w:ascii="Arial" w:hAnsi="Arial" w:cs="Arial"/>
-                <w:sz w:val="20"/>
-                <w:szCs w:val="20"/>
-              </w:rPr>
-            </w:pPr>
-            <w:r>
-              <w:rPr>
-                <w:rFonts w:ascii="Arial" w:hAnsi="Arial" w:cs="Arial"/>
-                <w:sz w:val="20"/>
-                <w:szCs w:val="20"/>
-              </w:rPr>
-              <w:t>Non dangereux (inerte)</w:t>
-            </w:r>
+                <w:ins w:id="206" w:author="IB-OKAPI" w:date="2026-08-05T14:47:00Z"/>
+                <w:rFonts w:ascii="Arial" w:hAnsi="Arial" w:cs="Arial"/>
+                <w:sz w:val="20"/>
+                <w:szCs w:val="20"/>
+              </w:rPr>
+            </w:pPr>
+            <w:ins w:id="207" w:author="IB-OKAPI" w:date="2026-08-05T14:47:00Z">
+              <w:r>
+                <w:rPr>
+                  <w:rFonts w:ascii="Arial" w:hAnsi="Arial" w:cs="Arial"/>
+                  <w:sz w:val="20"/>
+                  <w:szCs w:val="20"/>
+                </w:rPr>
+                <w:t>Non dangereux (inerte)</w:t>
+              </w:r>
+            </w:ins>
           </w:p>
         </w:tc>
         <w:tc>
@@ -2391,24 +3253,29 @@
           <w:p>
             <w:pPr>
               <w:rPr>
-                <w:rFonts w:ascii="Arial" w:hAnsi="Arial" w:cs="Arial"/>
-                <w:sz w:val="20"/>
-                <w:szCs w:val="20"/>
-              </w:rPr>
-            </w:pPr>
-            <w:r>
-              <w:rPr>
-                <w:rFonts w:ascii="Arial" w:hAnsi="Arial" w:cs="Arial"/>
-                <w:sz w:val="20"/>
-                <w:szCs w:val="20"/>
-              </w:rPr>
-              <w:t>Réutiliser prioritairement les matériaux excavés pour les remblais, le nivellement et les ouvrages de la raffinerie lorsque leur qualité est conforme. Les matériaux excédentaires ou impropres seront évacués vers un site autorisé, en veillant à prévenir l'érosion et la dispersion des sédiments</w:t>
-            </w:r>
+                <w:ins w:id="208" w:author="IB-OKAPI" w:date="2026-08-05T14:47:00Z"/>
+                <w:rFonts w:ascii="Arial" w:hAnsi="Arial" w:cs="Arial"/>
+                <w:sz w:val="20"/>
+                <w:szCs w:val="20"/>
+              </w:rPr>
+            </w:pPr>
+            <w:ins w:id="209" w:author="IB-OKAPI" w:date="2026-08-05T14:47:00Z">
+              <w:r>
+                <w:rPr>
+                  <w:rFonts w:ascii="Arial" w:hAnsi="Arial" w:cs="Arial"/>
+                  <w:sz w:val="20"/>
+                  <w:szCs w:val="20"/>
+                </w:rPr>
+                <w:t>Réutiliser prioritairement les matériaux excavés pour les remblais, le nivellement et les ouvrages de la raffinerie lorsque leur qualité est conforme. Les matériaux excédentaires ou impropres seront évacués vers un site autorisé, en veillant à prévenir l'érosion et la dispersion des sédiments</w:t>
+              </w:r>
+            </w:ins>
           </w:p>
         </w:tc>
       </w:tr>
       <w:tr>
-        <w:trPr/>
+        <w:trPr>
+          <w:ins w:id="210" w:author="IB-OKAPI" w:date="2026-08-05T14:47:00Z"/>
+        </w:trPr>
         <w:tc>
           <w:tcPr>
             <w:tcW w:w="1691" w:type="dxa"/>
@@ -2417,19 +3284,22 @@
           <w:p>
             <w:pPr>
               <w:rPr>
-                <w:rFonts w:ascii="Arial" w:hAnsi="Arial" w:cs="Arial"/>
-                <w:sz w:val="20"/>
-                <w:szCs w:val="20"/>
-              </w:rPr>
-            </w:pPr>
-            <w:r>
-              <w:rPr>
-                <w:rFonts w:ascii="Arial" w:hAnsi="Arial" w:cs="Arial"/>
-                <w:sz w:val="20"/>
-                <w:szCs w:val="20"/>
-              </w:rPr>
-              <w:t>Gravats de béton</w:t>
-            </w:r>
+                <w:ins w:id="211" w:author="IB-OKAPI" w:date="2026-08-05T14:47:00Z"/>
+                <w:rFonts w:ascii="Arial" w:hAnsi="Arial" w:cs="Arial"/>
+                <w:sz w:val="20"/>
+                <w:szCs w:val="20"/>
+              </w:rPr>
+            </w:pPr>
+            <w:ins w:id="212" w:author="IB-OKAPI" w:date="2026-08-05T14:47:00Z">
+              <w:r>
+                <w:rPr>
+                  <w:rFonts w:ascii="Arial" w:hAnsi="Arial" w:cs="Arial"/>
+                  <w:sz w:val="20"/>
+                  <w:szCs w:val="20"/>
+                </w:rPr>
+                <w:t>Gravats de béton</w:t>
+              </w:r>
+            </w:ins>
           </w:p>
         </w:tc>
         <w:tc>
@@ -2440,19 +3310,22 @@
           <w:p>
             <w:pPr>
               <w:rPr>
-                <w:rFonts w:ascii="Arial" w:hAnsi="Arial" w:cs="Arial"/>
-                <w:sz w:val="20"/>
-                <w:szCs w:val="20"/>
-              </w:rPr>
-            </w:pPr>
-            <w:r>
-              <w:rPr>
-                <w:rFonts w:ascii="Arial" w:hAnsi="Arial" w:cs="Arial"/>
-                <w:sz w:val="20"/>
-                <w:szCs w:val="20"/>
-              </w:rPr>
-              <w:t>Déchets de béton provenant des fondations, routes et bâtiments</w:t>
-            </w:r>
+                <w:ins w:id="213" w:author="IB-OKAPI" w:date="2026-08-05T14:47:00Z"/>
+                <w:rFonts w:ascii="Arial" w:hAnsi="Arial" w:cs="Arial"/>
+                <w:sz w:val="20"/>
+                <w:szCs w:val="20"/>
+              </w:rPr>
+            </w:pPr>
+            <w:ins w:id="214" w:author="IB-OKAPI" w:date="2026-08-05T14:47:00Z">
+              <w:r>
+                <w:rPr>
+                  <w:rFonts w:ascii="Arial" w:hAnsi="Arial" w:cs="Arial"/>
+                  <w:sz w:val="20"/>
+                  <w:szCs w:val="20"/>
+                </w:rPr>
+                <w:t>Déchets de béton provenant des fondations, routes et bâtiments</w:t>
+              </w:r>
+            </w:ins>
           </w:p>
         </w:tc>
         <w:tc>
@@ -2463,19 +3336,22 @@
           <w:p>
             <w:pPr>
               <w:rPr>
-                <w:rFonts w:ascii="Arial" w:hAnsi="Arial" w:cs="Arial"/>
-                <w:sz w:val="20"/>
-                <w:szCs w:val="20"/>
-              </w:rPr>
-            </w:pPr>
-            <w:r>
-              <w:rPr>
-                <w:rFonts w:ascii="Arial" w:hAnsi="Arial" w:cs="Arial"/>
-                <w:sz w:val="20"/>
-                <w:szCs w:val="20"/>
-              </w:rPr>
-              <w:t>Fondations, routes, bâtiments</w:t>
-            </w:r>
+                <w:ins w:id="215" w:author="IB-OKAPI" w:date="2026-08-05T14:47:00Z"/>
+                <w:rFonts w:ascii="Arial" w:hAnsi="Arial" w:cs="Arial"/>
+                <w:sz w:val="20"/>
+                <w:szCs w:val="20"/>
+              </w:rPr>
+            </w:pPr>
+            <w:ins w:id="216" w:author="IB-OKAPI" w:date="2026-08-05T14:47:00Z">
+              <w:r>
+                <w:rPr>
+                  <w:rFonts w:ascii="Arial" w:hAnsi="Arial" w:cs="Arial"/>
+                  <w:sz w:val="20"/>
+                  <w:szCs w:val="20"/>
+                </w:rPr>
+                <w:t>Fondations, routes, bâtiments</w:t>
+              </w:r>
+            </w:ins>
           </w:p>
         </w:tc>
         <w:tc>
@@ -2486,19 +3362,22 @@
           <w:p>
             <w:pPr>
               <w:rPr>
-                <w:rFonts w:ascii="Arial" w:hAnsi="Arial" w:cs="Arial"/>
-                <w:sz w:val="20"/>
-                <w:szCs w:val="20"/>
-              </w:rPr>
-            </w:pPr>
-            <w:r>
-              <w:rPr>
-                <w:rFonts w:ascii="Arial" w:hAnsi="Arial" w:cs="Arial"/>
-                <w:sz w:val="20"/>
-                <w:szCs w:val="20"/>
-              </w:rPr>
-              <w:t>Non dangereux (inerte)</w:t>
-            </w:r>
+                <w:ins w:id="217" w:author="IB-OKAPI" w:date="2026-08-05T14:47:00Z"/>
+                <w:rFonts w:ascii="Arial" w:hAnsi="Arial" w:cs="Arial"/>
+                <w:sz w:val="20"/>
+                <w:szCs w:val="20"/>
+              </w:rPr>
+            </w:pPr>
+            <w:ins w:id="218" w:author="IB-OKAPI" w:date="2026-08-05T14:47:00Z">
+              <w:r>
+                <w:rPr>
+                  <w:rFonts w:ascii="Arial" w:hAnsi="Arial" w:cs="Arial"/>
+                  <w:sz w:val="20"/>
+                  <w:szCs w:val="20"/>
+                </w:rPr>
+                <w:t>Non dangereux (inerte)</w:t>
+              </w:r>
+            </w:ins>
           </w:p>
         </w:tc>
         <w:tc>
@@ -2508,25 +3387,30 @@
           <w:p>
             <w:pPr>
               <w:rPr>
+                <w:ins w:id="219" w:author="IB-OKAPI" w:date="2026-08-05T14:47:00Z"/>
                 <w:rFonts w:ascii="Arial" w:hAnsi="Arial" w:cs="Arial"/>
                 <w:sz w:val="20"/>
                 <w:szCs w:val="20"/>
                 <w:lang w:eastAsia="zh-CN"/>
               </w:rPr>
             </w:pPr>
-            <w:r>
-              <w:rPr>
-                <w:rFonts w:ascii="Arial" w:hAnsi="Arial" w:cs="Arial"/>
-                <w:sz w:val="20"/>
-                <w:szCs w:val="20"/>
-              </w:rPr>
-              <w:t>Trier et stocker séparément. Réutiliser autant que possible comme matériau de remblai ou de fondation après concassage, ou transférer vers une filière de recyclage ou d'élimination autorisée.</w:t>
-            </w:r>
+            <w:ins w:id="220" w:author="IB-OKAPI" w:date="2026-08-05T14:47:00Z">
+              <w:r>
+                <w:rPr>
+                  <w:rFonts w:ascii="Arial" w:hAnsi="Arial" w:cs="Arial"/>
+                  <w:sz w:val="20"/>
+                  <w:szCs w:val="20"/>
+                </w:rPr>
+                <w:t>Trier et stocker séparément. Réutiliser autant que possible comme matériau de remblai ou de fondation après concassage, ou transférer vers une filière de recyclage ou d'élimination autorisée.</w:t>
+              </w:r>
+            </w:ins>
           </w:p>
         </w:tc>
       </w:tr>
       <w:tr>
-        <w:trPr/>
+        <w:trPr>
+          <w:ins w:id="221" w:author="IB-OKAPI" w:date="2026-08-05T14:47:00Z"/>
+        </w:trPr>
         <w:tc>
           <w:tcPr>
             <w:tcW w:w="1691" w:type="dxa"/>
@@ -2535,20 +3419,23 @@
           <w:p>
             <w:pPr>
               <w:rPr>
-                <w:rFonts w:ascii="Arial" w:hAnsi="Arial" w:cs="Arial"/>
-                <w:sz w:val="20"/>
-                <w:szCs w:val="20"/>
-              </w:rPr>
-            </w:pPr>
-            <w:r>
-              <w:rPr>
-                <w:rFonts w:ascii="Arial" w:hAnsi="Arial" w:cs="Arial"/>
-                <w:sz w:val="20"/>
-                <w:szCs w:val="20"/>
-              </w:rPr>
-              <w:lastRenderedPageBreak/>
-              <w:t>Ferraille</w:t>
-            </w:r>
+                <w:ins w:id="222" w:author="IB-OKAPI" w:date="2026-08-05T14:47:00Z"/>
+                <w:rFonts w:ascii="Arial" w:hAnsi="Arial" w:cs="Arial"/>
+                <w:sz w:val="20"/>
+                <w:szCs w:val="20"/>
+              </w:rPr>
+            </w:pPr>
+            <w:ins w:id="223" w:author="IB-OKAPI" w:date="2026-08-05T14:47:00Z">
+              <w:r>
+                <w:rPr>
+                  <w:rFonts w:ascii="Arial" w:hAnsi="Arial" w:cs="Arial"/>
+                  <w:sz w:val="20"/>
+                  <w:szCs w:val="20"/>
+                </w:rPr>
+                <w:lastRenderedPageBreak/>
+                <w:t>Ferraille</w:t>
+              </w:r>
+            </w:ins>
           </w:p>
         </w:tc>
         <w:tc>
@@ -2559,19 +3446,22 @@
           <w:p>
             <w:pPr>
               <w:rPr>
-                <w:rFonts w:ascii="Arial" w:hAnsi="Arial" w:cs="Arial"/>
-                <w:sz w:val="20"/>
-                <w:szCs w:val="20"/>
-              </w:rPr>
-            </w:pPr>
-            <w:r>
-              <w:rPr>
-                <w:rFonts w:ascii="Arial" w:hAnsi="Arial" w:cs="Arial"/>
-                <w:sz w:val="20"/>
-                <w:szCs w:val="20"/>
-              </w:rPr>
-              <w:t>Aciers d'armature, chutes d'acier de structure, tuyauteries</w:t>
-            </w:r>
+                <w:ins w:id="224" w:author="IB-OKAPI" w:date="2026-08-05T14:47:00Z"/>
+                <w:rFonts w:ascii="Arial" w:hAnsi="Arial" w:cs="Arial"/>
+                <w:sz w:val="20"/>
+                <w:szCs w:val="20"/>
+              </w:rPr>
+            </w:pPr>
+            <w:ins w:id="225" w:author="IB-OKAPI" w:date="2026-08-05T14:47:00Z">
+              <w:r>
+                <w:rPr>
+                  <w:rFonts w:ascii="Arial" w:hAnsi="Arial" w:cs="Arial"/>
+                  <w:sz w:val="20"/>
+                  <w:szCs w:val="20"/>
+                </w:rPr>
+                <w:t>Aciers d'armature, chutes d'acier de structure, tuyauteries</w:t>
+              </w:r>
+            </w:ins>
           </w:p>
         </w:tc>
         <w:tc>
@@ -2582,19 +3472,22 @@
           <w:p>
             <w:pPr>
               <w:rPr>
-                <w:rFonts w:ascii="Arial" w:hAnsi="Arial" w:cs="Arial"/>
-                <w:sz w:val="20"/>
-                <w:szCs w:val="20"/>
-              </w:rPr>
-            </w:pPr>
-            <w:r>
-              <w:rPr>
-                <w:rFonts w:ascii="Arial" w:hAnsi="Arial" w:cs="Arial"/>
-                <w:sz w:val="20"/>
-                <w:szCs w:val="20"/>
-              </w:rPr>
-              <w:t>Toutes activités de construction</w:t>
-            </w:r>
+                <w:ins w:id="226" w:author="IB-OKAPI" w:date="2026-08-05T14:47:00Z"/>
+                <w:rFonts w:ascii="Arial" w:hAnsi="Arial" w:cs="Arial"/>
+                <w:sz w:val="20"/>
+                <w:szCs w:val="20"/>
+              </w:rPr>
+            </w:pPr>
+            <w:ins w:id="227" w:author="IB-OKAPI" w:date="2026-08-05T14:47:00Z">
+              <w:r>
+                <w:rPr>
+                  <w:rFonts w:ascii="Arial" w:hAnsi="Arial" w:cs="Arial"/>
+                  <w:sz w:val="20"/>
+                  <w:szCs w:val="20"/>
+                </w:rPr>
+                <w:t>Toutes activités de construction</w:t>
+              </w:r>
+            </w:ins>
           </w:p>
         </w:tc>
         <w:tc>
@@ -2605,19 +3498,22 @@
           <w:p>
             <w:pPr>
               <w:rPr>
-                <w:rFonts w:ascii="Arial" w:hAnsi="Arial" w:cs="Arial"/>
-                <w:sz w:val="20"/>
-                <w:szCs w:val="20"/>
-              </w:rPr>
-            </w:pPr>
-            <w:r>
-              <w:rPr>
-                <w:rFonts w:ascii="Arial" w:hAnsi="Arial" w:cs="Arial"/>
-                <w:sz w:val="20"/>
-                <w:szCs w:val="20"/>
-              </w:rPr>
-              <w:t>Non dangereux (recyclable)</w:t>
-            </w:r>
+                <w:ins w:id="228" w:author="IB-OKAPI" w:date="2026-08-05T14:47:00Z"/>
+                <w:rFonts w:ascii="Arial" w:hAnsi="Arial" w:cs="Arial"/>
+                <w:sz w:val="20"/>
+                <w:szCs w:val="20"/>
+              </w:rPr>
+            </w:pPr>
+            <w:ins w:id="229" w:author="IB-OKAPI" w:date="2026-08-05T14:47:00Z">
+              <w:r>
+                <w:rPr>
+                  <w:rFonts w:ascii="Arial" w:hAnsi="Arial" w:cs="Arial"/>
+                  <w:sz w:val="20"/>
+                  <w:szCs w:val="20"/>
+                </w:rPr>
+                <w:t>Non dangereux (recyclable)</w:t>
+              </w:r>
+            </w:ins>
           </w:p>
         </w:tc>
         <w:tc>
@@ -2627,25 +3523,30 @@
           <w:p>
             <w:pPr>
               <w:rPr>
+                <w:ins w:id="230" w:author="IB-OKAPI" w:date="2026-08-05T14:47:00Z"/>
                 <w:rFonts w:ascii="Arial" w:hAnsi="Arial" w:cs="Arial"/>
                 <w:sz w:val="20"/>
                 <w:szCs w:val="20"/>
                 <w:lang w:eastAsia="zh-CN"/>
               </w:rPr>
             </w:pPr>
-            <w:r>
-              <w:rPr>
-                <w:rFonts w:ascii="Arial" w:hAnsi="Arial" w:cs="Arial"/>
-                <w:sz w:val="20"/>
-                <w:szCs w:val="20"/>
-              </w:rPr>
-              <w:t>Collecter et stocker dans une zone dédiée. Valoriser par recyclage auprès d'entreprises agréées afin de maximiser la récupération des métaux.</w:t>
-            </w:r>
+            <w:ins w:id="231" w:author="IB-OKAPI" w:date="2026-08-05T14:47:00Z">
+              <w:r>
+                <w:rPr>
+                  <w:rFonts w:ascii="Arial" w:hAnsi="Arial" w:cs="Arial"/>
+                  <w:sz w:val="20"/>
+                  <w:szCs w:val="20"/>
+                </w:rPr>
+                <w:t>Collecter et stocker dans une zone dédiée. Valoriser par recyclage auprès d'entreprises agréées afin de maximiser la récupération des métaux.</w:t>
+              </w:r>
+            </w:ins>
           </w:p>
         </w:tc>
       </w:tr>
       <w:tr>
-        <w:trPr/>
+        <w:trPr>
+          <w:ins w:id="232" w:author="IB-OKAPI" w:date="2026-08-05T14:47:00Z"/>
+        </w:trPr>
         <w:tc>
           <w:tcPr>
             <w:tcW w:w="1691" w:type="dxa"/>
@@ -2654,19 +3555,22 @@
           <w:p>
             <w:pPr>
               <w:rPr>
-                <w:rFonts w:ascii="Arial" w:hAnsi="Arial" w:cs="Arial"/>
-                <w:sz w:val="20"/>
-                <w:szCs w:val="20"/>
-              </w:rPr>
-            </w:pPr>
-            <w:r>
-              <w:rPr>
-                <w:rFonts w:ascii="Arial" w:hAnsi="Arial" w:cs="Arial"/>
-                <w:sz w:val="20"/>
-                <w:szCs w:val="20"/>
-              </w:rPr>
-              <w:t>Déchets de bois</w:t>
-            </w:r>
+                <w:ins w:id="233" w:author="IB-OKAPI" w:date="2026-08-05T14:47:00Z"/>
+                <w:rFonts w:ascii="Arial" w:hAnsi="Arial" w:cs="Arial"/>
+                <w:sz w:val="20"/>
+                <w:szCs w:val="20"/>
+              </w:rPr>
+            </w:pPr>
+            <w:ins w:id="234" w:author="IB-OKAPI" w:date="2026-08-05T14:47:00Z">
+              <w:r>
+                <w:rPr>
+                  <w:rFonts w:ascii="Arial" w:hAnsi="Arial" w:cs="Arial"/>
+                  <w:sz w:val="20"/>
+                  <w:szCs w:val="20"/>
+                </w:rPr>
+                <w:t>Déchets de bois</w:t>
+              </w:r>
+            </w:ins>
           </w:p>
         </w:tc>
         <w:tc>
@@ -2677,19 +3581,22 @@
           <w:p>
             <w:pPr>
               <w:rPr>
-                <w:rFonts w:ascii="Arial" w:hAnsi="Arial" w:cs="Arial"/>
-                <w:sz w:val="20"/>
-                <w:szCs w:val="20"/>
-              </w:rPr>
-            </w:pPr>
-            <w:r>
-              <w:rPr>
-                <w:rFonts w:ascii="Arial" w:hAnsi="Arial" w:cs="Arial"/>
-                <w:sz w:val="20"/>
-                <w:szCs w:val="20"/>
-              </w:rPr>
-              <w:t>Coffrages, palettes, emballages</w:t>
-            </w:r>
+                <w:ins w:id="235" w:author="IB-OKAPI" w:date="2026-08-05T14:47:00Z"/>
+                <w:rFonts w:ascii="Arial" w:hAnsi="Arial" w:cs="Arial"/>
+                <w:sz w:val="20"/>
+                <w:szCs w:val="20"/>
+              </w:rPr>
+            </w:pPr>
+            <w:ins w:id="236" w:author="IB-OKAPI" w:date="2026-08-05T14:47:00Z">
+              <w:r>
+                <w:rPr>
+                  <w:rFonts w:ascii="Arial" w:hAnsi="Arial" w:cs="Arial"/>
+                  <w:sz w:val="20"/>
+                  <w:szCs w:val="20"/>
+                </w:rPr>
+                <w:t>Coffrages, palettes, emballages</w:t>
+              </w:r>
+            </w:ins>
           </w:p>
         </w:tc>
         <w:tc>
@@ -2700,19 +3607,22 @@
           <w:p>
             <w:pPr>
               <w:rPr>
-                <w:rFonts w:ascii="Arial" w:hAnsi="Arial" w:cs="Arial"/>
-                <w:sz w:val="20"/>
-                <w:szCs w:val="20"/>
-              </w:rPr>
-            </w:pPr>
-            <w:r>
-              <w:rPr>
-                <w:rFonts w:ascii="Arial" w:hAnsi="Arial" w:cs="Arial"/>
-                <w:sz w:val="20"/>
-                <w:szCs w:val="20"/>
-              </w:rPr>
-              <w:t>Toutes activités de construction</w:t>
-            </w:r>
+                <w:ins w:id="237" w:author="IB-OKAPI" w:date="2026-08-05T14:47:00Z"/>
+                <w:rFonts w:ascii="Arial" w:hAnsi="Arial" w:cs="Arial"/>
+                <w:sz w:val="20"/>
+                <w:szCs w:val="20"/>
+              </w:rPr>
+            </w:pPr>
+            <w:ins w:id="238" w:author="IB-OKAPI" w:date="2026-08-05T14:47:00Z">
+              <w:r>
+                <w:rPr>
+                  <w:rFonts w:ascii="Arial" w:hAnsi="Arial" w:cs="Arial"/>
+                  <w:sz w:val="20"/>
+                  <w:szCs w:val="20"/>
+                </w:rPr>
+                <w:t>Toutes activités de construction</w:t>
+              </w:r>
+            </w:ins>
           </w:p>
         </w:tc>
         <w:tc>
@@ -2723,19 +3633,22 @@
           <w:p>
             <w:pPr>
               <w:rPr>
-                <w:rFonts w:ascii="Arial" w:hAnsi="Arial" w:cs="Arial"/>
-                <w:sz w:val="20"/>
-                <w:szCs w:val="20"/>
-              </w:rPr>
-            </w:pPr>
-            <w:r>
-              <w:rPr>
-                <w:rFonts w:ascii="Arial" w:hAnsi="Arial" w:cs="Arial"/>
-                <w:sz w:val="20"/>
-                <w:szCs w:val="20"/>
-              </w:rPr>
-              <w:t>Non dangereux (possiblement contaminé)</w:t>
-            </w:r>
+                <w:ins w:id="239" w:author="IB-OKAPI" w:date="2026-08-05T14:47:00Z"/>
+                <w:rFonts w:ascii="Arial" w:hAnsi="Arial" w:cs="Arial"/>
+                <w:sz w:val="20"/>
+                <w:szCs w:val="20"/>
+              </w:rPr>
+            </w:pPr>
+            <w:ins w:id="240" w:author="IB-OKAPI" w:date="2026-08-05T14:47:00Z">
+              <w:r>
+                <w:rPr>
+                  <w:rFonts w:ascii="Arial" w:hAnsi="Arial" w:cs="Arial"/>
+                  <w:sz w:val="20"/>
+                  <w:szCs w:val="20"/>
+                </w:rPr>
+                <w:t>Non dangereux (possiblement contaminé)</w:t>
+              </w:r>
+            </w:ins>
           </w:p>
         </w:tc>
         <w:tc>
@@ -2745,25 +3658,30 @@
           <w:p>
             <w:pPr>
               <w:rPr>
+                <w:ins w:id="241" w:author="IB-OKAPI" w:date="2026-08-05T14:47:00Z"/>
                 <w:rFonts w:ascii="Arial" w:hAnsi="Arial" w:cs="Arial"/>
                 <w:sz w:val="20"/>
                 <w:szCs w:val="20"/>
                 <w:lang w:eastAsia="zh-CN"/>
               </w:rPr>
             </w:pPr>
-            <w:r>
-              <w:rPr>
-                <w:rFonts w:ascii="Arial" w:hAnsi="Arial" w:cs="Arial"/>
-                <w:sz w:val="20"/>
-                <w:szCs w:val="20"/>
-              </w:rPr>
-              <w:t>Réutiliser les coffrages et palettes lorsque possible. Trier le bois non contaminé pour recyclage ou valorisation. Le bois contaminé sera éliminé par une filière agréée conformément à la réglementation.</w:t>
-            </w:r>
+            <w:ins w:id="242" w:author="IB-OKAPI" w:date="2026-08-05T14:47:00Z">
+              <w:r>
+                <w:rPr>
+                  <w:rFonts w:ascii="Arial" w:hAnsi="Arial" w:cs="Arial"/>
+                  <w:sz w:val="20"/>
+                  <w:szCs w:val="20"/>
+                </w:rPr>
+                <w:t>Réutiliser les coffrages et palettes lorsque possible. Trier le bois non contaminé pour recyclage ou valorisation. Le bois contaminé sera éliminé par une filière agréée conformément à la réglementation.</w:t>
+              </w:r>
+            </w:ins>
           </w:p>
         </w:tc>
       </w:tr>
       <w:tr>
-        <w:trPr/>
+        <w:trPr>
+          <w:ins w:id="243" w:author="IB-OKAPI" w:date="2026-08-05T14:47:00Z"/>
+        </w:trPr>
         <w:tc>
           <w:tcPr>
             <w:tcW w:w="1691" w:type="dxa"/>
@@ -2772,19 +3690,22 @@
           <w:p>
             <w:pPr>
               <w:rPr>
-                <w:rFonts w:ascii="Arial" w:hAnsi="Arial" w:cs="Arial"/>
-                <w:sz w:val="20"/>
-                <w:szCs w:val="20"/>
-              </w:rPr>
-            </w:pPr>
-            <w:r>
-              <w:rPr>
-                <w:rFonts w:ascii="Arial" w:hAnsi="Arial" w:cs="Arial"/>
-                <w:sz w:val="20"/>
-                <w:szCs w:val="20"/>
-              </w:rPr>
-              <w:t>Déchets d'emballage</w:t>
-            </w:r>
+                <w:ins w:id="244" w:author="IB-OKAPI" w:date="2026-08-05T14:47:00Z"/>
+                <w:rFonts w:ascii="Arial" w:hAnsi="Arial" w:cs="Arial"/>
+                <w:sz w:val="20"/>
+                <w:szCs w:val="20"/>
+              </w:rPr>
+            </w:pPr>
+            <w:ins w:id="245" w:author="IB-OKAPI" w:date="2026-08-05T14:47:00Z">
+              <w:r>
+                <w:rPr>
+                  <w:rFonts w:ascii="Arial" w:hAnsi="Arial" w:cs="Arial"/>
+                  <w:sz w:val="20"/>
+                  <w:szCs w:val="20"/>
+                </w:rPr>
+                <w:t>Déchets d'emballage</w:t>
+              </w:r>
+            </w:ins>
           </w:p>
         </w:tc>
         <w:tc>
@@ -2795,19 +3716,22 @@
           <w:p>
             <w:pPr>
               <w:rPr>
-                <w:rFonts w:ascii="Arial" w:hAnsi="Arial" w:cs="Arial"/>
-                <w:sz w:val="20"/>
-                <w:szCs w:val="20"/>
-              </w:rPr>
-            </w:pPr>
-            <w:r>
-              <w:rPr>
-                <w:rFonts w:ascii="Arial" w:hAnsi="Arial" w:cs="Arial"/>
-                <w:sz w:val="20"/>
-                <w:szCs w:val="20"/>
-              </w:rPr>
-              <w:t>Cartons, films plastiques, fûts, conteneurs</w:t>
-            </w:r>
+                <w:ins w:id="246" w:author="IB-OKAPI" w:date="2026-08-05T14:47:00Z"/>
+                <w:rFonts w:ascii="Arial" w:hAnsi="Arial" w:cs="Arial"/>
+                <w:sz w:val="20"/>
+                <w:szCs w:val="20"/>
+              </w:rPr>
+            </w:pPr>
+            <w:ins w:id="247" w:author="IB-OKAPI" w:date="2026-08-05T14:47:00Z">
+              <w:r>
+                <w:rPr>
+                  <w:rFonts w:ascii="Arial" w:hAnsi="Arial" w:cs="Arial"/>
+                  <w:sz w:val="20"/>
+                  <w:szCs w:val="20"/>
+                </w:rPr>
+                <w:t>Cartons, films plastiques, fûts, conteneurs</w:t>
+              </w:r>
+            </w:ins>
           </w:p>
         </w:tc>
         <w:tc>
@@ -2818,19 +3742,22 @@
           <w:p>
             <w:pPr>
               <w:rPr>
-                <w:rFonts w:ascii="Arial" w:hAnsi="Arial" w:cs="Arial"/>
-                <w:sz w:val="20"/>
-                <w:szCs w:val="20"/>
-              </w:rPr>
-            </w:pPr>
-            <w:r>
-              <w:rPr>
-                <w:rFonts w:ascii="Arial" w:hAnsi="Arial" w:cs="Arial"/>
-                <w:sz w:val="20"/>
-                <w:szCs w:val="20"/>
-              </w:rPr>
-              <w:t>Livraisons de matériaux</w:t>
-            </w:r>
+                <w:ins w:id="248" w:author="IB-OKAPI" w:date="2026-08-05T14:47:00Z"/>
+                <w:rFonts w:ascii="Arial" w:hAnsi="Arial" w:cs="Arial"/>
+                <w:sz w:val="20"/>
+                <w:szCs w:val="20"/>
+              </w:rPr>
+            </w:pPr>
+            <w:ins w:id="249" w:author="IB-OKAPI" w:date="2026-08-05T14:47:00Z">
+              <w:r>
+                <w:rPr>
+                  <w:rFonts w:ascii="Arial" w:hAnsi="Arial" w:cs="Arial"/>
+                  <w:sz w:val="20"/>
+                  <w:szCs w:val="20"/>
+                </w:rPr>
+                <w:t>Livraisons de matériaux</w:t>
+              </w:r>
+            </w:ins>
           </w:p>
         </w:tc>
         <w:tc>
@@ -2841,19 +3768,22 @@
           <w:p>
             <w:pPr>
               <w:rPr>
-                <w:rFonts w:ascii="Arial" w:hAnsi="Arial" w:cs="Arial"/>
-                <w:sz w:val="20"/>
-                <w:szCs w:val="20"/>
-              </w:rPr>
-            </w:pPr>
-            <w:r>
-              <w:rPr>
-                <w:rFonts w:ascii="Arial" w:hAnsi="Arial" w:cs="Arial"/>
-                <w:sz w:val="20"/>
-                <w:szCs w:val="20"/>
-              </w:rPr>
-              <w:t>Non dangereux (recyclable)</w:t>
-            </w:r>
+                <w:ins w:id="250" w:author="IB-OKAPI" w:date="2026-08-05T14:47:00Z"/>
+                <w:rFonts w:ascii="Arial" w:hAnsi="Arial" w:cs="Arial"/>
+                <w:sz w:val="20"/>
+                <w:szCs w:val="20"/>
+              </w:rPr>
+            </w:pPr>
+            <w:ins w:id="251" w:author="IB-OKAPI" w:date="2026-08-05T14:47:00Z">
+              <w:r>
+                <w:rPr>
+                  <w:rFonts w:ascii="Arial" w:hAnsi="Arial" w:cs="Arial"/>
+                  <w:sz w:val="20"/>
+                  <w:szCs w:val="20"/>
+                </w:rPr>
+                <w:t>Non dangereux (recyclable)</w:t>
+              </w:r>
+            </w:ins>
           </w:p>
         </w:tc>
         <w:tc>
@@ -2863,25 +3793,30 @@
           <w:p>
             <w:pPr>
               <w:rPr>
+                <w:ins w:id="252" w:author="IB-OKAPI" w:date="2026-08-05T14:47:00Z"/>
                 <w:rFonts w:ascii="Arial" w:hAnsi="Arial" w:cs="Arial"/>
                 <w:sz w:val="20"/>
                 <w:szCs w:val="20"/>
                 <w:lang w:eastAsia="zh-CN"/>
               </w:rPr>
             </w:pPr>
-            <w:r>
-              <w:rPr>
-                <w:rFonts w:ascii="Arial" w:hAnsi="Arial" w:cs="Arial"/>
-                <w:sz w:val="20"/>
-                <w:szCs w:val="20"/>
-              </w:rPr>
-              <w:t>Mettre en œuvre le tri à la source (carton, plastique, métal, bois). Favoriser la réutilisation des emballages et recycler les matériaux valorisables via des prestataires agréés. Les emballages contaminés seront gérés comme des déchets dangereux.</w:t>
-            </w:r>
+            <w:ins w:id="253" w:author="IB-OKAPI" w:date="2026-08-05T14:47:00Z">
+              <w:r>
+                <w:rPr>
+                  <w:rFonts w:ascii="Arial" w:hAnsi="Arial" w:cs="Arial"/>
+                  <w:sz w:val="20"/>
+                  <w:szCs w:val="20"/>
+                </w:rPr>
+                <w:t>Mettre en œuvre le tri à la source (carton, plastique, métal, bois). Favoriser la réutilisation des emballages et recycler les matériaux valorisables via des prestataires agréés. Les emballages contaminés seront gérés comme des déchets dangereux.</w:t>
+              </w:r>
+            </w:ins>
           </w:p>
         </w:tc>
       </w:tr>
       <w:tr>
-        <w:trPr/>
+        <w:trPr>
+          <w:ins w:id="254" w:author="IB-OKAPI" w:date="2026-08-05T14:47:00Z"/>
+        </w:trPr>
         <w:tc>
           <w:tcPr>
             <w:tcW w:w="1691" w:type="dxa"/>
@@ -2890,19 +3825,22 @@
           <w:p>
             <w:pPr>
               <w:rPr>
-                <w:rFonts w:ascii="Arial" w:hAnsi="Arial" w:cs="Arial"/>
-                <w:sz w:val="20"/>
-                <w:szCs w:val="20"/>
-              </w:rPr>
-            </w:pPr>
-            <w:r>
-              <w:rPr>
-                <w:rFonts w:ascii="Arial" w:hAnsi="Arial" w:cs="Arial"/>
-                <w:sz w:val="20"/>
-                <w:szCs w:val="20"/>
-              </w:rPr>
-              <w:t>Déchets dangereux de construction</w:t>
-            </w:r>
+                <w:ins w:id="255" w:author="IB-OKAPI" w:date="2026-08-05T14:47:00Z"/>
+                <w:rFonts w:ascii="Arial" w:hAnsi="Arial" w:cs="Arial"/>
+                <w:sz w:val="20"/>
+                <w:szCs w:val="20"/>
+              </w:rPr>
+            </w:pPr>
+            <w:ins w:id="256" w:author="IB-OKAPI" w:date="2026-08-05T14:47:00Z">
+              <w:r>
+                <w:rPr>
+                  <w:rFonts w:ascii="Arial" w:hAnsi="Arial" w:cs="Arial"/>
+                  <w:sz w:val="20"/>
+                  <w:szCs w:val="20"/>
+                </w:rPr>
+                <w:t>Déchets dangereux de construction</w:t>
+              </w:r>
+            </w:ins>
           </w:p>
         </w:tc>
         <w:tc>
@@ -2913,19 +3851,22 @@
           <w:p>
             <w:pPr>
               <w:rPr>
-                <w:rFonts w:ascii="Arial" w:hAnsi="Arial" w:cs="Arial"/>
-                <w:sz w:val="20"/>
-                <w:szCs w:val="20"/>
-              </w:rPr>
-            </w:pPr>
-            <w:r>
-              <w:rPr>
-                <w:rFonts w:ascii="Arial" w:hAnsi="Arial" w:cs="Arial"/>
-                <w:sz w:val="20"/>
-                <w:szCs w:val="20"/>
-              </w:rPr>
-              <w:t>Contenants chimiques vides (peintures, solvants, adhésifs), filtres à huile, chiffons souillés</w:t>
-            </w:r>
+                <w:ins w:id="257" w:author="IB-OKAPI" w:date="2026-08-05T14:47:00Z"/>
+                <w:rFonts w:ascii="Arial" w:hAnsi="Arial" w:cs="Arial"/>
+                <w:sz w:val="20"/>
+                <w:szCs w:val="20"/>
+              </w:rPr>
+            </w:pPr>
+            <w:ins w:id="258" w:author="IB-OKAPI" w:date="2026-08-05T14:47:00Z">
+              <w:r>
+                <w:rPr>
+                  <w:rFonts w:ascii="Arial" w:hAnsi="Arial" w:cs="Arial"/>
+                  <w:sz w:val="20"/>
+                  <w:szCs w:val="20"/>
+                </w:rPr>
+                <w:t>Contenants chimiques vides (peintures, solvants, adhésifs), filtres à huile, chiffons souillés</w:t>
+              </w:r>
+            </w:ins>
           </w:p>
         </w:tc>
         <w:tc>
@@ -2936,19 +3877,22 @@
           <w:p>
             <w:pPr>
               <w:rPr>
-                <w:rFonts w:ascii="Arial" w:hAnsi="Arial" w:cs="Arial"/>
-                <w:sz w:val="20"/>
-                <w:szCs w:val="20"/>
-              </w:rPr>
-            </w:pPr>
-            <w:r>
-              <w:rPr>
-                <w:rFonts w:ascii="Arial" w:hAnsi="Arial" w:cs="Arial"/>
-                <w:sz w:val="20"/>
-                <w:szCs w:val="20"/>
-              </w:rPr>
-              <w:t>Travaux de finition, maintenance des équipements</w:t>
-            </w:r>
+                <w:ins w:id="259" w:author="IB-OKAPI" w:date="2026-08-05T14:47:00Z"/>
+                <w:rFonts w:ascii="Arial" w:hAnsi="Arial" w:cs="Arial"/>
+                <w:sz w:val="20"/>
+                <w:szCs w:val="20"/>
+              </w:rPr>
+            </w:pPr>
+            <w:ins w:id="260" w:author="IB-OKAPI" w:date="2026-08-05T14:47:00Z">
+              <w:r>
+                <w:rPr>
+                  <w:rFonts w:ascii="Arial" w:hAnsi="Arial" w:cs="Arial"/>
+                  <w:sz w:val="20"/>
+                  <w:szCs w:val="20"/>
+                </w:rPr>
+                <w:t>Travaux de finition, maintenance des équipements</w:t>
+              </w:r>
+            </w:ins>
           </w:p>
         </w:tc>
         <w:tc>
@@ -2959,19 +3903,22 @@
           <w:p>
             <w:pPr>
               <w:rPr>
-                <w:rFonts w:ascii="Arial" w:hAnsi="Arial" w:cs="Arial"/>
-                <w:sz w:val="20"/>
-                <w:szCs w:val="20"/>
-              </w:rPr>
-            </w:pPr>
-            <w:r>
-              <w:rPr>
-                <w:rFonts w:ascii="Arial" w:hAnsi="Arial" w:cs="Arial"/>
-                <w:sz w:val="20"/>
-                <w:szCs w:val="20"/>
-              </w:rPr>
-              <w:t>Dangereux</w:t>
-            </w:r>
+                <w:ins w:id="261" w:author="IB-OKAPI" w:date="2026-08-05T14:47:00Z"/>
+                <w:rFonts w:ascii="Arial" w:hAnsi="Arial" w:cs="Arial"/>
+                <w:sz w:val="20"/>
+                <w:szCs w:val="20"/>
+              </w:rPr>
+            </w:pPr>
+            <w:ins w:id="262" w:author="IB-OKAPI" w:date="2026-08-05T14:47:00Z">
+              <w:r>
+                <w:rPr>
+                  <w:rFonts w:ascii="Arial" w:hAnsi="Arial" w:cs="Arial"/>
+                  <w:sz w:val="20"/>
+                  <w:szCs w:val="20"/>
+                </w:rPr>
+                <w:t>Dangereux</w:t>
+              </w:r>
+            </w:ins>
           </w:p>
         </w:tc>
         <w:tc>
@@ -2981,24 +3928,29 @@
           <w:p>
             <w:pPr>
               <w:rPr>
-                <w:rFonts w:ascii="Arial" w:hAnsi="Arial" w:cs="Arial"/>
-                <w:sz w:val="20"/>
-                <w:szCs w:val="20"/>
-              </w:rPr>
-            </w:pPr>
-            <w:r>
-              <w:rPr>
-                <w:rFonts w:ascii="Arial" w:hAnsi="Arial" w:cs="Arial"/>
-                <w:sz w:val="20"/>
-                <w:szCs w:val="20"/>
-              </w:rPr>
-              <w:t xml:space="preserve">Collecter dans des contenants adaptés, étiquetés et stockés dans une aire sécurisée avec rétention. </w:t>
-            </w:r>
+                <w:ins w:id="263" w:author="IB-OKAPI" w:date="2026-08-05T14:47:00Z"/>
+                <w:rFonts w:ascii="Arial" w:hAnsi="Arial" w:cs="Arial"/>
+                <w:sz w:val="20"/>
+                <w:szCs w:val="20"/>
+              </w:rPr>
+            </w:pPr>
+            <w:ins w:id="264" w:author="IB-OKAPI" w:date="2026-08-05T14:47:00Z">
+              <w:r>
+                <w:rPr>
+                  <w:rFonts w:ascii="Arial" w:hAnsi="Arial" w:cs="Arial"/>
+                  <w:sz w:val="20"/>
+                  <w:szCs w:val="20"/>
+                </w:rPr>
+                <w:t xml:space="preserve">Collecter dans des contenants adaptés, étiquetés et stockés dans une aire sécurisée avec rétention. </w:t>
+              </w:r>
+            </w:ins>
           </w:p>
         </w:tc>
       </w:tr>
       <w:tr>
-        <w:trPr/>
+        <w:trPr>
+          <w:ins w:id="265" w:author="IB-OKAPI" w:date="2026-08-05T14:47:00Z"/>
+        </w:trPr>
         <w:tc>
           <w:tcPr>
             <w:tcW w:w="1691" w:type="dxa"/>
@@ -3007,19 +3959,22 @@
           <w:p>
             <w:pPr>
               <w:rPr>
-                <w:rFonts w:ascii="Arial" w:hAnsi="Arial" w:cs="Arial"/>
-                <w:sz w:val="20"/>
-                <w:szCs w:val="20"/>
-              </w:rPr>
-            </w:pPr>
-            <w:r>
-              <w:rPr>
-                <w:rFonts w:ascii="Arial" w:hAnsi="Arial" w:cs="Arial"/>
-                <w:sz w:val="20"/>
-                <w:szCs w:val="20"/>
-              </w:rPr>
-              <w:t>Déchets ménagers</w:t>
-            </w:r>
+                <w:ins w:id="266" w:author="IB-OKAPI" w:date="2026-08-05T14:47:00Z"/>
+                <w:rFonts w:ascii="Arial" w:hAnsi="Arial" w:cs="Arial"/>
+                <w:sz w:val="20"/>
+                <w:szCs w:val="20"/>
+              </w:rPr>
+            </w:pPr>
+            <w:ins w:id="267" w:author="IB-OKAPI" w:date="2026-08-05T14:47:00Z">
+              <w:r>
+                <w:rPr>
+                  <w:rFonts w:ascii="Arial" w:hAnsi="Arial" w:cs="Arial"/>
+                  <w:sz w:val="20"/>
+                  <w:szCs w:val="20"/>
+                </w:rPr>
+                <w:t>Déchets ménagers</w:t>
+              </w:r>
+            </w:ins>
           </w:p>
         </w:tc>
         <w:tc>
@@ -3030,19 +3985,22 @@
           <w:p>
             <w:pPr>
               <w:rPr>
-                <w:rFonts w:ascii="Arial" w:hAnsi="Arial" w:cs="Arial"/>
-                <w:sz w:val="20"/>
-                <w:szCs w:val="20"/>
-              </w:rPr>
-            </w:pPr>
-            <w:r>
-              <w:rPr>
-                <w:rFonts w:ascii="Arial" w:hAnsi="Arial" w:cs="Arial"/>
-                <w:sz w:val="20"/>
-                <w:szCs w:val="20"/>
-              </w:rPr>
-              <w:t>Déchets alimentaires, papiers, plastiques provenant de la base de vie</w:t>
-            </w:r>
+                <w:ins w:id="268" w:author="IB-OKAPI" w:date="2026-08-05T14:47:00Z"/>
+                <w:rFonts w:ascii="Arial" w:hAnsi="Arial" w:cs="Arial"/>
+                <w:sz w:val="20"/>
+                <w:szCs w:val="20"/>
+              </w:rPr>
+            </w:pPr>
+            <w:ins w:id="269" w:author="IB-OKAPI" w:date="2026-08-05T14:47:00Z">
+              <w:r>
+                <w:rPr>
+                  <w:rFonts w:ascii="Arial" w:hAnsi="Arial" w:cs="Arial"/>
+                  <w:sz w:val="20"/>
+                  <w:szCs w:val="20"/>
+                </w:rPr>
+                <w:t>Déchets alimentaires, papiers, plastiques provenant de la base de vie</w:t>
+              </w:r>
+            </w:ins>
           </w:p>
         </w:tc>
         <w:tc>
@@ -3053,19 +4011,22 @@
           <w:p>
             <w:pPr>
               <w:rPr>
-                <w:rFonts w:ascii="Arial" w:hAnsi="Arial" w:cs="Arial"/>
-                <w:sz w:val="20"/>
-                <w:szCs w:val="20"/>
-              </w:rPr>
-            </w:pPr>
-            <w:r>
-              <w:rPr>
-                <w:rFonts w:ascii="Arial" w:hAnsi="Arial" w:cs="Arial"/>
-                <w:sz w:val="20"/>
-                <w:szCs w:val="20"/>
-              </w:rPr>
-              <w:t>Base de vie du chantier</w:t>
-            </w:r>
+                <w:ins w:id="270" w:author="IB-OKAPI" w:date="2026-08-05T14:47:00Z"/>
+                <w:rFonts w:ascii="Arial" w:hAnsi="Arial" w:cs="Arial"/>
+                <w:sz w:val="20"/>
+                <w:szCs w:val="20"/>
+              </w:rPr>
+            </w:pPr>
+            <w:ins w:id="271" w:author="IB-OKAPI" w:date="2026-08-05T14:47:00Z">
+              <w:r>
+                <w:rPr>
+                  <w:rFonts w:ascii="Arial" w:hAnsi="Arial" w:cs="Arial"/>
+                  <w:sz w:val="20"/>
+                  <w:szCs w:val="20"/>
+                </w:rPr>
+                <w:t>Base de vie du chantier</w:t>
+              </w:r>
+            </w:ins>
           </w:p>
         </w:tc>
         <w:tc>
@@ -3076,19 +4037,22 @@
           <w:p>
             <w:pPr>
               <w:rPr>
-                <w:rFonts w:ascii="Arial" w:hAnsi="Arial" w:cs="Arial"/>
-                <w:sz w:val="20"/>
-                <w:szCs w:val="20"/>
-              </w:rPr>
-            </w:pPr>
-            <w:r>
-              <w:rPr>
-                <w:rFonts w:ascii="Arial" w:hAnsi="Arial" w:cs="Arial"/>
-                <w:sz w:val="20"/>
-                <w:szCs w:val="20"/>
-              </w:rPr>
-              <w:t>Non dangereux (type municipal)</w:t>
-            </w:r>
+                <w:ins w:id="272" w:author="IB-OKAPI" w:date="2026-08-05T14:47:00Z"/>
+                <w:rFonts w:ascii="Arial" w:hAnsi="Arial" w:cs="Arial"/>
+                <w:sz w:val="20"/>
+                <w:szCs w:val="20"/>
+              </w:rPr>
+            </w:pPr>
+            <w:ins w:id="273" w:author="IB-OKAPI" w:date="2026-08-05T14:47:00Z">
+              <w:r>
+                <w:rPr>
+                  <w:rFonts w:ascii="Arial" w:hAnsi="Arial" w:cs="Arial"/>
+                  <w:sz w:val="20"/>
+                  <w:szCs w:val="20"/>
+                </w:rPr>
+                <w:t>Non dangereux (type municipal)</w:t>
+              </w:r>
+            </w:ins>
           </w:p>
         </w:tc>
         <w:tc>
@@ -3098,25 +4062,30 @@
           <w:p>
             <w:pPr>
               <w:rPr>
+                <w:ins w:id="274" w:author="IB-OKAPI" w:date="2026-08-05T14:47:00Z"/>
                 <w:rFonts w:ascii="Arial" w:hAnsi="Arial" w:cs="Arial"/>
                 <w:sz w:val="20"/>
                 <w:szCs w:val="20"/>
                 <w:lang w:eastAsia="zh-CN"/>
               </w:rPr>
             </w:pPr>
-            <w:r>
-              <w:rPr>
-                <w:rFonts w:ascii="Arial" w:hAnsi="Arial" w:cs="Arial"/>
-                <w:sz w:val="20"/>
-                <w:szCs w:val="20"/>
-              </w:rPr>
-              <w:t>Collecter dans des conteneurs fermés, assurer le tri des fractions recyclables lorsque possible, puis évacuer régulièrement vers une installation municipale ou un centre de traitement autorisé afin d'éviter les nuisances et les risques sanitaires.</w:t>
-            </w:r>
+            <w:ins w:id="275" w:author="IB-OKAPI" w:date="2026-08-05T14:47:00Z">
+              <w:r>
+                <w:rPr>
+                  <w:rFonts w:ascii="Arial" w:hAnsi="Arial" w:cs="Arial"/>
+                  <w:sz w:val="20"/>
+                  <w:szCs w:val="20"/>
+                </w:rPr>
+                <w:t>Collecter dans des conteneurs fermés, assurer le tri des fractions recyclables lorsque possible, puis évacuer régulièrement vers une installation municipale ou un centre de traitement autorisé afin d'éviter les nuisances et les risques sanitaires.</w:t>
+              </w:r>
+            </w:ins>
           </w:p>
         </w:tc>
       </w:tr>
       <w:tr>
-        <w:trPr/>
+        <w:trPr>
+          <w:ins w:id="276" w:author="IB-OKAPI" w:date="2026-08-05T14:47:00Z"/>
+        </w:trPr>
         <w:tc>
           <w:tcPr>
             <w:tcW w:w="1691" w:type="dxa"/>
@@ -3125,19 +4094,22 @@
           <w:p>
             <w:pPr>
               <w:rPr>
-                <w:rFonts w:ascii="Arial" w:hAnsi="Arial" w:cs="Arial"/>
-                <w:sz w:val="20"/>
-                <w:szCs w:val="20"/>
-              </w:rPr>
-            </w:pPr>
-            <w:r>
-              <w:rPr>
-                <w:rFonts w:ascii="Arial" w:hAnsi="Arial" w:cs="Arial"/>
-                <w:sz w:val="20"/>
-                <w:szCs w:val="20"/>
-              </w:rPr>
-              <w:t>Eaux usées / Boues</w:t>
-            </w:r>
+                <w:ins w:id="277" w:author="IB-OKAPI" w:date="2026-08-05T14:47:00Z"/>
+                <w:rFonts w:ascii="Arial" w:hAnsi="Arial" w:cs="Arial"/>
+                <w:sz w:val="20"/>
+                <w:szCs w:val="20"/>
+              </w:rPr>
+            </w:pPr>
+            <w:ins w:id="278" w:author="IB-OKAPI" w:date="2026-08-05T14:47:00Z">
+              <w:r>
+                <w:rPr>
+                  <w:rFonts w:ascii="Arial" w:hAnsi="Arial" w:cs="Arial"/>
+                  <w:sz w:val="20"/>
+                  <w:szCs w:val="20"/>
+                </w:rPr>
+                <w:t>Eaux usées / Boues</w:t>
+              </w:r>
+            </w:ins>
           </w:p>
         </w:tc>
         <w:tc>
@@ -3148,19 +4120,22 @@
           <w:p>
             <w:pPr>
               <w:rPr>
-                <w:rFonts w:ascii="Arial" w:hAnsi="Arial" w:cs="Arial"/>
-                <w:sz w:val="20"/>
-                <w:szCs w:val="20"/>
-              </w:rPr>
-            </w:pPr>
-            <w:r>
-              <w:rPr>
-                <w:rFonts w:ascii="Arial" w:hAnsi="Arial" w:cs="Arial"/>
-                <w:sz w:val="20"/>
-                <w:szCs w:val="20"/>
-              </w:rPr>
-              <w:t>Provenant des installations sanitaires de la base de vie</w:t>
-            </w:r>
+                <w:ins w:id="279" w:author="IB-OKAPI" w:date="2026-08-05T14:47:00Z"/>
+                <w:rFonts w:ascii="Arial" w:hAnsi="Arial" w:cs="Arial"/>
+                <w:sz w:val="20"/>
+                <w:szCs w:val="20"/>
+              </w:rPr>
+            </w:pPr>
+            <w:ins w:id="280" w:author="IB-OKAPI" w:date="2026-08-05T14:47:00Z">
+              <w:r>
+                <w:rPr>
+                  <w:rFonts w:ascii="Arial" w:hAnsi="Arial" w:cs="Arial"/>
+                  <w:sz w:val="20"/>
+                  <w:szCs w:val="20"/>
+                </w:rPr>
+                <w:t>Provenant des installations sanitaires de la base de vie</w:t>
+              </w:r>
+            </w:ins>
           </w:p>
         </w:tc>
         <w:tc>
@@ -3171,19 +4146,22 @@
           <w:p>
             <w:pPr>
               <w:rPr>
-                <w:rFonts w:ascii="Arial" w:hAnsi="Arial" w:cs="Arial"/>
-                <w:sz w:val="20"/>
-                <w:szCs w:val="20"/>
-              </w:rPr>
-            </w:pPr>
-            <w:r>
-              <w:rPr>
-                <w:rFonts w:ascii="Arial" w:hAnsi="Arial" w:cs="Arial"/>
-                <w:sz w:val="20"/>
-                <w:szCs w:val="20"/>
-              </w:rPr>
-              <w:t>Base de vie du chantier</w:t>
-            </w:r>
+                <w:ins w:id="281" w:author="IB-OKAPI" w:date="2026-08-05T14:47:00Z"/>
+                <w:rFonts w:ascii="Arial" w:hAnsi="Arial" w:cs="Arial"/>
+                <w:sz w:val="20"/>
+                <w:szCs w:val="20"/>
+              </w:rPr>
+            </w:pPr>
+            <w:ins w:id="282" w:author="IB-OKAPI" w:date="2026-08-05T14:47:00Z">
+              <w:r>
+                <w:rPr>
+                  <w:rFonts w:ascii="Arial" w:hAnsi="Arial" w:cs="Arial"/>
+                  <w:sz w:val="20"/>
+                  <w:szCs w:val="20"/>
+                </w:rPr>
+                <w:t>Base de vie du chantier</w:t>
+              </w:r>
+            </w:ins>
           </w:p>
         </w:tc>
         <w:tc>
@@ -3194,19 +4172,22 @@
           <w:p>
             <w:pPr>
               <w:rPr>
-                <w:rFonts w:ascii="Arial" w:hAnsi="Arial" w:cs="Arial"/>
-                <w:sz w:val="20"/>
-                <w:szCs w:val="20"/>
-              </w:rPr>
-            </w:pPr>
-            <w:r>
-              <w:rPr>
-                <w:rFonts w:ascii="Arial" w:hAnsi="Arial" w:cs="Arial"/>
-                <w:sz w:val="20"/>
-                <w:szCs w:val="20"/>
-              </w:rPr>
-              <w:t>Non dangereux (traitement requis)</w:t>
-            </w:r>
+                <w:ins w:id="283" w:author="IB-OKAPI" w:date="2026-08-05T14:47:00Z"/>
+                <w:rFonts w:ascii="Arial" w:hAnsi="Arial" w:cs="Arial"/>
+                <w:sz w:val="20"/>
+                <w:szCs w:val="20"/>
+              </w:rPr>
+            </w:pPr>
+            <w:ins w:id="284" w:author="IB-OKAPI" w:date="2026-08-05T14:47:00Z">
+              <w:r>
+                <w:rPr>
+                  <w:rFonts w:ascii="Arial" w:hAnsi="Arial" w:cs="Arial"/>
+                  <w:sz w:val="20"/>
+                  <w:szCs w:val="20"/>
+                </w:rPr>
+                <w:t>Non dangereux (traitement requis)</w:t>
+              </w:r>
+            </w:ins>
           </w:p>
         </w:tc>
         <w:tc>
@@ -3216,22 +4197,25 @@
           <w:p>
             <w:pPr>
               <w:rPr>
+                <w:ins w:id="285" w:author="IB-OKAPI" w:date="2026-08-05T14:47:00Z"/>
                 <w:rFonts w:ascii="Arial" w:hAnsi="Arial" w:cs="Arial"/>
                 <w:sz w:val="20"/>
                 <w:szCs w:val="20"/>
                 <w:lang w:eastAsia="zh-CN"/>
               </w:rPr>
             </w:pPr>
-            <w:r>
-              <w:rPr>
-                <w:rFonts w:ascii="Arial" w:hAnsi="Arial" w:cs="Arial"/>
-                <w:sz w:val="20"/>
-                <w:szCs w:val="20"/>
-              </w:rPr>
-              <w:t xml:space="preserve">Collecter et traiter dans les installations d'assainissement ou de traitement des eaux usées du chantier avant tout rejet. Les boues issues du traitement </w:t>
-              <w:lastRenderedPageBreak/>
-              <w:t>seront caractérisées puis réutilisées ou éliminées conformément aux exigences réglementaires et aux spécifications du Projet.</w:t>
-            </w:r>
+            <w:ins w:id="286" w:author="IB-OKAPI" w:date="2026-08-05T14:47:00Z">
+              <w:r>
+                <w:rPr>
+                  <w:rFonts w:ascii="Arial" w:hAnsi="Arial" w:cs="Arial"/>
+                  <w:sz w:val="20"/>
+                  <w:szCs w:val="20"/>
+                </w:rPr>
+                <w:t xml:space="preserve">Collecter et traiter dans les installations d'assainissement ou de traitement des eaux usées du chantier avant tout rejet. Les boues issues du traitement </w:t>
+                <w:lastRenderedPageBreak/>
+                <w:t>seront caractérisées puis réutilisées ou éliminées conformément aux exigences réglementaires et aux spécifications du Projet.</w:t>
+              </w:r>
+            </w:ins>
           </w:p>
         </w:tc>
       </w:tr>
@@ -3291,8 +4275,110 @@
         <w:rPr>
           <w:rFonts w:ascii="Arial" w:hAnsi="Arial" w:cs="Arial"/>
         </w:rPr>
-        <w:t xml:space="preserve">Les activités de mise en service généreront des flux de déchets spécifiques liés aux essais et à l'étalonnage des systèmes de la raffinerie, notamment :</w:t>
-      </w:r>
+        <w:t xml:space="preserve">Les activités de mise en service généreront des flux de déchets spécifiques liés aux essais et à l'étalonnage des systèmes de la raffinerie, notamment </w:t>
+      </w:r>
+      <w:commentRangeStart w:id="287"/>
+      <w:commentRangeStart w:id="288"/>
+      <w:commentRangeStart w:id="289"/>
+      <w:r>
+        <w:rPr>
+          <w:rFonts w:ascii="Arial" w:hAnsi="Arial" w:cs="Arial"/>
+        </w:rPr>
+        <w:t>:</w:t>
+      </w:r>
+      <w:commentRangeEnd w:id="287"/>
+      <w:r>
+        <w:rPr>
+          <w:rStyle w:val="Marquedecommentaire"/>
+          <w:rFonts w:ascii="Arial" w:hAnsi="Arial" w:cs="Arial"/>
+          <w:sz w:val="21"/>
+          <w:szCs w:val="21"/>
+        </w:rPr>
+        <w:commentReference w:id="287"/>
+      </w:r>
+      <w:commentRangeEnd w:id="288"/>
+      <w:r>
+        <w:rPr>
+          <w:rStyle w:val="Marquedecommentaire"/>
+        </w:rPr>
+        <w:commentReference w:id="288"/>
+      </w:r>
+      <w:commentRangeEnd w:id="289"/>
+      <w:r>
+        <w:rPr>
+          <w:rStyle w:val="Marquedecommentaire"/>
+        </w:rPr>
+        <w:commentReference w:id="289"/>
+      </w:r>
+    </w:p>
+    <w:p>
+      <w:pPr>
+        <w:pStyle w:val="Paragraphedeliste"/>
+        <w:numPr>
+          <w:ilvl w:val="0"/>
+          <w:numId w:val="5"/>
+        </w:numPr>
+        <w:spacing w:after="80" w:line="276" w:lineRule="auto"/>
+        <w:jc w:val="both"/>
+        <w:rPr>
+          <w:del w:id="290" w:author="Zhou Zilai" w:date="2026-07-24T11:15:00Z"/>
+          <w:rFonts w:ascii="Arial" w:hAnsi="Arial" w:cs="Arial"/>
+        </w:rPr>
+      </w:pPr>
+      <w:del w:id="291" w:author="Zhou Zilai" w:date="2026-07-24T11:15:00Z">
+        <w:r>
+          <w:rPr>
+            <w:rFonts w:ascii="Arial" w:hAnsi="Arial" w:cs="Arial"/>
+          </w:rPr>
+          <w:delText>Les eaux d'essais hydrauliques (pouvant contenir des inhibiteurs de corrosion ou des biocides – traitement requis avant rejet) ;</w:delText>
+        </w:r>
+      </w:del>
+    </w:p>
+    <w:p>
+      <w:pPr>
+        <w:pStyle w:val="Paragraphedeliste"/>
+        <w:numPr>
+          <w:ilvl w:val="0"/>
+          <w:numId w:val="5"/>
+        </w:numPr>
+        <w:spacing w:after="80" w:line="276" w:lineRule="auto"/>
+        <w:jc w:val="both"/>
+        <w:rPr>
+          <w:del w:id="292" w:author="Zhou Zilai" w:date="2026-07-24T11:15:00Z"/>
+          <w:rFonts w:ascii="Arial" w:hAnsi="Arial" w:cs="Arial"/>
+        </w:rPr>
+      </w:pPr>
+      <w:del w:id="293" w:author="Zhou Zilai" w:date="2026-07-24T11:15:00Z">
+        <w:r>
+          <w:rPr>
+            <w:rFonts w:ascii="Arial" w:hAnsi="Arial" w:cs="Arial"/>
+          </w:rPr>
+          <w:delText>Les eaux de rinçage contaminées par des résidus d'hydrocarbures ;</w:delText>
+        </w:r>
+      </w:del>
+    </w:p>
+    <w:p>
+      <w:pPr>
+        <w:pStyle w:val="Paragraphedeliste"/>
+        <w:numPr>
+          <w:ilvl w:val="0"/>
+          <w:numId w:val="5"/>
+        </w:numPr>
+        <w:spacing w:after="80" w:line="276" w:lineRule="auto"/>
+        <w:jc w:val="both"/>
+        <w:rPr>
+          <w:del w:id="294" w:author="Zhou Zilai" w:date="2026-07-24T11:15:00Z"/>
+          <w:rFonts w:ascii="Arial" w:hAnsi="Arial" w:cs="Arial"/>
+        </w:rPr>
+      </w:pPr>
+      <w:del w:id="295" w:author="Zhou Zilai" w:date="2026-07-24T11:15:00Z">
+        <w:r>
+          <w:rPr>
+            <w:rFonts w:ascii="Arial" w:hAnsi="Arial" w:cs="Arial"/>
+          </w:rPr>
+          <w:delText>Les effluents de nettoyage chimique ;</w:delText>
+        </w:r>
+      </w:del>
     </w:p>
     <w:p>
       <w:pPr>
@@ -3641,7 +4727,7 @@
               </w:rPr>
               <w:t xml:space="preserve">Résidu alcalin solide issu du procédé Bayer</w:t>
             </w:r>
-            <w:ins w:id="90022" w:author="Dr IBRAHIMA DIALLO" w:date="2026-08-17T12:00:00Z">
+            <w:ins w:id="90022" w:author="Dr IBRAHIMA DIALLO" w:date="2026-08-17T13:00:00Z">
               <w:r>
                 <w:rPr>
                   <w:rFonts w:ascii="Arial" w:hAnsi="Arial" w:cs="Arial"/>
@@ -3720,7 +4806,7 @@
               </w:rPr>
               <w:t xml:space="preserve">Stockage dans le Parc de stockage des résidus</w:t>
             </w:r>
-            <w:ins w:id="90031" w:author="Dr IBRAHIMA DIALLO" w:date="2026-08-17T12:00:00Z">
+            <w:ins w:id="90031" w:author="Dr IBRAHIMA DIALLO" w:date="2026-08-17T13:00:00Z">
               <w:r>
                 <w:rPr>
                   <w:rFonts w:ascii="Arial" w:hAnsi="Arial" w:cs="Arial"/>
@@ -4012,7 +5098,7 @@
               </w:rPr>
               <w:t xml:space="preserve">Floculants expirés, résidus de soude caustique</w:t>
             </w:r>
-            <w:ins w:id="90023" w:author="Dr IBRAHIMA DIALLO" w:date="2026-08-17T12:00:00Z">
+            <w:ins w:id="90023" w:author="Dr IBRAHIMA DIALLO" w:date="2026-08-17T13:00:00Z">
               <w:r>
                 <w:rPr>
                   <w:rFonts w:ascii="Arial" w:hAnsi="Arial" w:cs="Arial"/>
@@ -4078,12 +5164,14 @@
           <w:p>
             <w:pPr>
               <w:rPr>
+                <w:ins w:id="296" w:author="Zhou Zilai" w:date="2026-07-24T11:21:00Z"/>
                 <w:rFonts w:ascii="Arial" w:eastAsia="Arial" w:hAnsi="Arial" w:cs="Arial"/>
                 <w:sz w:val="20"/>
                 <w:szCs w:val="20"/>
                 <w:lang w:eastAsia="en-IE"/>
                 <w:rPrChange w:id="297" w:author="Ismael SAMBY" w:date="2026-07-29T09:21:00Z">
                   <w:rPr>
+                    <w:ins w:id="298" w:author="Zhou Zilai" w:date="2026-07-24T11:21:00Z"/>
                     <w:rFonts w:ascii="Arial" w:eastAsia="Arial" w:hAnsi="Arial" w:cs="Arial"/>
                     <w:sz w:val="20"/>
                     <w:szCs w:val="20"/>
@@ -4092,41 +5180,76 @@
                 </w:rPrChange>
               </w:rPr>
             </w:pPr>
-            <w:r>
-              <w:rPr>
-                <w:rFonts w:ascii="Arial" w:eastAsia="Arial" w:hAnsi="Arial" w:cs="Arial"/>
-                <w:sz w:val="20"/>
-                <w:szCs w:val="20"/>
-                <w:lang w:eastAsia="en-IE"/>
-              </w:rPr>
-              <w:t>Doivent</w:t>
-            </w:r>
-            <w:r>
-              <w:rPr>
-                <w:rFonts w:ascii="Arial" w:eastAsia="Arial" w:hAnsi="Arial" w:cs="Arial"/>
-                <w:sz w:val="20"/>
-                <w:szCs w:val="20"/>
-                <w:lang w:eastAsia="en-IE"/>
-                <w:rPrChange w:id="304" w:author="Ismael SAMBY" w:date="2026-07-29T09:21:00Z">
+            <w:ins w:id="299" w:author="Zhou Zilai" w:date="2026-07-24T11:21:00Z">
+              <w:del w:id="300" w:author="Ismael SAMBY" w:date="2026-07-29T09:21:00Z">
+                <w:r>
                   <w:rPr>
                     <w:rFonts w:ascii="Arial" w:eastAsia="Arial" w:hAnsi="Arial" w:cs="Arial"/>
                     <w:sz w:val="20"/>
                     <w:szCs w:val="20"/>
-                    <w:lang w:val="en-SG" w:eastAsia="en-IE"/>
+                    <w:lang w:eastAsia="en-IE"/>
+                    <w:rPrChange w:id="301" w:author="Ismael SAMBY" w:date="2026-07-29T09:21:00Z">
+                      <w:rPr>
+                        <w:rFonts w:ascii="Arial" w:eastAsia="Arial" w:hAnsi="Arial" w:cs="Arial"/>
+                        <w:sz w:val="20"/>
+                        <w:szCs w:val="20"/>
+                        <w:lang w:val="en-SG" w:eastAsia="en-IE"/>
+                      </w:rPr>
+                    </w:rPrChange>
                   </w:rPr>
-                </w:rPrChange>
-              </w:rPr>
-              <w:t xml:space="preserve"> être transférés et éliminés par des entités dûment qualifiées ou approuvées par le projet.</w:t>
-            </w:r>
-          </w:p>
-          <w:p>
-            <w:pPr>
-              <w:rPr>
-                <w:rFonts w:ascii="Arial" w:hAnsi="Arial" w:cs="Arial"/>
-                <w:sz w:val="20"/>
-                <w:szCs w:val="20"/>
-              </w:rPr>
-            </w:pPr>
+                  <w:delText>doivent</w:delText>
+                </w:r>
+              </w:del>
+            </w:ins>
+            <w:ins w:id="302" w:author="Ismael SAMBY" w:date="2026-07-29T09:21:00Z">
+              <w:r>
+                <w:rPr>
+                  <w:rFonts w:ascii="Arial" w:eastAsia="Arial" w:hAnsi="Arial" w:cs="Arial"/>
+                  <w:sz w:val="20"/>
+                  <w:szCs w:val="20"/>
+                  <w:lang w:eastAsia="en-IE"/>
+                </w:rPr>
+                <w:t>Doivent</w:t>
+              </w:r>
+            </w:ins>
+            <w:ins w:id="303" w:author="Zhou Zilai" w:date="2026-07-24T11:21:00Z">
+              <w:r>
+                <w:rPr>
+                  <w:rFonts w:ascii="Arial" w:eastAsia="Arial" w:hAnsi="Arial" w:cs="Arial"/>
+                  <w:sz w:val="20"/>
+                  <w:szCs w:val="20"/>
+                  <w:lang w:eastAsia="en-IE"/>
+                  <w:rPrChange w:id="304" w:author="Ismael SAMBY" w:date="2026-07-29T09:21:00Z">
+                    <w:rPr>
+                      <w:rFonts w:ascii="Arial" w:eastAsia="Arial" w:hAnsi="Arial" w:cs="Arial"/>
+                      <w:sz w:val="20"/>
+                      <w:szCs w:val="20"/>
+                      <w:lang w:val="en-SG" w:eastAsia="en-IE"/>
+                    </w:rPr>
+                  </w:rPrChange>
+                </w:rPr>
+                <w:t xml:space="preserve"> être transférés et éliminés par des entités dûment qualifiées ou approuvées par le projet.</w:t>
+              </w:r>
+            </w:ins>
+          </w:p>
+          <w:p>
+            <w:pPr>
+              <w:rPr>
+                <w:rFonts w:ascii="Arial" w:hAnsi="Arial" w:cs="Arial"/>
+                <w:sz w:val="20"/>
+                <w:szCs w:val="20"/>
+              </w:rPr>
+            </w:pPr>
+            <w:del w:id="305" w:author="Zhou Zilai" w:date="2026-07-24T11:21:00Z">
+              <w:r>
+                <w:rPr>
+                  <w:rFonts w:ascii="Arial" w:hAnsi="Arial" w:cs="Arial"/>
+                  <w:sz w:val="20"/>
+                  <w:szCs w:val="20"/>
+                </w:rPr>
+                <w:delText>Retour au fournisseur ou élimination agréée pour déchets dangereux</w:delText>
+              </w:r>
+            </w:del>
           </w:p>
         </w:tc>
       </w:tr>
@@ -4175,7 +5298,7 @@
               </w:rPr>
               <w:t xml:space="preserve">Huiles de lubrification, huiles hydrauliques et de turbine usagées</w:t>
             </w:r>
-            <w:ins w:id="90024" w:author="Dr IBRAHIMA DIALLO" w:date="2026-08-17T12:00:00Z">
+            <w:ins w:id="90024" w:author="Dr IBRAHIMA DIALLO" w:date="2026-08-17T13:00:00Z">
               <w:r>
                 <w:rPr>
                   <w:rFonts w:ascii="Arial" w:hAnsi="Arial" w:cs="Arial"/>
@@ -4254,23 +5377,35 @@
               </w:rPr>
               <w:t xml:space="preserve">Recyclage (re-raffinage) ou </w:t>
             </w:r>
-            <w:r>
-              <w:rPr>
-                <w:rFonts w:ascii="Arial" w:eastAsia="Arial" w:hAnsi="Arial" w:cs="Arial"/>
-                <w:sz w:val="20"/>
-                <w:szCs w:val="20"/>
-                <w:lang w:eastAsia="en-IE"/>
-                <w:rPrChange w:id="307" w:author="Ismael SAMBY" w:date="2026-07-29T09:21:00Z">
-                  <w:rPr>
-                    <w:rFonts w:ascii="Arial" w:eastAsia="Arial" w:hAnsi="Arial" w:cs="Arial"/>
-                    <w:sz w:val="20"/>
-                    <w:szCs w:val="20"/>
-                    <w:lang w:val="en-SG" w:eastAsia="en-IE"/>
-                  </w:rPr>
-                </w:rPrChange>
-              </w:rPr>
-              <w:t>doivent être transférés et éliminés par des entités dûment qualifiées ou approuvées par le projet.</w:t>
-            </w:r>
+            <w:ins w:id="306" w:author="Zhou Zilai" w:date="2026-07-24T11:21:00Z">
+              <w:r>
+                <w:rPr>
+                  <w:rFonts w:ascii="Arial" w:eastAsia="Arial" w:hAnsi="Arial" w:cs="Arial"/>
+                  <w:sz w:val="20"/>
+                  <w:szCs w:val="20"/>
+                  <w:lang w:eastAsia="en-IE"/>
+                  <w:rPrChange w:id="307" w:author="Ismael SAMBY" w:date="2026-07-29T09:21:00Z">
+                    <w:rPr>
+                      <w:rFonts w:ascii="Arial" w:eastAsia="Arial" w:hAnsi="Arial" w:cs="Arial"/>
+                      <w:sz w:val="20"/>
+                      <w:szCs w:val="20"/>
+                      <w:lang w:val="en-SG" w:eastAsia="en-IE"/>
+                    </w:rPr>
+                  </w:rPrChange>
+                </w:rPr>
+                <w:t>doivent être transférés et éliminés par des entités dûment qualifiées ou approuvées par le projet.</w:t>
+              </w:r>
+            </w:ins>
+            <w:del w:id="308" w:author="Zhou Zilai" w:date="2026-07-24T11:21:00Z">
+              <w:r>
+                <w:rPr>
+                  <w:rFonts w:ascii="Arial" w:hAnsi="Arial" w:cs="Arial"/>
+                  <w:sz w:val="20"/>
+                  <w:szCs w:val="20"/>
+                </w:rPr>
+                <w:delText>élimination agréée</w:delText>
+              </w:r>
+            </w:del>
           </w:p>
         </w:tc>
       </w:tr>
@@ -4320,7 +5455,7 @@
               </w:rPr>
               <w:t xml:space="preserve">Contaminés par des hydrocarbures ou des graisses</w:t>
             </w:r>
-            <w:ins w:id="90025" w:author="Dr IBRAHIMA DIALLO" w:date="2026-08-17T12:00:00Z">
+            <w:ins w:id="90025" w:author="Dr IBRAHIMA DIALLO" w:date="2026-08-17T13:00:00Z">
               <w:r>
                 <w:rPr>
                   <w:rFonts w:ascii="Arial" w:hAnsi="Arial" w:cs="Arial"/>
@@ -4386,12 +5521,14 @@
           <w:p>
             <w:pPr>
               <w:rPr>
+                <w:ins w:id="309" w:author="Zhou Zilai" w:date="2026-07-24T11:21:00Z"/>
                 <w:rFonts w:ascii="Arial" w:eastAsia="Arial" w:hAnsi="Arial" w:cs="Arial"/>
                 <w:sz w:val="20"/>
                 <w:szCs w:val="20"/>
                 <w:lang w:eastAsia="en-IE"/>
                 <w:rPrChange w:id="310" w:author="Ismael SAMBY" w:date="2026-07-29T09:21:00Z">
                   <w:rPr>
+                    <w:ins w:id="311" w:author="Zhou Zilai" w:date="2026-07-24T11:21:00Z"/>
                     <w:rFonts w:ascii="Arial" w:eastAsia="Arial" w:hAnsi="Arial" w:cs="Arial"/>
                     <w:sz w:val="20"/>
                     <w:szCs w:val="20"/>
@@ -4400,49 +5537,84 @@
                 </w:rPrChange>
               </w:rPr>
             </w:pPr>
-            <w:r>
-              <w:rPr>
-                <w:rFonts w:ascii="Arial" w:eastAsia="Arial" w:hAnsi="Arial" w:cs="Arial"/>
-                <w:sz w:val="20"/>
-                <w:szCs w:val="20"/>
-                <w:lang w:eastAsia="en-IE"/>
-                <w:rPrChange w:id="316" w:author="Ismael SAMBY" w:date="2026-07-29T09:21:00Z">
+            <w:ins w:id="312" w:author="Zhou Zilai" w:date="2026-07-24T11:21:00Z">
+              <w:del w:id="313" w:author="IB-OKAPI" w:date="2026-08-05T15:03:00Z">
+                <w:r>
                   <w:rPr>
                     <w:rFonts w:ascii="Arial" w:eastAsia="Arial" w:hAnsi="Arial" w:cs="Arial"/>
                     <w:sz w:val="20"/>
                     <w:szCs w:val="20"/>
                     <w:lang w:eastAsia="en-IE"/>
+                    <w:rPrChange w:id="314" w:author="Ismael SAMBY" w:date="2026-07-29T09:21:00Z">
+                      <w:rPr>
+                        <w:rFonts w:ascii="Arial" w:eastAsia="Arial" w:hAnsi="Arial" w:cs="Arial"/>
+                        <w:sz w:val="20"/>
+                        <w:szCs w:val="20"/>
+                        <w:lang w:val="en-SG" w:eastAsia="en-IE"/>
+                      </w:rPr>
+                    </w:rPrChange>
                   </w:rPr>
-                </w:rPrChange>
-              </w:rPr>
-              <w:t>Doivent</w:t>
-            </w:r>
-            <w:r>
-              <w:rPr>
-                <w:rFonts w:ascii="Arial" w:eastAsia="Arial" w:hAnsi="Arial" w:cs="Arial"/>
-                <w:sz w:val="20"/>
-                <w:szCs w:val="20"/>
-                <w:lang w:eastAsia="en-IE"/>
-                <w:rPrChange w:id="318" w:author="Ismael SAMBY" w:date="2026-07-29T09:21:00Z">
-                  <w:rPr>
-                    <w:rFonts w:ascii="Arial" w:eastAsia="Arial" w:hAnsi="Arial" w:cs="Arial"/>
-                    <w:sz w:val="20"/>
-                    <w:szCs w:val="20"/>
-                    <w:lang w:val="en-SG" w:eastAsia="en-IE"/>
-                  </w:rPr>
-                </w:rPrChange>
-              </w:rPr>
-              <w:t xml:space="preserve"> être transférés et éliminés par des entités dûment qualifiées ou approuvées par le projet.</w:t>
-            </w:r>
-          </w:p>
-          <w:p>
-            <w:pPr>
-              <w:rPr>
-                <w:rFonts w:ascii="Arial" w:hAnsi="Arial" w:cs="Arial"/>
-                <w:sz w:val="20"/>
-                <w:szCs w:val="20"/>
-              </w:rPr>
-            </w:pPr>
+                  <w:delText>doivent</w:delText>
+                </w:r>
+              </w:del>
+            </w:ins>
+            <w:ins w:id="315" w:author="IB-OKAPI" w:date="2026-08-05T15:03:00Z">
+              <w:r>
+                <w:rPr>
+                  <w:rFonts w:ascii="Arial" w:eastAsia="Arial" w:hAnsi="Arial" w:cs="Arial"/>
+                  <w:sz w:val="20"/>
+                  <w:szCs w:val="20"/>
+                  <w:lang w:eastAsia="en-IE"/>
+                  <w:rPrChange w:id="316" w:author="Ismael SAMBY" w:date="2026-07-29T09:21:00Z">
+                    <w:rPr>
+                      <w:rFonts w:ascii="Arial" w:eastAsia="Arial" w:hAnsi="Arial" w:cs="Arial"/>
+                      <w:sz w:val="20"/>
+                      <w:szCs w:val="20"/>
+                      <w:lang w:eastAsia="en-IE"/>
+                    </w:rPr>
+                  </w:rPrChange>
+                </w:rPr>
+                <w:t>Doivent</w:t>
+              </w:r>
+            </w:ins>
+            <w:ins w:id="317" w:author="Zhou Zilai" w:date="2026-07-24T11:21:00Z">
+              <w:r>
+                <w:rPr>
+                  <w:rFonts w:ascii="Arial" w:eastAsia="Arial" w:hAnsi="Arial" w:cs="Arial"/>
+                  <w:sz w:val="20"/>
+                  <w:szCs w:val="20"/>
+                  <w:lang w:eastAsia="en-IE"/>
+                  <w:rPrChange w:id="318" w:author="Ismael SAMBY" w:date="2026-07-29T09:21:00Z">
+                    <w:rPr>
+                      <w:rFonts w:ascii="Arial" w:eastAsia="Arial" w:hAnsi="Arial" w:cs="Arial"/>
+                      <w:sz w:val="20"/>
+                      <w:szCs w:val="20"/>
+                      <w:lang w:val="en-SG" w:eastAsia="en-IE"/>
+                    </w:rPr>
+                  </w:rPrChange>
+                </w:rPr>
+                <w:t xml:space="preserve"> être transférés et éliminés par des entités dûment qualifiées ou approuvées par le projet.</w:t>
+              </w:r>
+            </w:ins>
+          </w:p>
+          <w:p>
+            <w:pPr>
+              <w:rPr>
+                <w:rFonts w:ascii="Arial" w:hAnsi="Arial" w:cs="Arial"/>
+                <w:sz w:val="20"/>
+                <w:szCs w:val="20"/>
+              </w:rPr>
+            </w:pPr>
+            <w:del w:id="319" w:author="Zhou Zilai" w:date="2026-07-24T11:21:00Z">
+              <w:r>
+                <w:rPr>
+                  <w:rFonts w:ascii="Arial" w:hAnsi="Arial" w:cs="Arial"/>
+                  <w:sz w:val="20"/>
+                  <w:szCs w:val="20"/>
+                </w:rPr>
+                <w:delText>Incinération ou traitement agréé</w:delText>
+              </w:r>
+            </w:del>
           </w:p>
         </w:tc>
       </w:tr>
@@ -4491,7 +5663,7 @@
               </w:rPr>
               <w:t xml:space="preserve">Fûts, conteneurs IBC, sacs de produits chimiques</w:t>
             </w:r>
-            <w:ins w:id="90026" w:author="Dr IBRAHIMA DIALLO" w:date="2026-08-17T12:00:00Z">
+            <w:ins w:id="90026" w:author="Dr IBRAHIMA DIALLO" w:date="2026-08-17T13:00:00Z">
               <w:r>
                 <w:rPr>
                   <w:rFonts w:ascii="Arial" w:hAnsi="Arial" w:cs="Arial"/>
@@ -4735,7 +5907,7 @@
               </w:rPr>
               <w:t xml:space="preserve">Ordinateurs et équipements de contrôle obsolètes</w:t>
             </w:r>
-            <w:ins w:id="90027" w:author="Dr IBRAHIMA DIALLO" w:date="2026-08-17T12:00:00Z">
+            <w:ins w:id="90027" w:author="Dr IBRAHIMA DIALLO" w:date="2026-08-17T13:00:00Z">
               <w:r>
                 <w:rPr>
                   <w:rFonts w:ascii="Arial" w:hAnsi="Arial" w:cs="Arial"/>
@@ -4862,7 +6034,7 @@
               </w:rPr>
               <w:t xml:space="preserve">Plomb-acide (véhicules / onduleurs) ; alcalines</w:t>
             </w:r>
-            <w:ins w:id="90028" w:author="Dr IBRAHIMA DIALLO" w:date="2026-08-17T12:00:00Z">
+            <w:ins w:id="90028" w:author="Dr IBRAHIMA DIALLO" w:date="2026-08-17T13:00:00Z">
               <w:r>
                 <w:rPr>
                   <w:rFonts w:ascii="Arial" w:hAnsi="Arial" w:cs="Arial"/>
@@ -4928,12 +6100,14 @@
           <w:p>
             <w:pPr>
               <w:rPr>
+                <w:ins w:id="320" w:author="Zhou Zilai" w:date="2026-07-24T11:21:00Z"/>
                 <w:rFonts w:ascii="Arial" w:eastAsia="Arial" w:hAnsi="Arial" w:cs="Arial"/>
                 <w:sz w:val="20"/>
                 <w:szCs w:val="20"/>
                 <w:lang w:eastAsia="en-IE"/>
                 <w:rPrChange w:id="321" w:author="Ismael SAMBY" w:date="2026-07-29T09:21:00Z">
                   <w:rPr>
+                    <w:ins w:id="322" w:author="Zhou Zilai" w:date="2026-07-24T11:21:00Z"/>
                     <w:rFonts w:ascii="Arial" w:eastAsia="Arial" w:hAnsi="Arial" w:cs="Arial"/>
                     <w:sz w:val="20"/>
                     <w:szCs w:val="20"/>
@@ -4942,49 +6116,84 @@
                 </w:rPrChange>
               </w:rPr>
             </w:pPr>
-            <w:r>
-              <w:rPr>
-                <w:rFonts w:ascii="Arial" w:eastAsia="Arial" w:hAnsi="Arial" w:cs="Arial"/>
-                <w:sz w:val="20"/>
-                <w:szCs w:val="20"/>
-                <w:lang w:eastAsia="en-IE"/>
-                <w:rPrChange w:id="327" w:author="Ismael SAMBY" w:date="2026-07-29T09:21:00Z">
+            <w:ins w:id="323" w:author="Zhou Zilai" w:date="2026-07-24T11:21:00Z">
+              <w:del w:id="324" w:author="IB-OKAPI" w:date="2026-08-05T15:03:00Z">
+                <w:r>
                   <w:rPr>
                     <w:rFonts w:ascii="Arial" w:eastAsia="Arial" w:hAnsi="Arial" w:cs="Arial"/>
                     <w:sz w:val="20"/>
                     <w:szCs w:val="20"/>
                     <w:lang w:eastAsia="en-IE"/>
+                    <w:rPrChange w:id="325" w:author="Ismael SAMBY" w:date="2026-07-29T09:21:00Z">
+                      <w:rPr>
+                        <w:rFonts w:ascii="Arial" w:eastAsia="Arial" w:hAnsi="Arial" w:cs="Arial"/>
+                        <w:sz w:val="20"/>
+                        <w:szCs w:val="20"/>
+                        <w:lang w:val="en-SG" w:eastAsia="en-IE"/>
+                      </w:rPr>
+                    </w:rPrChange>
                   </w:rPr>
-                </w:rPrChange>
-              </w:rPr>
-              <w:t>Doivent</w:t>
-            </w:r>
-            <w:r>
-              <w:rPr>
-                <w:rFonts w:ascii="Arial" w:eastAsia="Arial" w:hAnsi="Arial" w:cs="Arial"/>
-                <w:sz w:val="20"/>
-                <w:szCs w:val="20"/>
-                <w:lang w:eastAsia="en-IE"/>
-                <w:rPrChange w:id="329" w:author="Ismael SAMBY" w:date="2026-07-29T09:21:00Z">
-                  <w:rPr>
-                    <w:rFonts w:ascii="Arial" w:eastAsia="Arial" w:hAnsi="Arial" w:cs="Arial"/>
-                    <w:sz w:val="20"/>
-                    <w:szCs w:val="20"/>
-                    <w:lang w:val="en-SG" w:eastAsia="en-IE"/>
-                  </w:rPr>
-                </w:rPrChange>
-              </w:rPr>
-              <w:t xml:space="preserve"> être transférés et éliminés par des entités dûment qualifiées ou approuvées par le projet.</w:t>
-            </w:r>
-          </w:p>
-          <w:p>
-            <w:pPr>
-              <w:rPr>
-                <w:rFonts w:ascii="Arial" w:hAnsi="Arial" w:cs="Arial"/>
-                <w:sz w:val="20"/>
-                <w:szCs w:val="20"/>
-              </w:rPr>
-            </w:pPr>
+                  <w:delText>doivent</w:delText>
+                </w:r>
+              </w:del>
+            </w:ins>
+            <w:ins w:id="326" w:author="IB-OKAPI" w:date="2026-08-05T15:03:00Z">
+              <w:r>
+                <w:rPr>
+                  <w:rFonts w:ascii="Arial" w:eastAsia="Arial" w:hAnsi="Arial" w:cs="Arial"/>
+                  <w:sz w:val="20"/>
+                  <w:szCs w:val="20"/>
+                  <w:lang w:eastAsia="en-IE"/>
+                  <w:rPrChange w:id="327" w:author="Ismael SAMBY" w:date="2026-07-29T09:21:00Z">
+                    <w:rPr>
+                      <w:rFonts w:ascii="Arial" w:eastAsia="Arial" w:hAnsi="Arial" w:cs="Arial"/>
+                      <w:sz w:val="20"/>
+                      <w:szCs w:val="20"/>
+                      <w:lang w:eastAsia="en-IE"/>
+                    </w:rPr>
+                  </w:rPrChange>
+                </w:rPr>
+                <w:t>Doivent</w:t>
+              </w:r>
+            </w:ins>
+            <w:ins w:id="328" w:author="Zhou Zilai" w:date="2026-07-24T11:21:00Z">
+              <w:r>
+                <w:rPr>
+                  <w:rFonts w:ascii="Arial" w:eastAsia="Arial" w:hAnsi="Arial" w:cs="Arial"/>
+                  <w:sz w:val="20"/>
+                  <w:szCs w:val="20"/>
+                  <w:lang w:eastAsia="en-IE"/>
+                  <w:rPrChange w:id="329" w:author="Ismael SAMBY" w:date="2026-07-29T09:21:00Z">
+                    <w:rPr>
+                      <w:rFonts w:ascii="Arial" w:eastAsia="Arial" w:hAnsi="Arial" w:cs="Arial"/>
+                      <w:sz w:val="20"/>
+                      <w:szCs w:val="20"/>
+                      <w:lang w:val="en-SG" w:eastAsia="en-IE"/>
+                    </w:rPr>
+                  </w:rPrChange>
+                </w:rPr>
+                <w:t xml:space="preserve"> être transférés et éliminés par des entités dûment qualifiées ou approuvées par le projet.</w:t>
+              </w:r>
+            </w:ins>
+          </w:p>
+          <w:p>
+            <w:pPr>
+              <w:rPr>
+                <w:rFonts w:ascii="Arial" w:hAnsi="Arial" w:cs="Arial"/>
+                <w:sz w:val="20"/>
+                <w:szCs w:val="20"/>
+              </w:rPr>
+            </w:pPr>
+            <w:del w:id="330" w:author="Zhou Zilai" w:date="2026-07-24T11:21:00Z">
+              <w:r>
+                <w:rPr>
+                  <w:rFonts w:ascii="Arial" w:hAnsi="Arial" w:cs="Arial"/>
+                  <w:sz w:val="20"/>
+                  <w:szCs w:val="20"/>
+                </w:rPr>
+                <w:delText>Recyclage ou élimination en tant que déchet dangereux</w:delText>
+              </w:r>
+            </w:del>
           </w:p>
         </w:tc>
       </w:tr>
@@ -5033,7 +6242,7 @@
               </w:rPr>
               <w:t xml:space="preserve">Lampes contenant du mercure</w:t>
             </w:r>
-            <w:ins w:id="90029" w:author="Dr IBRAHIMA DIALLO" w:date="2026-08-17T12:00:00Z">
+            <w:ins w:id="90029" w:author="Dr IBRAHIMA DIALLO" w:date="2026-08-17T13:00:00Z">
               <w:r>
                 <w:rPr>
                   <w:rFonts w:ascii="Arial" w:hAnsi="Arial" w:cs="Arial"/>
@@ -5450,12 +6659,14 @@
           <w:p>
             <w:pPr>
               <w:rPr>
+                <w:ins w:id="331" w:author="Zhou Zilai" w:date="2026-07-24T11:21:00Z"/>
                 <w:rFonts w:ascii="Arial" w:eastAsia="Arial" w:hAnsi="Arial" w:cs="Arial"/>
                 <w:sz w:val="20"/>
                 <w:szCs w:val="20"/>
                 <w:lang w:eastAsia="en-IE"/>
                 <w:rPrChange w:id="332" w:author="Ismael SAMBY" w:date="2026-07-29T09:21:00Z">
                   <w:rPr>
+                    <w:ins w:id="333" w:author="Zhou Zilai" w:date="2026-07-24T11:21:00Z"/>
                     <w:rFonts w:ascii="Arial" w:eastAsia="Arial" w:hAnsi="Arial" w:cs="Arial"/>
                     <w:sz w:val="20"/>
                     <w:szCs w:val="20"/>
@@ -5464,49 +6675,84 @@
                 </w:rPrChange>
               </w:rPr>
             </w:pPr>
-            <w:r>
-              <w:rPr>
-                <w:rFonts w:ascii="Arial" w:eastAsia="Arial" w:hAnsi="Arial" w:cs="Arial"/>
-                <w:sz w:val="20"/>
-                <w:szCs w:val="20"/>
-                <w:lang w:eastAsia="en-IE"/>
-                <w:rPrChange w:id="338" w:author="Ismael SAMBY" w:date="2026-07-29T09:21:00Z">
+            <w:ins w:id="334" w:author="Zhou Zilai" w:date="2026-07-24T11:21:00Z">
+              <w:del w:id="335" w:author="IB-OKAPI" w:date="2026-08-05T15:03:00Z">
+                <w:r>
                   <w:rPr>
                     <w:rFonts w:ascii="Arial" w:eastAsia="Arial" w:hAnsi="Arial" w:cs="Arial"/>
                     <w:sz w:val="20"/>
                     <w:szCs w:val="20"/>
                     <w:lang w:eastAsia="en-IE"/>
+                    <w:rPrChange w:id="336" w:author="Ismael SAMBY" w:date="2026-07-29T09:21:00Z">
+                      <w:rPr>
+                        <w:rFonts w:ascii="Arial" w:eastAsia="Arial" w:hAnsi="Arial" w:cs="Arial"/>
+                        <w:sz w:val="20"/>
+                        <w:szCs w:val="20"/>
+                        <w:lang w:val="en-SG" w:eastAsia="en-IE"/>
+                      </w:rPr>
+                    </w:rPrChange>
                   </w:rPr>
-                </w:rPrChange>
-              </w:rPr>
-              <w:t>Doivent</w:t>
-            </w:r>
-            <w:r>
-              <w:rPr>
-                <w:rFonts w:ascii="Arial" w:eastAsia="Arial" w:hAnsi="Arial" w:cs="Arial"/>
-                <w:sz w:val="20"/>
-                <w:szCs w:val="20"/>
-                <w:lang w:eastAsia="en-IE"/>
-                <w:rPrChange w:id="340" w:author="Ismael SAMBY" w:date="2026-07-29T09:21:00Z">
-                  <w:rPr>
-                    <w:rFonts w:ascii="Arial" w:eastAsia="Arial" w:hAnsi="Arial" w:cs="Arial"/>
-                    <w:sz w:val="20"/>
-                    <w:szCs w:val="20"/>
-                    <w:lang w:val="en-SG" w:eastAsia="en-IE"/>
-                  </w:rPr>
-                </w:rPrChange>
-              </w:rPr>
-              <w:t xml:space="preserve"> être transférés et éliminés par des entités dûment qualifiées ou approuvées par le projet.</w:t>
-            </w:r>
-          </w:p>
-          <w:p>
-            <w:pPr>
-              <w:rPr>
-                <w:rFonts w:ascii="Arial" w:hAnsi="Arial" w:cs="Arial"/>
-                <w:sz w:val="20"/>
-                <w:szCs w:val="20"/>
-              </w:rPr>
-            </w:pPr>
+                  <w:delText>doivent</w:delText>
+                </w:r>
+              </w:del>
+            </w:ins>
+            <w:ins w:id="337" w:author="IB-OKAPI" w:date="2026-08-05T15:03:00Z">
+              <w:r>
+                <w:rPr>
+                  <w:rFonts w:ascii="Arial" w:eastAsia="Arial" w:hAnsi="Arial" w:cs="Arial"/>
+                  <w:sz w:val="20"/>
+                  <w:szCs w:val="20"/>
+                  <w:lang w:eastAsia="en-IE"/>
+                  <w:rPrChange w:id="338" w:author="Ismael SAMBY" w:date="2026-07-29T09:21:00Z">
+                    <w:rPr>
+                      <w:rFonts w:ascii="Arial" w:eastAsia="Arial" w:hAnsi="Arial" w:cs="Arial"/>
+                      <w:sz w:val="20"/>
+                      <w:szCs w:val="20"/>
+                      <w:lang w:eastAsia="en-IE"/>
+                    </w:rPr>
+                  </w:rPrChange>
+                </w:rPr>
+                <w:t>Doivent</w:t>
+              </w:r>
+            </w:ins>
+            <w:ins w:id="339" w:author="Zhou Zilai" w:date="2026-07-24T11:21:00Z">
+              <w:r>
+                <w:rPr>
+                  <w:rFonts w:ascii="Arial" w:eastAsia="Arial" w:hAnsi="Arial" w:cs="Arial"/>
+                  <w:sz w:val="20"/>
+                  <w:szCs w:val="20"/>
+                  <w:lang w:eastAsia="en-IE"/>
+                  <w:rPrChange w:id="340" w:author="Ismael SAMBY" w:date="2026-07-29T09:21:00Z">
+                    <w:rPr>
+                      <w:rFonts w:ascii="Arial" w:eastAsia="Arial" w:hAnsi="Arial" w:cs="Arial"/>
+                      <w:sz w:val="20"/>
+                      <w:szCs w:val="20"/>
+                      <w:lang w:val="en-SG" w:eastAsia="en-IE"/>
+                    </w:rPr>
+                  </w:rPrChange>
+                </w:rPr>
+                <w:t xml:space="preserve"> être transférés et éliminés par des entités dûment qualifiées ou approuvées par le projet.</w:t>
+              </w:r>
+            </w:ins>
+          </w:p>
+          <w:p>
+            <w:pPr>
+              <w:rPr>
+                <w:rFonts w:ascii="Arial" w:hAnsi="Arial" w:cs="Arial"/>
+                <w:sz w:val="20"/>
+                <w:szCs w:val="20"/>
+              </w:rPr>
+            </w:pPr>
+            <w:del w:id="341" w:author="Zhou Zilai" w:date="2026-07-24T11:21:00Z">
+              <w:r>
+                <w:rPr>
+                  <w:rFonts w:ascii="Arial" w:hAnsi="Arial" w:cs="Arial"/>
+                  <w:sz w:val="20"/>
+                  <w:szCs w:val="20"/>
+                </w:rPr>
+                <w:delText>Élimination spécialisée</w:delText>
+              </w:r>
+            </w:del>
           </w:p>
         </w:tc>
       </w:tr>
@@ -5789,7 +7035,7 @@
               </w:rPr>
               <w:t xml:space="preserve">Issus de la maintenance des systèmes CVC</w:t>
             </w:r>
-            <w:ins w:id="90030" w:author="Dr IBRAHIMA DIALLO" w:date="2026-08-17T12:00:00Z">
+            <w:ins w:id="90030" w:author="Dr IBRAHIMA DIALLO" w:date="2026-08-17T13:00:00Z">
               <w:r>
                 <w:rPr>
                   <w:rFonts w:ascii="Arial" w:hAnsi="Arial" w:cs="Arial"/>
@@ -5876,6 +7122,7 @@
       <w:pPr>
         <w:jc w:val="both"/>
         <w:rPr>
+          <w:ins w:id="342" w:author="IB-OKAPI" w:date="2026-08-05T13:59:00Z"/>
           <w:rFonts w:ascii="Arial" w:hAnsi="Arial" w:cs="Arial"/>
         </w:rPr>
       </w:pPr>
@@ -5884,6 +7131,7 @@
       <w:pPr>
         <w:jc w:val="both"/>
         <w:rPr>
+          <w:ins w:id="343" w:author="IB-OKAPI" w:date="2026-08-05T13:59:00Z"/>
           <w:rFonts w:ascii="Arial" w:hAnsi="Arial" w:cs="Arial"/>
         </w:rPr>
       </w:pPr>
@@ -6085,6 +7333,14 @@
         </w:rPr>
         <w:t xml:space="preserve">Les déchets de démantèlement seront en grande partie constitués de matériaux recyclables. </w:t>
       </w:r>
+      <w:del w:id="344" w:author="Zhou Zilai" w:date="2026-07-24T11:22:00Z">
+        <w:r>
+          <w:rPr>
+            <w:rFonts w:ascii="Arial" w:hAnsi="Arial" w:cs="Arial"/>
+          </w:rPr>
+          <w:delText>Une planification détaillée des déchets de démantèlement sera élaborée avant la fermeture.</w:delText>
+        </w:r>
+      </w:del>
     </w:p>
     <w:p>
       <w:pPr>
@@ -6117,7 +7373,29 @@
         <w:rPr>
           <w:rFonts w:ascii="Arial" w:hAnsi="Arial" w:cs="Arial"/>
         </w:rPr>
-        <w:t xml:space="preserve">Toutes les activités de manutention et d'élimination des déchets doivent être menées conformément à la Procédure Opératoire Standard de gestion des déchets de WCAG.</w:t>
+        <w:t xml:space="preserve">Toutes les activités de manutention et d'élimination des déchets doivent être menées conformément à la Procédure Opératoire Standard de gestion des déchets de W</w:t>
+      </w:r>
+      <w:ins w:id="345" w:author="IB-OKAPI" w:date="2026-08-05T15:04:00Z">
+        <w:r>
+          <w:rPr>
+            <w:rFonts w:ascii="Arial" w:hAnsi="Arial" w:cs="Arial"/>
+          </w:rPr>
+          <w:t>CAG</w:t>
+        </w:r>
+      </w:ins>
+      <w:del w:id="346" w:author="IB-OKAPI" w:date="2026-08-05T15:04:00Z">
+        <w:r>
+          <w:rPr>
+            <w:rFonts w:ascii="Arial" w:hAnsi="Arial" w:cs="Arial"/>
+          </w:rPr>
+          <w:delText xml:space="preserve">inning Consortium Simandou</w:delText>
+        </w:r>
+      </w:del>
+      <w:r>
+        <w:rPr>
+          <w:rFonts w:ascii="Arial" w:hAnsi="Arial" w:cs="Arial"/>
+        </w:rPr>
+        <w:t>.</w:t>
       </w:r>
     </w:p>
     <w:p>
@@ -6468,7 +7746,7 @@
               </w:rPr>
               <w:t xml:space="preserve">Les déchets dangereux doivent être transférés vers des installations de traitement agréées pour déchets dangereux</w:t>
             </w:r>
-            <w:ins w:id="90037" w:author="Dr IBRAHIMA DIALLO" w:date="2026-08-17T12:00:00Z">
+            <w:ins w:id="90037" w:author="Dr IBRAHIMA DIALLO" w:date="2026-08-17T13:00:00Z">
               <w:r>
                 <w:rPr>
                   <w:rFonts w:ascii="Arial" w:hAnsi="Arial" w:cs="Arial"/>
@@ -6557,6 +7835,19 @@
               </w:rPr>
               <w:t xml:space="preserve">Lorsque des options de traitement local ne sont pas disponibles, les déchets doivent être transportés vers des installations externes </w:t>
             </w:r>
+            <w:del w:id="356" w:author="Zhou Zilai" w:date="2026-07-24T11:22:00Z">
+              <w:r>
+                <w:rPr>
+                  <w:rFonts w:ascii="Arial" w:hAnsi="Arial" w:cs="Arial"/>
+                  <w:sz w:val="20"/>
+                  <w:szCs w:val="20"/>
+                  <w:rPrChange w:id="357" w:author="Zhou Zilai" w:date="2026-07-24T11:22:00Z">
+                    <w:rPr/>
+                  </w:rPrChange>
+                </w:rPr>
+                <w:delText xml:space="preserve">ou internationales </w:delText>
+              </w:r>
+            </w:del>
             <w:r>
               <w:rPr>
                 <w:rFonts w:ascii="Arial" w:hAnsi="Arial" w:cs="Arial"/>
@@ -6837,17 +8128,38 @@
         <w:spacing w:line="276" w:lineRule="auto"/>
         <w:jc w:val="both"/>
         <w:rPr>
+          <w:ins w:id="372" w:author="Zhou Zilai" w:date="2026-07-24T11:22:00Z"/>
           <w:rFonts w:ascii="Arial" w:eastAsia="Arial" w:hAnsi="Arial" w:cs="Arial"/>
           <w:lang w:eastAsia="en-IE"/>
         </w:rPr>
       </w:pPr>
-      <w:r>
-        <w:rPr>
-          <w:rFonts w:ascii="Arial" w:eastAsia="Arial" w:hAnsi="Arial" w:cs="Arial"/>
-          <w:lang w:eastAsia="en-IE"/>
-        </w:rPr>
-        <w:t>Les installations de gestion des déchets relevant du périmètre de conception actuel, ainsi que les installations potentielles de traitement hors site associées au Projet, sont présentées ci-dessous.</w:t>
-      </w:r>
+      <w:ins w:id="373" w:author="Zhou Zilai" w:date="2026-07-24T11:22:00Z">
+        <w:r>
+          <w:rPr>
+            <w:rFonts w:ascii="Arial" w:eastAsia="Arial" w:hAnsi="Arial" w:cs="Arial"/>
+            <w:lang w:eastAsia="en-IE"/>
+          </w:rPr>
+          <w:t>Les installations de gestion des déchets relevant du périmètre de conception actuel, ainsi que les installations potentielles de traitement hors site associées au Projet, sont présentées ci-dessous.</w:t>
+        </w:r>
+      </w:ins>
+    </w:p>
+    <w:p>
+      <w:pPr>
+        <w:spacing w:before="80" w:after="120" w:line="276" w:lineRule="auto"/>
+        <w:jc w:val="both"/>
+        <w:rPr>
+          <w:del w:id="374" w:author="Zhou Zilai" w:date="2026-07-24T11:22:00Z"/>
+          <w:rFonts w:ascii="Arial" w:hAnsi="Arial" w:cs="Arial"/>
+        </w:rPr>
+      </w:pPr>
+      <w:del w:id="375" w:author="Zhou Zilai" w:date="2026-07-24T11:22:00Z">
+        <w:r>
+          <w:rPr>
+            <w:rFonts w:ascii="Arial" w:hAnsi="Arial" w:cs="Arial"/>
+          </w:rPr>
+          <w:delText xml:space="preserve">Les installations de gestion des déchets sur site et hors site, seront conformes à celles définies dans l'Étude de faisabilité et dans le périmètre de conception actuel.</w:delText>
+        </w:r>
+      </w:del>
     </w:p>
     <w:p>
       <w:pPr>
@@ -6865,7 +8177,46 @@
           <w:sz w:val="21"/>
           <w:szCs w:val="21"/>
         </w:rPr>
-        <w:t xml:space="preserve">23.4.1 Installations sur site</w:t>
+        <w:t xml:space="preserve">23.4.1 Installations sur </w:t>
+      </w:r>
+      <w:commentRangeStart w:id="376"/>
+      <w:commentRangeStart w:id="377"/>
+      <w:commentRangeStart w:id="378"/>
+      <w:r>
+        <w:rPr>
+          <w:rFonts w:ascii="Arial" w:hAnsi="Arial" w:cs="Arial"/>
+          <w:sz w:val="21"/>
+          <w:szCs w:val="21"/>
+        </w:rPr>
+        <w:t>site</w:t>
+      </w:r>
+      <w:commentRangeEnd w:id="376"/>
+      <w:r>
+        <w:rPr>
+          <w:rStyle w:val="Marquedecommentaire"/>
+          <w:rFonts w:ascii="Arial" w:hAnsi="Arial" w:cs="Arial"/>
+          <w:sz w:val="21"/>
+          <w:szCs w:val="21"/>
+        </w:rPr>
+        <w:commentReference w:id="376"/>
+      </w:r>
+      <w:commentRangeEnd w:id="377"/>
+      <w:r>
+        <w:rPr>
+          <w:rStyle w:val="Marquedecommentaire"/>
+          <w:b w:val="0"/>
+          <w:bCs w:val="0"/>
+        </w:rPr>
+        <w:commentReference w:id="377"/>
+      </w:r>
+      <w:commentRangeEnd w:id="378"/>
+      <w:r>
+        <w:rPr>
+          <w:rStyle w:val="Marquedecommentaire"/>
+          <w:b w:val="0"/>
+          <w:bCs w:val="0"/>
+        </w:rPr>
+        <w:commentReference w:id="378"/>
       </w:r>
     </w:p>
     <w:p>
@@ -6911,7 +8262,7 @@
         </w:rPr>
         <w:t xml:space="preserve">Pendant les phases de construction et d'exploitation, les résidus de bauxite (boues rouges) seront gérés au sein d'un Parc de stockage de boues rouges spécialement conçu, situé à proximité de la raffinerie. Ce parc sera conçu selon des cellules échelonnées (Phases I à V), avec une hauteur de stockage maximale prévue de 25 m, classé en tant qu'infrastructure de stockage de Classe III</w:t>
       </w:r>
-      <w:ins w:id="90036" w:author="Dr IBRAHIMA DIALLO" w:date="2026-08-17T12:00:00Z">
+      <w:ins w:id="90036" w:author="Dr IBRAHIMA DIALLO" w:date="2026-08-17T13:00:00Z">
         <w:r>
           <w:rPr>
             <w:rFonts w:ascii="Arial" w:hAnsi="Arial" w:cs="Arial"/>
@@ -6980,7 +8331,7 @@
         </w:rPr>
         <w:t xml:space="preserve">Systèmes d'étanchéité (géomembrane</w:t>
       </w:r>
-      <w:del w:id="90033" w:author="Dr IBRAHIMA DIALLO" w:date="2026-08-17T12:00:00Z">
+      <w:del w:id="90033" w:author="Dr IBRAHIMA DIALLO" w:date="2026-08-17T13:00:00Z">
         <w:r>
           <w:rPr>
             <w:rFonts w:ascii="Arial" w:hAnsi="Arial" w:cs="Arial"/>
@@ -6988,7 +8339,7 @@
           <w:delText xml:space="preserve">s</w:delText>
         </w:r>
       </w:del>
-      <w:ins w:id="90034" w:author="Dr IBRAHIMA DIALLO" w:date="2026-08-17T12:00:00Z">
+      <w:ins w:id="90034" w:author="Dr IBRAHIMA DIALLO" w:date="2026-08-17T13:00:00Z">
         <w:r>
           <w:rPr>
             <w:rFonts w:ascii="Arial" w:hAnsi="Arial" w:cs="Arial"/>
@@ -7036,25 +8387,62 @@
           <w:rFonts w:ascii="Arial" w:hAnsi="Arial" w:cs="Arial"/>
         </w:rPr>
       </w:pPr>
-      <w:r>
-        <w:rPr>
-          <w:rFonts w:ascii="Arial" w:hAnsi="Arial" w:cs="Arial"/>
-        </w:rPr>
-        <w:t xml:space="preserve">Des puits de surveillance de la qualité des eaux souterraines seront installés simultanément autour du site</w:t>
-      </w:r>
-      <w:ins w:id="90035" w:author="Dr IBRAHIMA DIALLO" w:date="2026-08-17T12:00:00Z">
+      <w:commentRangeStart w:id="379"/>
+      <w:commentRangeStart w:id="380"/>
+      <w:commentRangeStart w:id="381"/>
+      <w:ins w:id="382" w:author="Zhou Zilai" w:date="2026-07-24T14:07:00Z">
         <w:r>
           <w:rPr>
             <w:rFonts w:ascii="Arial" w:hAnsi="Arial" w:cs="Arial"/>
           </w:rPr>
-          <w:t xml:space="preserve">, conformément à la GB/T 14848-2017 : au moins un puits en amont (référence) et deux en aval, suivi des paramètres pH, sodium, aluminium, fluorures et métaux lourds à une fréquence au minimum trimestrielle, avec état de référence établi avant exploitation</w:t>
+          <w:t>Des puits de surveillance de la qualité des eaux souterraines seront installés simultanément autour du site.</w:t>
         </w:r>
       </w:ins>
-      <w:r>
-        <w:rPr>
-          <w:rFonts w:ascii="Arial" w:hAnsi="Arial" w:cs="Arial"/>
-        </w:rPr>
-        <w:t xml:space="preserve">.;</w:t>
+      <w:ins w:id="90035" w:author="Dr IBRAHIMA DIALLO" w:date="2026-08-17T13:00:00Z">
+        <w:r>
+          <w:rPr>
+            <w:rFonts w:ascii="Arial" w:hAnsi="Arial" w:cs="Arial"/>
+          </w:rPr>
+          <w:t xml:space="preserve"> Le réseau de surveillance des eaux souterraines est conforme à la GB/T 14848-2017 : au moins un puits en amont (référence) et deux en aval ; paramètres pH, sodium, aluminium, fluorures et métaux lourds ; fréquence au minimum trimestrielle ; état de référence préalable.</w:t>
+        </w:r>
+      </w:ins>
+      <w:del w:id="383" w:author="Zhou Zilai" w:date="2026-07-24T14:07:00Z">
+        <w:r>
+          <w:rPr>
+            <w:rFonts w:ascii="Arial" w:hAnsi="Arial" w:cs="Arial"/>
+          </w:rPr>
+          <w:delText xml:space="preserve">Surveillance de la revanche (freeboard) et de l'intégrité structurelle </w:delText>
+        </w:r>
+      </w:del>
+      <w:r>
+        <w:rPr>
+          <w:rFonts w:ascii="Arial" w:hAnsi="Arial" w:cs="Arial"/>
+        </w:rPr>
+        <w:t>;</w:t>
+      </w:r>
+      <w:commentRangeEnd w:id="379"/>
+      <w:r>
+        <w:rPr>
+          <w:rStyle w:val="Marquedecommentaire"/>
+          <w:rFonts w:ascii="Arial" w:hAnsi="Arial" w:cs="Arial"/>
+          <w:sz w:val="21"/>
+          <w:szCs w:val="21"/>
+        </w:rPr>
+        <w:commentReference w:id="379"/>
+      </w:r>
+      <w:commentRangeEnd w:id="380"/>
+      <w:r>
+        <w:rPr>
+          <w:rStyle w:val="Marquedecommentaire"/>
+        </w:rPr>
+        <w:commentReference w:id="380"/>
+      </w:r>
+      <w:commentRangeEnd w:id="381"/>
+      <w:r>
+        <w:rPr>
+          <w:rStyle w:val="Marquedecommentaire"/>
+        </w:rPr>
+        <w:commentReference w:id="381"/>
       </w:r>
     </w:p>
     <w:p>
@@ -7113,6 +8501,9 @@
           </w:rPrChange>
         </w:rPr>
       </w:pPr>
+      <w:commentRangeStart w:id="385"/>
+      <w:commentRangeStart w:id="386"/>
+      <w:commentRangeStart w:id="387"/>
       <w:r>
         <w:rPr>
           <w:rFonts w:ascii="Arial" w:hAnsi="Arial" w:cs="Arial"/>
@@ -7326,12 +8717,46 @@
         </w:rPr>
         <w:t>Tous les équipements sanitaires de l'installation sont des produits économes en eau.</w:t>
       </w:r>
+      <w:commentRangeEnd w:id="385"/>
+      <w:r>
+        <w:rPr>
+          <w:rStyle w:val="Marquedecommentaire"/>
+          <w:rFonts w:ascii="Arial" w:hAnsi="Arial" w:cs="Arial"/>
+          <w:strike/>
+          <w:sz w:val="21"/>
+          <w:szCs w:val="21"/>
+          <w:rPrChange w:id="401" w:author="Zhou Zilai" w:date="2026-07-24T14:08:00Z">
+            <w:rPr>
+              <w:rStyle w:val="Marquedecommentaire"/>
+              <w:rFonts w:ascii="Arial" w:hAnsi="Arial" w:cs="Arial"/>
+              <w:sz w:val="21"/>
+              <w:szCs w:val="21"/>
+            </w:rPr>
+          </w:rPrChange>
+        </w:rPr>
+        <w:commentReference w:id="385"/>
+      </w:r>
+      <w:commentRangeEnd w:id="386"/>
+      <w:r>
+        <w:rPr>
+          <w:rStyle w:val="Marquedecommentaire"/>
+        </w:rPr>
+        <w:commentReference w:id="386"/>
+      </w:r>
+      <w:commentRangeEnd w:id="387"/>
+      <w:r>
+        <w:rPr>
+          <w:rStyle w:val="Marquedecommentaire"/>
+        </w:rPr>
+        <w:commentReference w:id="387"/>
+      </w:r>
     </w:p>
     <w:p>
       <w:pPr>
         <w:pStyle w:val="Titre3"/>
         <w:jc w:val="both"/>
         <w:rPr>
+          <w:ins w:id="402" w:author="IB-OKAPI" w:date="2026-08-05T14:49:00Z"/>
           <w:rFonts w:ascii="Arial" w:hAnsi="Arial" w:cs="Arial"/>
           <w:b w:val="0"/>
           <w:bCs w:val="0"/>
@@ -7348,6 +8773,7 @@
         <w:pStyle w:val="Titre3"/>
         <w:jc w:val="both"/>
         <w:rPr>
+          <w:ins w:id="403" w:author="IB-OKAPI" w:date="2026-08-05T14:49:00Z"/>
           <w:rFonts w:ascii="Arial" w:hAnsi="Arial" w:cs="Arial"/>
           <w:b w:val="0"/>
           <w:bCs w:val="0"/>
@@ -7364,6 +8790,7 @@
         <w:pStyle w:val="Titre3"/>
         <w:jc w:val="both"/>
         <w:rPr>
+          <w:ins w:id="404" w:author="IB-OKAPI" w:date="2026-08-05T14:49:00Z"/>
           <w:rFonts w:ascii="Arial" w:hAnsi="Arial" w:cs="Arial"/>
           <w:b w:val="0"/>
           <w:bCs w:val="0"/>
@@ -7374,6 +8801,7 @@
           <w:u w:val="single"/>
           <w:rPrChange w:id="405" w:author="IB-OKAPI" w:date="2026-08-05T14:49:00Z">
             <w:rPr>
+              <w:ins w:id="406" w:author="IB-OKAPI" w:date="2026-08-05T14:49:00Z"/>
               <w:rFonts w:ascii="Arial" w:hAnsi="Arial" w:cs="Arial"/>
               <w:b w:val="0"/>
               <w:bCs w:val="0"/>
@@ -7387,7 +8815,287 @@
           </w:rPrChange>
         </w:rPr>
       </w:pPr>
-      <w:r>
+      <w:ins w:id="407" w:author="IB-OKAPI" w:date="2026-08-05T14:49:00Z">
+        <w:r>
+          <w:rPr>
+            <w:rFonts w:ascii="Arial" w:hAnsi="Arial" w:cs="Arial"/>
+            <w:b w:val="0"/>
+            <w:bCs w:val="0"/>
+            <w:i w:val="0"/>
+            <w:iCs w:val="0"/>
+            <w:sz w:val="21"/>
+            <w:szCs w:val="21"/>
+            <w:u w:val="single"/>
+            <w:rPrChange w:id="408" w:author="IB-OKAPI" w:date="2026-08-05T14:49:00Z">
+              <w:rPr>
+                <w:rFonts w:ascii="Arial" w:hAnsi="Arial" w:cs="Arial"/>
+                <w:b w:val="0"/>
+                <w:bCs w:val="0"/>
+                <w:i w:val="0"/>
+                <w:iCs w:val="0"/>
+                <w:color w:val="008000"/>
+                <w:sz w:val="21"/>
+                <w:szCs w:val="21"/>
+                <w:u w:val="single"/>
+              </w:rPr>
+            </w:rPrChange>
+          </w:rPr>
+          <w:lastRenderedPageBreak/>
+          <w:t>Aires de stockage temporaire des déchets</w:t>
+        </w:r>
+      </w:ins>
+    </w:p>
+    <w:p>
+      <w:pPr>
+        <w:spacing w:after="160"/>
+        <w:jc w:val="both"/>
+        <w:rPr>
+          <w:ins w:id="409" w:author="IB-OKAPI" w:date="2026-08-05T14:49:00Z"/>
+          <w:rFonts w:ascii="Arial" w:hAnsi="Arial" w:cs="Arial"/>
+          <w:rPrChange w:id="410" w:author="IB-OKAPI" w:date="2026-08-05T14:49:00Z">
+            <w:rPr>
+              <w:ins w:id="411" w:author="IB-OKAPI" w:date="2026-08-05T14:49:00Z"/>
+              <w:rFonts w:ascii="Arial" w:hAnsi="Arial" w:cs="Arial"/>
+              <w:color w:val="008000"/>
+            </w:rPr>
+          </w:rPrChange>
+        </w:rPr>
+      </w:pPr>
+      <w:ins w:id="412" w:author="IB-OKAPI" w:date="2026-08-05T14:49:00Z">
+        <w:r>
+          <w:rPr>
+            <w:rFonts w:ascii="Arial" w:hAnsi="Arial" w:cs="Arial"/>
+            <w:rPrChange w:id="413" w:author="IB-OKAPI" w:date="2026-08-05T14:49:00Z">
+              <w:rPr>
+                <w:rFonts w:ascii="Arial" w:hAnsi="Arial" w:cs="Arial"/>
+                <w:color w:val="008000"/>
+              </w:rPr>
+            </w:rPrChange>
+          </w:rPr>
+          <w:t>En complément du Parc de stockage des résidus de bauxite, le site dispose d'aires dédiées à la collecte et au stockage temporaire des déchets solides générés par les activités de construction et d'exploitation, avant leur transfert vers les filières de valorisation ou d'élimination appropriées :</w:t>
+        </w:r>
+      </w:ins>
+    </w:p>
+    <w:p>
+      <w:pPr>
+        <w:pStyle w:val="Paragraphedeliste"/>
+        <w:numPr>
+          <w:ilvl w:val="0"/>
+          <w:numId w:val="5"/>
+        </w:numPr>
+        <w:spacing w:after="80"/>
+        <w:jc w:val="both"/>
+        <w:rPr>
+          <w:ins w:id="414" w:author="IB-OKAPI" w:date="2026-08-05T14:49:00Z"/>
+          <w:rFonts w:ascii="Arial" w:hAnsi="Arial" w:cs="Arial"/>
+          <w:rPrChange w:id="415" w:author="IB-OKAPI" w:date="2026-08-05T14:49:00Z">
+            <w:rPr>
+              <w:ins w:id="416" w:author="IB-OKAPI" w:date="2026-08-05T14:49:00Z"/>
+              <w:rFonts w:ascii="Arial" w:hAnsi="Arial" w:cs="Arial"/>
+              <w:color w:val="008000"/>
+            </w:rPr>
+          </w:rPrChange>
+        </w:rPr>
+      </w:pPr>
+      <w:ins w:id="417" w:author="IB-OKAPI" w:date="2026-08-05T14:49:00Z">
+        <w:r>
+          <w:rPr>
+            <w:rFonts w:ascii="Arial" w:hAnsi="Arial" w:cs="Arial"/>
+            <w:rPrChange w:id="418" w:author="IB-OKAPI" w:date="2026-08-05T14:49:00Z">
+              <w:rPr>
+                <w:rFonts w:ascii="Arial" w:hAnsi="Arial" w:cs="Arial"/>
+                <w:color w:val="008000"/>
+              </w:rPr>
+            </w:rPrChange>
+          </w:rPr>
+          <w:t>Une aire de stockage des déchets dangereux, couverte, dotée d'un dispositif de rétention et d'un accès restreint, permettant de stocker séparément les catégories de déchets dangereux (huiles usagées, produits chimiques de procédé usagés, contenants souillés, batteries, déchets électroniques) dans l'attente de leur enlèvement par un prestataire agréé ;</w:t>
+        </w:r>
+      </w:ins>
+      <w:ins w:id="90032" w:author="Dr IBRAHIMA DIALLO" w:date="2026-08-17T13:00:00Z">
+        <w:r>
+          <w:rPr>
+            <w:rFonts w:ascii="Arial" w:hAnsi="Arial" w:cs="Arial"/>
+            <w:rPrChange w:id="418" w:author="IB-OKAPI" w:date="2026-08-05T14:49:00Z">
+              <w:rPr>
+                <w:rFonts w:ascii="Arial" w:hAnsi="Arial" w:cs="Arial"/>
+                <w:color w:val="008000"/>
+              </w:rPr>
+            </w:rPrChange>
+          </w:rPr>
+          <w:t xml:space="preserve"> Cette aire de stockage des déchets dangereux est conforme à la GB 18597-2001 (sol imperméable résistant à la corrosion, rétention étanche, séparation des déchets incompatibles, pictogrammes de danger GB 15562.2, durée de stockage ≤ 1 an).</w:t>
+        </w:r>
+      </w:ins>
+    </w:p>
+    <w:p>
+      <w:pPr>
+        <w:pStyle w:val="Paragraphedeliste"/>
+        <w:numPr>
+          <w:ilvl w:val="0"/>
+          <w:numId w:val="5"/>
+        </w:numPr>
+        <w:spacing w:after="80"/>
+        <w:jc w:val="both"/>
+        <w:rPr>
+          <w:ins w:id="419" w:author="IB-OKAPI" w:date="2026-08-05T14:49:00Z"/>
+          <w:rFonts w:ascii="Arial" w:hAnsi="Arial" w:cs="Arial"/>
+          <w:rPrChange w:id="420" w:author="IB-OKAPI" w:date="2026-08-05T14:49:00Z">
+            <w:rPr>
+              <w:ins w:id="421" w:author="IB-OKAPI" w:date="2026-08-05T14:49:00Z"/>
+              <w:rFonts w:ascii="Arial" w:hAnsi="Arial" w:cs="Arial"/>
+              <w:color w:val="008000"/>
+            </w:rPr>
+          </w:rPrChange>
+        </w:rPr>
+      </w:pPr>
+      <w:ins w:id="422" w:author="IB-OKAPI" w:date="2026-08-05T14:49:00Z">
+        <w:r>
+          <w:rPr>
+            <w:rFonts w:ascii="Arial" w:hAnsi="Arial" w:cs="Arial"/>
+            <w:rPrChange w:id="423" w:author="IB-OKAPI" w:date="2026-08-05T14:49:00Z">
+              <w:rPr>
+                <w:rFonts w:ascii="Arial" w:hAnsi="Arial" w:cs="Arial"/>
+                <w:color w:val="008000"/>
+              </w:rPr>
+            </w:rPrChange>
+          </w:rPr>
+          <w:t>Une aire de tri et de stockage des déchets non dangereux recyclables (ferraille, bois, emballages, matériaux d'excavation valorisables), organisée par filière de valorisation ;</w:t>
+        </w:r>
+      </w:ins>
+    </w:p>
+    <w:p>
+      <w:pPr>
+        <w:pStyle w:val="Paragraphedeliste"/>
+        <w:numPr>
+          <w:ilvl w:val="0"/>
+          <w:numId w:val="5"/>
+        </w:numPr>
+        <w:spacing w:after="80"/>
+        <w:jc w:val="both"/>
+        <w:rPr>
+          <w:ins w:id="424" w:author="IB-OKAPI" w:date="2026-08-05T14:49:00Z"/>
+          <w:rFonts w:ascii="Arial" w:hAnsi="Arial" w:cs="Arial"/>
+          <w:rPrChange w:id="425" w:author="IB-OKAPI" w:date="2026-08-05T14:49:00Z">
+            <w:rPr>
+              <w:ins w:id="426" w:author="IB-OKAPI" w:date="2026-08-05T14:49:00Z"/>
+              <w:rFonts w:ascii="Arial" w:hAnsi="Arial" w:cs="Arial"/>
+              <w:color w:val="008000"/>
+            </w:rPr>
+          </w:rPrChange>
+        </w:rPr>
+      </w:pPr>
+      <w:ins w:id="427" w:author="IB-OKAPI" w:date="2026-08-05T14:49:00Z">
+        <w:r>
+          <w:rPr>
+            <w:rFonts w:ascii="Arial" w:hAnsi="Arial" w:cs="Arial"/>
+            <w:rPrChange w:id="428" w:author="IB-OKAPI" w:date="2026-08-05T14:49:00Z">
+              <w:rPr>
+                <w:rFonts w:ascii="Arial" w:hAnsi="Arial" w:cs="Arial"/>
+                <w:color w:val="008000"/>
+              </w:rPr>
+            </w:rPrChange>
+          </w:rPr>
+          <w:t>Une zone de stockage des déchets résiduels non recyclables, avant évacuation vers une installation de décharge agréée ;</w:t>
+        </w:r>
+      </w:ins>
+    </w:p>
+    <w:p>
+      <w:pPr>
+        <w:pStyle w:val="Paragraphedeliste"/>
+        <w:numPr>
+          <w:ilvl w:val="0"/>
+          <w:numId w:val="5"/>
+        </w:numPr>
+        <w:spacing w:after="80"/>
+        <w:jc w:val="both"/>
+        <w:rPr>
+          <w:ins w:id="429" w:author="IB-OKAPI" w:date="2026-08-05T14:49:00Z"/>
+          <w:rFonts w:ascii="Arial" w:hAnsi="Arial" w:cs="Arial"/>
+          <w:rPrChange w:id="430" w:author="IB-OKAPI" w:date="2026-08-05T14:49:00Z">
+            <w:rPr>
+              <w:ins w:id="431" w:author="IB-OKAPI" w:date="2026-08-05T14:49:00Z"/>
+              <w:rFonts w:ascii="Arial" w:hAnsi="Arial" w:cs="Arial"/>
+              <w:color w:val="008000"/>
+            </w:rPr>
+          </w:rPrChange>
+        </w:rPr>
+      </w:pPr>
+      <w:ins w:id="432" w:author="IB-OKAPI" w:date="2026-08-05T14:49:00Z">
+        <w:r>
+          <w:rPr>
+            <w:rFonts w:ascii="Arial" w:hAnsi="Arial" w:cs="Arial"/>
+            <w:rPrChange w:id="433" w:author="IB-OKAPI" w:date="2026-08-05T14:49:00Z">
+              <w:rPr>
+                <w:rFonts w:ascii="Arial" w:hAnsi="Arial" w:cs="Arial"/>
+                <w:color w:val="008000"/>
+              </w:rPr>
+            </w:rPrChange>
+          </w:rPr>
+          <w:t>Des points de collecte pour les déchets ménagers (bases de vie, bureaux, cantines), avant évacuation régulière vers une installation municipale ou un centre de traitement autorisé.</w:t>
+        </w:r>
+      </w:ins>
+    </w:p>
+    <w:p>
+      <w:pPr>
+        <w:pStyle w:val="Paragraphedeliste"/>
+        <w:spacing w:after="80"/>
+        <w:ind w:left="720"/>
+        <w:jc w:val="both"/>
+        <w:rPr>
+          <w:ins w:id="434" w:author="IB-OKAPI" w:date="2026-08-05T14:49:00Z"/>
+          <w:rFonts w:ascii="Arial" w:hAnsi="Arial" w:cs="Arial"/>
+          <w:rPrChange w:id="435" w:author="IB-OKAPI" w:date="2026-08-05T14:49:00Z">
+            <w:rPr>
+              <w:ins w:id="436" w:author="IB-OKAPI" w:date="2026-08-05T14:49:00Z"/>
+              <w:rFonts w:ascii="Arial" w:hAnsi="Arial" w:cs="Arial"/>
+              <w:color w:val="008000"/>
+            </w:rPr>
+          </w:rPrChange>
+        </w:rPr>
+      </w:pPr>
+    </w:p>
+    <w:p>
+      <w:pPr>
+        <w:spacing w:after="160"/>
+        <w:jc w:val="both"/>
+        <w:rPr>
+          <w:ins w:id="437" w:author="IB-OKAPI" w:date="2026-08-05T14:48:00Z"/>
+          <w:rFonts w:ascii="Arial" w:hAnsi="Arial" w:cs="Arial"/>
+          <w:rPrChange w:id="438" w:author="IB-OKAPI" w:date="2026-08-05T14:49:00Z">
+            <w:rPr>
+              <w:ins w:id="439" w:author="IB-OKAPI" w:date="2026-08-05T14:48:00Z"/>
+              <w:b w:val="0"/>
+              <w:bCs w:val="0"/>
+              <w:i w:val="0"/>
+              <w:iCs w:val="0"/>
+            </w:rPr>
+          </w:rPrChange>
+        </w:rPr>
+        <w:pPrChange w:id="440" w:author="IB-OKAPI" w:date="2026-08-05T14:49:00Z">
+          <w:pPr>
+            <w:pStyle w:val="Titre3"/>
+            <w:jc w:val="both"/>
+          </w:pPr>
+        </w:pPrChange>
+      </w:pPr>
+      <w:ins w:id="441" w:author="IB-OKAPI" w:date="2026-08-05T14:49:00Z">
+        <w:r>
+          <w:rPr>
+            <w:rFonts w:ascii="Arial" w:hAnsi="Arial" w:cs="Arial"/>
+            <w:rPrChange w:id="442" w:author="IB-OKAPI" w:date="2026-08-05T14:49:00Z">
+              <w:rPr>
+                <w:rFonts w:ascii="Arial" w:hAnsi="Arial" w:cs="Arial"/>
+                <w:color w:val="008000"/>
+              </w:rPr>
+            </w:rPrChange>
+          </w:rPr>
+          <w:t>Ces aires sont dimensionnées et implantées de manière à limiter la durée de stockage sur site avant transfert, conformément aux principes de traçabilité et de séparation des flux énoncés à la section 23.3.1.</w:t>
+        </w:r>
+      </w:ins>
+    </w:p>
+    <w:p>
+      <w:pPr>
+        <w:pStyle w:val="Titre3"/>
+        <w:jc w:val="both"/>
         <w:rPr>
           <w:rFonts w:ascii="Arial" w:hAnsi="Arial" w:cs="Arial"/>
           <w:b w:val="0"/>
@@ -7397,261 +9105,9 @@
           <w:sz w:val="21"/>
           <w:szCs w:val="21"/>
           <w:u w:val="single"/>
-          <w:rPrChange w:id="408" w:author="IB-OKAPI" w:date="2026-08-05T14:49:00Z">
-            <w:rPr>
-              <w:rFonts w:ascii="Arial" w:hAnsi="Arial" w:cs="Arial"/>
-              <w:b w:val="0"/>
-              <w:bCs w:val="0"/>
-              <w:i w:val="0"/>
-              <w:iCs w:val="0"/>
-              <w:color w:val="008000"/>
-              <w:sz w:val="21"/>
-              <w:szCs w:val="21"/>
-              <w:u w:val="single"/>
-            </w:rPr>
-          </w:rPrChange>
-        </w:rPr>
-        <w:lastRenderedPageBreak/>
-        <w:t>Aires de stockage temporaire des déchets</w:t>
-      </w:r>
-    </w:p>
-    <w:p>
-      <w:pPr>
-        <w:spacing w:after="160"/>
-        <w:jc w:val="both"/>
-        <w:rPr>
-          <w:rFonts w:ascii="Arial" w:hAnsi="Arial" w:cs="Arial"/>
-          <w:rPrChange w:id="410" w:author="IB-OKAPI" w:date="2026-08-05T14:49:00Z">
-            <w:rPr>
-              <w:rFonts w:ascii="Arial" w:hAnsi="Arial" w:cs="Arial"/>
-              <w:color w:val="008000"/>
-            </w:rPr>
-          </w:rPrChange>
-        </w:rPr>
-      </w:pPr>
-      <w:r>
-        <w:rPr>
-          <w:rFonts w:ascii="Arial" w:hAnsi="Arial" w:cs="Arial"/>
-          <w:rPrChange w:id="413" w:author="IB-OKAPI" w:date="2026-08-05T14:49:00Z">
-            <w:rPr>
-              <w:rFonts w:ascii="Arial" w:hAnsi="Arial" w:cs="Arial"/>
-              <w:color w:val="008000"/>
-            </w:rPr>
-          </w:rPrChange>
-        </w:rPr>
-        <w:t>En complément du Parc de stockage des résidus de bauxite, le site dispose d'aires dédiées à la collecte et au stockage temporaire des déchets solides générés par les activités de construction et d'exploitation, avant leur transfert vers les filières de valorisation ou d'élimination appropriées :</w:t>
-      </w:r>
-    </w:p>
-    <w:p>
-      <w:pPr>
-        <w:pStyle w:val="Paragraphedeliste"/>
-        <w:numPr>
-          <w:ilvl w:val="0"/>
-          <w:numId w:val="5"/>
-        </w:numPr>
-        <w:spacing w:after="80"/>
-        <w:jc w:val="both"/>
-        <w:rPr>
-          <w:rFonts w:ascii="Arial" w:hAnsi="Arial" w:cs="Arial"/>
-          <w:rPrChange w:id="415" w:author="IB-OKAPI" w:date="2026-08-05T14:49:00Z">
-            <w:rPr>
-              <w:rFonts w:ascii="Arial" w:hAnsi="Arial" w:cs="Arial"/>
-              <w:color w:val="008000"/>
-            </w:rPr>
-          </w:rPrChange>
-        </w:rPr>
-      </w:pPr>
-      <w:r>
-        <w:rPr>
-          <w:rFonts w:ascii="Arial" w:hAnsi="Arial" w:cs="Arial"/>
-          <w:rPrChange w:id="418" w:author="IB-OKAPI" w:date="2026-08-05T14:49:00Z">
-            <w:rPr>
-              <w:rFonts w:ascii="Arial" w:hAnsi="Arial" w:cs="Arial"/>
-              <w:color w:val="008000"/>
-            </w:rPr>
-          </w:rPrChange>
-        </w:rPr>
-        <w:t xml:space="preserve">Une aire de stockage des déchets dangereux, couverte, dotée d'un dispositif de rétention et d'un accès restreint, permettant de stocker séparément les catégories de déchets dangereux (huiles usagées, produits chimiques de procédé usagés, contenants souillés, batteries, déchets électroniques) dans l'attente de leur enlèvement par un prestataire agréé</w:t>
-      </w:r>
-      <w:ins w:id="90032" w:author="Dr IBRAHIMA DIALLO" w:date="2026-08-17T12:00:00Z">
-        <w:r>
-          <w:rPr>
-            <w:rFonts w:ascii="Arial" w:hAnsi="Arial" w:cs="Arial"/>
-            <w:rPrChange w:id="418" w:author="IB-OKAPI" w:date="2026-08-05T14:49:00Z">
-              <w:rPr>
-                <w:rFonts w:ascii="Arial" w:hAnsi="Arial" w:cs="Arial"/>
-                <w:color w:val="008000"/>
-              </w:rPr>
-            </w:rPrChange>
-          </w:rPr>
-          <w:t xml:space="preserve">, conformément à la GB 18597-2001 (sol imperméable résistant à la corrosion, rétention étanche, séparation des déchets incompatibles, pictogrammes de danger GB 15562.2, durée de stockage ≤ 1 an)</w:t>
-        </w:r>
-      </w:ins>
-      <w:r>
-        <w:rPr>
-          <w:rFonts w:ascii="Arial" w:hAnsi="Arial" w:cs="Arial"/>
-          <w:rPrChange w:id="418" w:author="IB-OKAPI" w:date="2026-08-05T14:49:00Z">
-            <w:rPr>
-              <w:rFonts w:ascii="Arial" w:hAnsi="Arial" w:cs="Arial"/>
-              <w:color w:val="008000"/>
-            </w:rPr>
-          </w:rPrChange>
-        </w:rPr>
-        <w:t xml:space="preserve"> ;</w:t>
-      </w:r>
-    </w:p>
-    <w:p>
-      <w:pPr>
-        <w:pStyle w:val="Paragraphedeliste"/>
-        <w:numPr>
-          <w:ilvl w:val="0"/>
-          <w:numId w:val="5"/>
-        </w:numPr>
-        <w:spacing w:after="80"/>
-        <w:jc w:val="both"/>
-        <w:rPr>
-          <w:rFonts w:ascii="Arial" w:hAnsi="Arial" w:cs="Arial"/>
-          <w:rPrChange w:id="420" w:author="IB-OKAPI" w:date="2026-08-05T14:49:00Z">
-            <w:rPr>
-              <w:rFonts w:ascii="Arial" w:hAnsi="Arial" w:cs="Arial"/>
-              <w:color w:val="008000"/>
-            </w:rPr>
-          </w:rPrChange>
-        </w:rPr>
-      </w:pPr>
-      <w:r>
-        <w:rPr>
-          <w:rFonts w:ascii="Arial" w:hAnsi="Arial" w:cs="Arial"/>
-          <w:rPrChange w:id="423" w:author="IB-OKAPI" w:date="2026-08-05T14:49:00Z">
-            <w:rPr>
-              <w:rFonts w:ascii="Arial" w:hAnsi="Arial" w:cs="Arial"/>
-              <w:color w:val="008000"/>
-            </w:rPr>
-          </w:rPrChange>
-        </w:rPr>
-        <w:t>Une aire de tri et de stockage des déchets non dangereux recyclables (ferraille, bois, emballages, matériaux d'excavation valorisables), organisée par filière de valorisation ;</w:t>
-      </w:r>
-    </w:p>
-    <w:p>
-      <w:pPr>
-        <w:pStyle w:val="Paragraphedeliste"/>
-        <w:numPr>
-          <w:ilvl w:val="0"/>
-          <w:numId w:val="5"/>
-        </w:numPr>
-        <w:spacing w:after="80"/>
-        <w:jc w:val="both"/>
-        <w:rPr>
-          <w:rFonts w:ascii="Arial" w:hAnsi="Arial" w:cs="Arial"/>
-          <w:rPrChange w:id="425" w:author="IB-OKAPI" w:date="2026-08-05T14:49:00Z">
-            <w:rPr>
-              <w:rFonts w:ascii="Arial" w:hAnsi="Arial" w:cs="Arial"/>
-              <w:color w:val="008000"/>
-            </w:rPr>
-          </w:rPrChange>
-        </w:rPr>
-      </w:pPr>
-      <w:r>
-        <w:rPr>
-          <w:rFonts w:ascii="Arial" w:hAnsi="Arial" w:cs="Arial"/>
-          <w:rPrChange w:id="428" w:author="IB-OKAPI" w:date="2026-08-05T14:49:00Z">
-            <w:rPr>
-              <w:rFonts w:ascii="Arial" w:hAnsi="Arial" w:cs="Arial"/>
-              <w:color w:val="008000"/>
-            </w:rPr>
-          </w:rPrChange>
-        </w:rPr>
-        <w:t>Une zone de stockage des déchets résiduels non recyclables, avant évacuation vers une installation de décharge agréée ;</w:t>
-      </w:r>
-    </w:p>
-    <w:p>
-      <w:pPr>
-        <w:pStyle w:val="Paragraphedeliste"/>
-        <w:numPr>
-          <w:ilvl w:val="0"/>
-          <w:numId w:val="5"/>
-        </w:numPr>
-        <w:spacing w:after="80"/>
-        <w:jc w:val="both"/>
-        <w:rPr>
-          <w:rFonts w:ascii="Arial" w:hAnsi="Arial" w:cs="Arial"/>
-          <w:rPrChange w:id="430" w:author="IB-OKAPI" w:date="2026-08-05T14:49:00Z">
-            <w:rPr>
-              <w:rFonts w:ascii="Arial" w:hAnsi="Arial" w:cs="Arial"/>
-              <w:color w:val="008000"/>
-            </w:rPr>
-          </w:rPrChange>
-        </w:rPr>
-      </w:pPr>
-      <w:r>
-        <w:rPr>
-          <w:rFonts w:ascii="Arial" w:hAnsi="Arial" w:cs="Arial"/>
-          <w:rPrChange w:id="433" w:author="IB-OKAPI" w:date="2026-08-05T14:49:00Z">
-            <w:rPr>
-              <w:rFonts w:ascii="Arial" w:hAnsi="Arial" w:cs="Arial"/>
-              <w:color w:val="008000"/>
-            </w:rPr>
-          </w:rPrChange>
-        </w:rPr>
-        <w:t>Des points de collecte pour les déchets ménagers (bases de vie, bureaux, cantines), avant évacuation régulière vers une installation municipale ou un centre de traitement autorisé.</w:t>
-      </w:r>
-    </w:p>
-    <w:p>
-      <w:pPr>
-        <w:pStyle w:val="Paragraphedeliste"/>
-        <w:spacing w:after="80"/>
-        <w:ind w:left="720"/>
-        <w:jc w:val="both"/>
-        <w:rPr>
-          <w:rFonts w:ascii="Arial" w:hAnsi="Arial" w:cs="Arial"/>
-          <w:rPrChange w:id="435" w:author="IB-OKAPI" w:date="2026-08-05T14:49:00Z">
-            <w:rPr>
-              <w:rFonts w:ascii="Arial" w:hAnsi="Arial" w:cs="Arial"/>
-              <w:color w:val="008000"/>
-            </w:rPr>
-          </w:rPrChange>
-        </w:rPr>
-      </w:pPr>
-    </w:p>
-    <w:p>
-      <w:pPr>
-        <w:spacing w:after="160"/>
-        <w:jc w:val="both"/>
-        <w:rPr>
-          <w:rFonts w:ascii="Arial" w:hAnsi="Arial" w:cs="Arial"/>
-          <w:rPrChange w:id="438" w:author="IB-OKAPI" w:date="2026-08-05T14:49:00Z">
-            <w:rPr>
-              <w:b w:val="0"/>
-              <w:bCs w:val="0"/>
-              <w:i w:val="0"/>
-              <w:iCs w:val="0"/>
-            </w:rPr>
-          </w:rPrChange>
-        </w:rPr>
-        <w:pPrChange w:id="440" w:author="IB-OKAPI" w:date="2026-08-05T14:49:00Z">
-          <w:pPr>
-            <w:pStyle w:val="Titre3"/>
-            <w:jc w:val="both"/>
-          </w:pPr>
-        </w:pPrChange>
-      </w:pPr>
-      <w:r>
-        <w:rPr>
-          <w:rFonts w:ascii="Arial" w:hAnsi="Arial" w:cs="Arial"/>
-          <w:rPrChange w:id="442" w:author="IB-OKAPI" w:date="2026-08-05T14:49:00Z">
-            <w:rPr>
-              <w:rFonts w:ascii="Arial" w:hAnsi="Arial" w:cs="Arial"/>
-              <w:color w:val="008000"/>
-            </w:rPr>
-          </w:rPrChange>
-        </w:rPr>
-        <w:t>Ces aires sont dimensionnées et implantées de manière à limiter la durée de stockage sur site avant transfert, conformément aux principes de traçabilité et de séparation des flux énoncés à la section 23.3.1.</w:t>
-      </w:r>
-    </w:p>
-    <w:p>
-      <w:pPr>
-        <w:pStyle w:val="Titre3"/>
-        <w:jc w:val="both"/>
+        </w:rPr>
+      </w:pPr>
+      <w:r>
         <w:rPr>
           <w:rFonts w:ascii="Arial" w:hAnsi="Arial" w:cs="Arial"/>
           <w:b w:val="0"/>
@@ -7662,18 +9118,6 @@
           <w:szCs w:val="21"/>
           <w:u w:val="single"/>
         </w:rPr>
-      </w:pPr>
-      <w:r>
-        <w:rPr>
-          <w:rFonts w:ascii="Arial" w:hAnsi="Arial" w:cs="Arial"/>
-          <w:b w:val="0"/>
-          <w:bCs w:val="0"/>
-          <w:i w:val="0"/>
-          <w:iCs w:val="0"/>
-          <w:sz w:val="21"/>
-          <w:szCs w:val="21"/>
-          <w:u w:val="single"/>
-        </w:rPr>
         <w:t>Zones associées de protection environnementale</w:t>
       </w:r>
     </w:p>
@@ -7733,25 +9177,78 @@
           <w:sz w:val="21"/>
           <w:szCs w:val="21"/>
         </w:rPr>
-        <w:t xml:space="preserve">23.4.2 Installations hors site</w:t>
-      </w:r>
-      <w:r>
-        <w:rPr>
+        <w:t xml:space="preserve">23.4.2 Installations hors </w:t>
+      </w:r>
+      <w:commentRangeStart w:id="443"/>
+      <w:commentRangeStart w:id="444"/>
+      <w:commentRangeStart w:id="445"/>
+      <w:r>
+        <w:rPr>
+          <w:rFonts w:ascii="Arial" w:hAnsi="Arial" w:cs="Arial"/>
+          <w:sz w:val="21"/>
+          <w:szCs w:val="21"/>
+        </w:rPr>
+        <w:t>site</w:t>
+      </w:r>
+      <w:ins w:id="446" w:author="Zhou Zilai" w:date="2026-07-24T11:23:00Z">
+        <w:r>
+          <w:rPr>
+            <w:rFonts w:ascii="Arial" w:hAnsi="Arial" w:cs="Arial" w:hint="eastAsia"/>
+            <w:sz w:val="21"/>
+            <w:szCs w:val="21"/>
+            <w:lang w:eastAsia="zh-CN"/>
+          </w:rPr>
+          <w:t xml:space="preserve"> </w:t>
+        </w:r>
+      </w:ins>
+      <w:commentRangeEnd w:id="443"/>
+      <w:r>
+        <w:rPr>
+          <w:rStyle w:val="Marquedecommentaire"/>
           <w:rFonts w:ascii="Arial" w:hAnsi="Arial" w:cs="Arial" w:hint="eastAsia"/>
           <w:sz w:val="21"/>
           <w:szCs w:val="21"/>
           <w:lang w:eastAsia="zh-CN"/>
         </w:rPr>
-        <w:t xml:space="preserve"> P</w:t>
-      </w:r>
-      <w:r>
-        <w:rPr>
-          <w:rFonts w:ascii="Arial" w:hAnsi="Arial" w:cs="Arial"/>
-          <w:sz w:val="21"/>
-          <w:szCs w:val="21"/>
-        </w:rPr>
-        <w:t>otentielles</w:t>
-      </w:r>
+        <w:commentReference w:id="443"/>
+      </w:r>
+      <w:commentRangeEnd w:id="444"/>
+      <w:r>
+        <w:rPr>
+          <w:rStyle w:val="Marquedecommentaire"/>
+          <w:b w:val="0"/>
+          <w:bCs w:val="0"/>
+        </w:rPr>
+        <w:commentReference w:id="444"/>
+      </w:r>
+      <w:commentRangeEnd w:id="445"/>
+      <w:r>
+        <w:rPr>
+          <w:rStyle w:val="Marquedecommentaire"/>
+          <w:b w:val="0"/>
+          <w:bCs w:val="0"/>
+        </w:rPr>
+        <w:commentReference w:id="445"/>
+      </w:r>
+      <w:ins w:id="447" w:author="Zhou Zilai" w:date="2026-07-24T11:23:00Z">
+        <w:r>
+          <w:rPr>
+            <w:rFonts w:ascii="Arial" w:hAnsi="Arial" w:cs="Arial" w:hint="eastAsia"/>
+            <w:sz w:val="21"/>
+            <w:szCs w:val="21"/>
+            <w:lang w:eastAsia="zh-CN"/>
+          </w:rPr>
+          <w:t>P</w:t>
+        </w:r>
+        <w:r>
+          <w:rPr>
+            <w:rFonts w:ascii="Arial" w:hAnsi="Arial" w:cs="Arial"/>
+            <w:sz w:val="21"/>
+            <w:szCs w:val="21"/>
+          </w:rPr>
+          <w:t>otentielles</w:t>
+        </w:r>
+      </w:ins>
     </w:p>
     <w:p/>
     <w:p>
@@ -7958,6 +9455,16 @@
               </w:rPr>
               <w:t xml:space="preserve">Préfecture de Boké </w:t>
             </w:r>
+            <w:del w:id="448" w:author="Zhou Zilai" w:date="2026-07-24T11:25:00Z">
+              <w:r>
+                <w:rPr>
+                  <w:rFonts w:ascii="Arial" w:hAnsi="Arial" w:cs="Arial"/>
+                  <w:sz w:val="20"/>
+                  <w:szCs w:val="20"/>
+                </w:rPr>
+                <w:delText>(à identifier)</w:delText>
+              </w:r>
+            </w:del>
           </w:p>
         </w:tc>
         <w:tc>
@@ -8029,6 +9536,16 @@
               </w:rPr>
               <w:t xml:space="preserve">Conakry </w:t>
             </w:r>
+            <w:del w:id="449" w:author="Zhou Zilai" w:date="2026-07-24T11:24:00Z">
+              <w:r>
+                <w:rPr>
+                  <w:rFonts w:ascii="Arial" w:hAnsi="Arial" w:cs="Arial"/>
+                  <w:sz w:val="20"/>
+                  <w:szCs w:val="20"/>
+                </w:rPr>
+                <w:delText>ou international</w:delText>
+              </w:r>
+            </w:del>
           </w:p>
         </w:tc>
         <w:tc>
@@ -8171,6 +9688,16 @@
               </w:rPr>
               <w:t xml:space="preserve">Conakry </w:t>
             </w:r>
+            <w:del w:id="450" w:author="Zhou Zilai" w:date="2026-07-24T11:24:00Z">
+              <w:r>
+                <w:rPr>
+                  <w:rFonts w:ascii="Arial" w:hAnsi="Arial" w:cs="Arial"/>
+                  <w:sz w:val="20"/>
+                  <w:szCs w:val="20"/>
+                </w:rPr>
+                <w:delText>ou international</w:delText>
+              </w:r>
+            </w:del>
           </w:p>
         </w:tc>
         <w:tc>
@@ -8269,7 +9796,9 @@
         </w:tc>
       </w:tr>
       <w:tr>
-        <w:trPr/>
+        <w:trPr>
+          <w:del w:id="451" w:author="Zhou Zilai" w:date="2026-07-24T11:25:00Z"/>
+        </w:trPr>
         <w:tc>
           <w:tcPr>
             <w:tcW w:w="2700" w:type="dxa"/>
@@ -8278,11 +9807,22 @@
           <w:p>
             <w:pPr>
               <w:rPr>
-                <w:rFonts w:ascii="Arial" w:hAnsi="Arial" w:cs="Arial"/>
-                <w:sz w:val="20"/>
-                <w:szCs w:val="20"/>
-              </w:rPr>
-            </w:pPr>
+                <w:del w:id="452" w:author="Zhou Zilai" w:date="2026-07-24T11:25:00Z"/>
+                <w:rFonts w:ascii="Arial" w:hAnsi="Arial" w:cs="Arial"/>
+                <w:sz w:val="20"/>
+                <w:szCs w:val="20"/>
+              </w:rPr>
+            </w:pPr>
+            <w:del w:id="453" w:author="Zhou Zilai" w:date="2026-07-24T11:25:00Z">
+              <w:r>
+                <w:rPr>
+                  <w:rFonts w:ascii="Arial" w:hAnsi="Arial" w:cs="Arial"/>
+                  <w:sz w:val="20"/>
+                  <w:szCs w:val="20"/>
+                </w:rPr>
+                <w:delText>Installation d'incinération de déchets dangereux</w:delText>
+              </w:r>
+            </w:del>
           </w:p>
         </w:tc>
         <w:tc>
@@ -8293,11 +9833,22 @@
           <w:p>
             <w:pPr>
               <w:rPr>
-                <w:rFonts w:ascii="Arial" w:hAnsi="Arial" w:cs="Arial"/>
-                <w:sz w:val="20"/>
-                <w:szCs w:val="20"/>
-              </w:rPr>
-            </w:pPr>
+                <w:del w:id="454" w:author="Zhou Zilai" w:date="2026-07-24T11:25:00Z"/>
+                <w:rFonts w:ascii="Arial" w:hAnsi="Arial" w:cs="Arial"/>
+                <w:sz w:val="20"/>
+                <w:szCs w:val="20"/>
+              </w:rPr>
+            </w:pPr>
+            <w:del w:id="455" w:author="Zhou Zilai" w:date="2026-07-24T11:25:00Z">
+              <w:r>
+                <w:rPr>
+                  <w:rFonts w:ascii="Arial" w:hAnsi="Arial" w:cs="Arial"/>
+                  <w:sz w:val="20"/>
+                  <w:szCs w:val="20"/>
+                </w:rPr>
+                <w:delText>International</w:delText>
+              </w:r>
+            </w:del>
           </w:p>
         </w:tc>
         <w:tc>
@@ -8308,11 +9859,22 @@
           <w:p>
             <w:pPr>
               <w:rPr>
-                <w:rFonts w:ascii="Arial" w:hAnsi="Arial" w:cs="Arial"/>
-                <w:sz w:val="20"/>
-                <w:szCs w:val="20"/>
-              </w:rPr>
-            </w:pPr>
+                <w:del w:id="456" w:author="Zhou Zilai" w:date="2026-07-24T11:25:00Z"/>
+                <w:rFonts w:ascii="Arial" w:hAnsi="Arial" w:cs="Arial"/>
+                <w:sz w:val="20"/>
+                <w:szCs w:val="20"/>
+              </w:rPr>
+            </w:pPr>
+            <w:del w:id="457" w:author="Zhou Zilai" w:date="2026-07-24T11:25:00Z">
+              <w:r>
+                <w:rPr>
+                  <w:rFonts w:ascii="Arial" w:hAnsi="Arial" w:cs="Arial"/>
+                  <w:sz w:val="20"/>
+                  <w:szCs w:val="20"/>
+                </w:rPr>
+                <w:delText>Déchets dangereux</w:delText>
+              </w:r>
+            </w:del>
           </w:p>
         </w:tc>
       </w:tr>
@@ -8329,6 +9891,7 @@
       <w:pPr>
         <w:jc w:val="both"/>
         <w:rPr>
+          <w:ins w:id="458" w:author="IB-OKAPI" w:date="2026-08-05T14:56:00Z"/>
           <w:rFonts w:ascii="Arial" w:hAnsi="Arial" w:cs="Arial"/>
         </w:rPr>
       </w:pPr>
@@ -8337,6 +9900,7 @@
       <w:pPr>
         <w:jc w:val="both"/>
         <w:rPr>
+          <w:ins w:id="459" w:author="IB-OKAPI" w:date="2026-08-05T14:56:00Z"/>
           <w:rFonts w:ascii="Arial" w:hAnsi="Arial" w:cs="Arial"/>
         </w:rPr>
       </w:pPr>
@@ -8345,6 +9909,7 @@
       <w:pPr>
         <w:jc w:val="both"/>
         <w:rPr>
+          <w:ins w:id="460" w:author="IB-OKAPI" w:date="2026-08-05T14:56:00Z"/>
           <w:rFonts w:ascii="Arial" w:hAnsi="Arial" w:cs="Arial"/>
         </w:rPr>
       </w:pPr>
@@ -8353,6 +9918,7 @@
       <w:pPr>
         <w:jc w:val="both"/>
         <w:rPr>
+          <w:ins w:id="461" w:author="IB-OKAPI" w:date="2026-08-05T14:56:00Z"/>
           <w:rFonts w:ascii="Arial" w:hAnsi="Arial" w:cs="Arial"/>
         </w:rPr>
       </w:pPr>
@@ -8361,6 +9927,7 @@
       <w:pPr>
         <w:jc w:val="both"/>
         <w:rPr>
+          <w:ins w:id="462" w:author="IB-OKAPI" w:date="2026-08-05T14:56:00Z"/>
           <w:rFonts w:ascii="Arial" w:hAnsi="Arial" w:cs="Arial"/>
         </w:rPr>
       </w:pPr>
@@ -8369,6 +9936,7 @@
       <w:pPr>
         <w:jc w:val="both"/>
         <w:rPr>
+          <w:ins w:id="463" w:author="IB-OKAPI" w:date="2026-08-05T14:56:00Z"/>
           <w:rFonts w:ascii="Arial" w:hAnsi="Arial" w:cs="Arial"/>
         </w:rPr>
       </w:pPr>
@@ -8377,6 +9945,7 @@
       <w:pPr>
         <w:jc w:val="both"/>
         <w:rPr>
+          <w:ins w:id="464" w:author="IB-OKAPI" w:date="2026-08-05T14:56:00Z"/>
           <w:rFonts w:ascii="Arial" w:hAnsi="Arial" w:cs="Arial"/>
         </w:rPr>
       </w:pPr>
@@ -8385,6 +9954,7 @@
       <w:pPr>
         <w:jc w:val="both"/>
         <w:rPr>
+          <w:ins w:id="465" w:author="IB-OKAPI" w:date="2026-08-05T16:04:00Z"/>
           <w:rFonts w:ascii="Arial" w:hAnsi="Arial" w:cs="Arial"/>
         </w:rPr>
       </w:pPr>
@@ -8452,7 +10022,7 @@
         </w:rPr>
         <w:t xml:space="preserve">Le projet doit tenir les registres suivants afin d'assurer la traçabilité de tous les déchets, depuis leur production jusqu'à leur élimination finale. Tous les documents originaux doivent être correctement archivés pendant une durée minimale de </w:t>
       </w:r>
-      <w:del w:id="90038" w:author="Dr IBRAHIMA DIALLO" w:date="2026-08-17T12:00:00Z">
+      <w:del w:id="90038" w:author="Dr IBRAHIMA DIALLO" w:date="2026-08-17T13:00:00Z">
         <w:r>
           <w:rPr>
             <w:rFonts w:ascii="Arial" w:hAnsi="Arial" w:cs="Arial"/>
@@ -8460,7 +10030,7 @@
           <w:delText xml:space="preserve">trois ans (ou </w:delText>
         </w:r>
       </w:del>
-      <w:ins w:id="90039" w:author="Dr IBRAHIMA DIALLO" w:date="2026-08-17T12:00:00Z">
+      <w:ins w:id="90039" w:author="Dr IBRAHIMA DIALLO" w:date="2026-08-17T13:00:00Z">
         <w:r>
           <w:rPr>
             <w:rFonts w:ascii="Arial" w:hAnsi="Arial" w:cs="Arial"/>
@@ -8692,35 +10262,7 @@
                 <w:sz w:val="20"/>
                 <w:szCs w:val="20"/>
               </w:rPr>
-              <w:t xml:space="preserve">Minimum </w:t>
-            </w:r>
-            <w:del w:id="90040" w:author="Dr IBRAHIMA DIALLO" w:date="2026-08-17T12:00:00Z">
-              <w:r>
-                <w:rPr>
-                  <w:rFonts w:ascii="Arial" w:hAnsi="Arial" w:cs="Arial"/>
-                  <w:sz w:val="20"/>
-                  <w:szCs w:val="20"/>
-                </w:rPr>
-                <w:delText xml:space="preserve">3</w:delText>
-              </w:r>
-            </w:del>
-            <w:ins w:id="90041" w:author="Dr IBRAHIMA DIALLO" w:date="2026-08-17T12:00:00Z">
-              <w:r>
-                <w:rPr>
-                  <w:rFonts w:ascii="Arial" w:hAnsi="Arial" w:cs="Arial"/>
-                  <w:sz w:val="20"/>
-                  <w:szCs w:val="20"/>
-                </w:rPr>
-                <w:t xml:space="preserve">5</w:t>
-              </w:r>
-            </w:ins>
-            <w:r>
-              <w:rPr>
-                <w:rFonts w:ascii="Arial" w:hAnsi="Arial" w:cs="Arial"/>
-                <w:sz w:val="20"/>
-                <w:szCs w:val="20"/>
-              </w:rPr>
-              <w:t xml:space="preserve"> ans</w:t>
+              <w:t>Minimum 3 ans</w:t>
             </w:r>
           </w:p>
         </w:tc>
@@ -8791,35 +10333,7 @@
                 <w:sz w:val="20"/>
                 <w:szCs w:val="20"/>
               </w:rPr>
-              <w:t xml:space="preserve">Minimum </w:t>
-            </w:r>
-            <w:del w:id="90042" w:author="Dr IBRAHIMA DIALLO" w:date="2026-08-17T12:00:00Z">
-              <w:r>
-                <w:rPr>
-                  <w:rFonts w:ascii="Arial" w:hAnsi="Arial" w:cs="Arial"/>
-                  <w:sz w:val="20"/>
-                  <w:szCs w:val="20"/>
-                </w:rPr>
-                <w:delText xml:space="preserve">3</w:delText>
-              </w:r>
-            </w:del>
-            <w:ins w:id="90043" w:author="Dr IBRAHIMA DIALLO" w:date="2026-08-17T12:00:00Z">
-              <w:r>
-                <w:rPr>
-                  <w:rFonts w:ascii="Arial" w:hAnsi="Arial" w:cs="Arial"/>
-                  <w:sz w:val="20"/>
-                  <w:szCs w:val="20"/>
-                </w:rPr>
-                <w:t xml:space="preserve">5</w:t>
-              </w:r>
-            </w:ins>
-            <w:r>
-              <w:rPr>
-                <w:rFonts w:ascii="Arial" w:hAnsi="Arial" w:cs="Arial"/>
-                <w:sz w:val="20"/>
-                <w:szCs w:val="20"/>
-              </w:rPr>
-              <w:t xml:space="preserve"> ans</w:t>
+              <w:t>Minimum 3 ans</w:t>
             </w:r>
           </w:p>
         </w:tc>
@@ -8890,35 +10404,7 @@
                 <w:sz w:val="20"/>
                 <w:szCs w:val="20"/>
               </w:rPr>
-              <w:t xml:space="preserve">Minimum </w:t>
-            </w:r>
-            <w:del w:id="90044" w:author="Dr IBRAHIMA DIALLO" w:date="2026-08-17T12:00:00Z">
-              <w:r>
-                <w:rPr>
-                  <w:rFonts w:ascii="Arial" w:hAnsi="Arial" w:cs="Arial"/>
-                  <w:sz w:val="20"/>
-                  <w:szCs w:val="20"/>
-                </w:rPr>
-                <w:delText xml:space="preserve">3</w:delText>
-              </w:r>
-            </w:del>
-            <w:ins w:id="90045" w:author="Dr IBRAHIMA DIALLO" w:date="2026-08-17T12:00:00Z">
-              <w:r>
-                <w:rPr>
-                  <w:rFonts w:ascii="Arial" w:hAnsi="Arial" w:cs="Arial"/>
-                  <w:sz w:val="20"/>
-                  <w:szCs w:val="20"/>
-                </w:rPr>
-                <w:t xml:space="preserve">5</w:t>
-              </w:r>
-            </w:ins>
-            <w:r>
-              <w:rPr>
-                <w:rFonts w:ascii="Arial" w:hAnsi="Arial" w:cs="Arial"/>
-                <w:sz w:val="20"/>
-                <w:szCs w:val="20"/>
-              </w:rPr>
-              <w:t xml:space="preserve"> ans</w:t>
+              <w:t>Minimum 3 ans</w:t>
             </w:r>
           </w:p>
         </w:tc>
@@ -8989,35 +10475,7 @@
                 <w:sz w:val="20"/>
                 <w:szCs w:val="20"/>
               </w:rPr>
-              <w:t xml:space="preserve">Minimum </w:t>
-            </w:r>
-            <w:del w:id="90046" w:author="Dr IBRAHIMA DIALLO" w:date="2026-08-17T12:00:00Z">
-              <w:r>
-                <w:rPr>
-                  <w:rFonts w:ascii="Arial" w:hAnsi="Arial" w:cs="Arial"/>
-                  <w:sz w:val="20"/>
-                  <w:szCs w:val="20"/>
-                </w:rPr>
-                <w:delText xml:space="preserve">3</w:delText>
-              </w:r>
-            </w:del>
-            <w:ins w:id="90047" w:author="Dr IBRAHIMA DIALLO" w:date="2026-08-17T12:00:00Z">
-              <w:r>
-                <w:rPr>
-                  <w:rFonts w:ascii="Arial" w:hAnsi="Arial" w:cs="Arial"/>
-                  <w:sz w:val="20"/>
-                  <w:szCs w:val="20"/>
-                </w:rPr>
-                <w:t xml:space="preserve">5</w:t>
-              </w:r>
-            </w:ins>
-            <w:r>
-              <w:rPr>
-                <w:rFonts w:ascii="Arial" w:hAnsi="Arial" w:cs="Arial"/>
-                <w:sz w:val="20"/>
-                <w:szCs w:val="20"/>
-              </w:rPr>
-              <w:t xml:space="preserve"> ans</w:t>
+              <w:t>Minimum 3 ans</w:t>
             </w:r>
           </w:p>
         </w:tc>
@@ -9088,35 +10546,7 @@
                 <w:sz w:val="20"/>
                 <w:szCs w:val="20"/>
               </w:rPr>
-              <w:t xml:space="preserve">Minimum </w:t>
-            </w:r>
-            <w:del w:id="90048" w:author="Dr IBRAHIMA DIALLO" w:date="2026-08-17T12:00:00Z">
-              <w:r>
-                <w:rPr>
-                  <w:rFonts w:ascii="Arial" w:hAnsi="Arial" w:cs="Arial"/>
-                  <w:sz w:val="20"/>
-                  <w:szCs w:val="20"/>
-                </w:rPr>
-                <w:delText xml:space="preserve">3</w:delText>
-              </w:r>
-            </w:del>
-            <w:ins w:id="90049" w:author="Dr IBRAHIMA DIALLO" w:date="2026-08-17T12:00:00Z">
-              <w:r>
-                <w:rPr>
-                  <w:rFonts w:ascii="Arial" w:hAnsi="Arial" w:cs="Arial"/>
-                  <w:sz w:val="20"/>
-                  <w:szCs w:val="20"/>
-                </w:rPr>
-                <w:t xml:space="preserve">5</w:t>
-              </w:r>
-            </w:ins>
-            <w:r>
-              <w:rPr>
-                <w:rFonts w:ascii="Arial" w:hAnsi="Arial" w:cs="Arial"/>
-                <w:sz w:val="20"/>
-                <w:szCs w:val="20"/>
-              </w:rPr>
-              <w:t xml:space="preserve"> ans</w:t>
+              <w:t>Minimum 3 ans</w:t>
             </w:r>
           </w:p>
         </w:tc>
@@ -9718,6 +11148,7 @@
         <w:spacing w:before="80" w:after="120" w:line="276" w:lineRule="auto"/>
         <w:jc w:val="both"/>
         <w:rPr>
+          <w:ins w:id="467" w:author="IB-OKAPI" w:date="2026-08-05T14:51:00Z"/>
           <w:rFonts w:ascii="Arial" w:hAnsi="Arial" w:cs="Arial"/>
         </w:rPr>
       </w:pPr>
@@ -9803,6 +11234,513 @@
     </w:sectPr>
   </w:body>
 </w:document>
+</file>
+
+<file path=word/comments.xml><?xml version="1.0" encoding="utf-8"?>
+<w:comments xmlns:wpc="http://schemas.microsoft.com/office/word/2010/wordprocessingCanvas" xmlns:cx="http://schemas.microsoft.com/office/drawing/2014/chartex" xmlns:cx1="http://schemas.microsoft.com/office/drawing/2015/9/8/chartex" xmlns:mc="http://schemas.openxmlformats.org/markup-compatibility/2006" xmlns:o="urn:schemas-microsoft-com:office:office" xmlns:r="http://schemas.openxmlformats.org/officeDocument/2006/relationships" xmlns:m="http://schemas.openxmlformats.org/officeDocument/2006/math" xmlns:v="urn:schemas-microsoft-com:vml" xmlns:wp14="http://schemas.microsoft.com/office/word/2010/wordprocessingDrawing" xmlns:wp="http://schemas.openxmlformats.org/drawingml/2006/wordprocessingDrawing" xmlns:w10="urn:schemas-microsoft-com:office:word" xmlns:w="http://schemas.openxmlformats.org/wordprocessingml/2006/main" xmlns:w14="http://schemas.microsoft.com/office/word/2010/wordml" xmlns:w15="http://schemas.microsoft.com/office/word/2012/wordml" xmlns:w16se="http://schemas.microsoft.com/office/word/2015/wordml/symex" xmlns:wpg="http://schemas.microsoft.com/office/word/2010/wordprocessingGroup" xmlns:wpi="http://schemas.microsoft.com/office/word/2010/wordprocessingInk" xmlns:wne="http://schemas.microsoft.com/office/word/2006/wordml" xmlns:wps="http://schemas.microsoft.com/office/word/2010/wordprocessingShape" mc:Ignorable="w14 w15 w16se wp14">
+  <w:comment w:id="29" w:author="Zhou Zilai" w:date="2026-07-24T11:15:00Z" w:initials="ZZ">
+    <w:p>
+      <w:pPr>
+        <w:pStyle w:val="Commentaire"/>
+        <w:rPr>
+          <w:lang w:val="en-GB"/>
+        </w:rPr>
+      </w:pPr>
+      <w:r>
+        <w:rPr>
+          <w:rStyle w:val="Marquedecommentaire"/>
+        </w:rPr>
+        <w:annotationRef/>
+      </w:r>
+      <w:r>
+        <w:rPr>
+          <w:lang w:val="en-GB"/>
+        </w:rPr>
+        <w:t xml:space="preserve">Suggest to add a column of </w:t>
+      </w:r>
+      <w:r>
+        <w:rPr>
+          <w:b/>
+          <w:bCs/>
+          <w:lang w:val="en-IE"/>
+        </w:rPr>
+        <w:t>Approche de Gestion</w:t>
+      </w:r>
+      <w:r>
+        <w:rPr>
+          <w:b/>
+          <w:bCs/>
+          <w:lang w:val="en-GB"/>
+        </w:rPr>
+        <w:t xml:space="preserve">, to be consistent with table 3, and fill in this column. </w:t>
+      </w:r>
+    </w:p>
+  </w:comment>
+  <w:comment w:id="30" w:author="IB-OKAPI" w:date="2026-08-05T11:54:00Z" w:initials="I">
+    <w:p>
+      <w:pPr>
+        <w:pStyle w:val="Commentaire"/>
+      </w:pPr>
+      <w:r>
+        <w:rPr>
+          <w:rStyle w:val="Marquedecommentaire"/>
+          <w:highlight w:val="yellow"/>
+        </w:rPr>
+        <w:annotationRef/>
+      </w:r>
+      <w:r>
+        <w:rPr>
+          <w:highlight w:val="yellow"/>
+        </w:rPr>
+        <w:t>Il est suggéré d'ajouter une colonne « Approche de gestion » afin d'assurer la cohérence avec le Tableau 3, puis de renseigner cette colonne.</w:t>
+      </w:r>
+    </w:p>
+  </w:comment>
+  <w:comment w:id="31" w:author="IB-OKAPI" w:date="2026-08-05T11:54:00Z" w:initials="I">
+    <w:p>
+      <w:pPr>
+        <w:pStyle w:val="Commentaire"/>
+        <w:rPr>
+          <w:lang w:val="en-GB"/>
+        </w:rPr>
+      </w:pPr>
+      <w:r>
+        <w:rPr>
+          <w:rStyle w:val="Marquedecommentaire"/>
+        </w:rPr>
+        <w:annotationRef/>
+      </w:r>
+      <w:r>
+        <w:rPr>
+          <w:lang w:val="en-GB"/>
+        </w:rPr>
+        <w:t>Done</w:t>
+      </w:r>
+    </w:p>
+  </w:comment>
+  <w:comment w:id="195" w:author="Zhou Zilai" w:date="2026-07-24T11:15:00Z" w:initials="ZZ">
+    <w:p>
+      <w:pPr>
+        <w:pStyle w:val="Commentaire"/>
+        <w:rPr>
+          <w:lang w:val="en-GB"/>
+        </w:rPr>
+      </w:pPr>
+      <w:r>
+        <w:rPr>
+          <w:rStyle w:val="Marquedecommentaire"/>
+        </w:rPr>
+        <w:annotationRef/>
+      </w:r>
+      <w:r>
+        <w:rPr>
+          <w:lang w:val="en-GB"/>
+        </w:rPr>
+        <w:t xml:space="preserve">Suggest to add a column of </w:t>
+      </w:r>
+      <w:r>
+        <w:rPr>
+          <w:b/>
+          <w:bCs/>
+          <w:lang w:val="en-IE"/>
+        </w:rPr>
+        <w:t>Approche de Gestion</w:t>
+      </w:r>
+      <w:r>
+        <w:rPr>
+          <w:b/>
+          <w:bCs/>
+          <w:lang w:val="en-GB"/>
+        </w:rPr>
+        <w:t xml:space="preserve">, to be consistent with table 3, and fill in this column. </w:t>
+      </w:r>
+    </w:p>
+  </w:comment>
+  <w:comment w:id="196" w:author="IB-OKAPI" w:date="2026-08-05T11:54:00Z" w:initials="I">
+    <w:p>
+      <w:pPr>
+        <w:pStyle w:val="Commentaire"/>
+      </w:pPr>
+      <w:r>
+        <w:rPr>
+          <w:rStyle w:val="Marquedecommentaire"/>
+          <w:highlight w:val="yellow"/>
+        </w:rPr>
+        <w:annotationRef/>
+      </w:r>
+      <w:r>
+        <w:rPr>
+          <w:highlight w:val="yellow"/>
+        </w:rPr>
+        <w:t>Il est suggéré d'ajouter une colonne « Approche de gestion » afin d'assurer la cohérence avec le Tableau 3, puis de renseigner cette colonne.</w:t>
+      </w:r>
+    </w:p>
+  </w:comment>
+  <w:comment w:id="197" w:author="IB-OKAPI" w:date="2026-08-05T11:54:00Z" w:initials="I">
+    <w:p>
+      <w:pPr>
+        <w:pStyle w:val="Commentaire"/>
+        <w:rPr>
+          <w:lang w:val="en-GB"/>
+        </w:rPr>
+      </w:pPr>
+      <w:r>
+        <w:rPr>
+          <w:rStyle w:val="Marquedecommentaire"/>
+        </w:rPr>
+        <w:annotationRef/>
+      </w:r>
+      <w:r>
+        <w:rPr>
+          <w:lang w:val="en-GB"/>
+        </w:rPr>
+        <w:t>Done</w:t>
+      </w:r>
+    </w:p>
+  </w:comment>
+  <w:comment w:id="287" w:author="Zhou Zilai" w:date="2026-07-24T11:15:00Z" w:initials="ZZ">
+    <w:p>
+      <w:pPr>
+        <w:pStyle w:val="Commentaire"/>
+        <w:rPr>
+          <w:lang w:val="en-GB"/>
+        </w:rPr>
+      </w:pPr>
+      <w:r>
+        <w:rPr>
+          <w:rStyle w:val="Marquedecommentaire"/>
+        </w:rPr>
+        <w:annotationRef/>
+      </w:r>
+      <w:r>
+        <w:rPr>
+          <w:lang w:val="en-GB"/>
+        </w:rPr>
+        <w:t xml:space="preserve">Since this is a solid waste management plan, content related to wastewater are removed. </w:t>
+      </w:r>
+    </w:p>
+  </w:comment>
+  <w:comment w:id="288" w:author="IB-OKAPI" w:date="2026-08-05T12:17:00Z" w:initials="I">
+    <w:p>
+      <w:pPr>
+        <w:pStyle w:val="Commentaire"/>
+      </w:pPr>
+      <w:r>
+        <w:rPr>
+          <w:rStyle w:val="Marquedecommentaire"/>
+        </w:rPr>
+        <w:annotationRef/>
+      </w:r>
+      <w:r>
+        <w:rPr>
+          <w:highlight w:val="yellow"/>
+        </w:rPr>
+        <w:t>Étant donné qu'il s'agit d'un plan de gestion des déchets solides, les éléments relatifs aux eaux usées ont été supprimés.</w:t>
+      </w:r>
+    </w:p>
+  </w:comment>
+  <w:comment w:id="289" w:author="IB-OKAPI" w:date="2026-08-05T13:59:00Z" w:initials="I">
+    <w:p>
+      <w:pPr>
+        <w:pStyle w:val="Commentaire"/>
+        <w:rPr>
+          <w:lang w:val="en-GB"/>
+        </w:rPr>
+      </w:pPr>
+      <w:r>
+        <w:rPr>
+          <w:rStyle w:val="Marquedecommentaire"/>
+        </w:rPr>
+        <w:annotationRef/>
+      </w:r>
+      <w:r>
+        <w:rPr>
+          <w:lang w:val="en-GB"/>
+        </w:rPr>
+        <w:t>ok</w:t>
+      </w:r>
+    </w:p>
+  </w:comment>
+  <w:comment w:id="376" w:author="Zhou Zilai" w:date="2026-07-24T11:22:00Z" w:initials="ZZ">
+    <w:p>
+      <w:pPr>
+        <w:pStyle w:val="Commentaire"/>
+        <w:rPr>
+          <w:lang w:val="en-GB"/>
+        </w:rPr>
+      </w:pPr>
+      <w:r>
+        <w:rPr>
+          <w:rStyle w:val="Marquedecommentaire"/>
+        </w:rPr>
+        <w:annotationRef/>
+      </w:r>
+      <w:r>
+        <w:rPr>
+          <w:lang w:val="en-GB"/>
+        </w:rPr>
+        <w:t xml:space="preserve">Removed content not relevant to waste management facility in this section </w:t>
+      </w:r>
+    </w:p>
+  </w:comment>
+  <w:comment w:id="377" w:author="IB-OKAPI" w:date="2026-08-05T12:41:00Z" w:initials="I">
+    <w:p>
+      <w:pPr>
+        <w:pStyle w:val="Commentaire"/>
+      </w:pPr>
+      <w:r>
+        <w:rPr>
+          <w:rStyle w:val="Marquedecommentaire"/>
+        </w:rPr>
+        <w:annotationRef/>
+      </w:r>
+      <w:r>
+        <w:t>Le contenu non pertinent pour les installations de gestion des déchets a été supprimé de cette section.</w:t>
+      </w:r>
+    </w:p>
+  </w:comment>
+  <w:comment w:id="378" w:author="IB-OKAPI" w:date="2026-08-05T13:59:00Z" w:initials="I">
+    <w:p>
+      <w:pPr>
+        <w:pStyle w:val="Commentaire"/>
+        <w:rPr>
+          <w:lang w:val="en-GB"/>
+        </w:rPr>
+      </w:pPr>
+      <w:r>
+        <w:rPr>
+          <w:rStyle w:val="Marquedecommentaire"/>
+        </w:rPr>
+        <w:annotationRef/>
+      </w:r>
+      <w:r>
+        <w:rPr>
+          <w:lang w:val="en-GB"/>
+        </w:rPr>
+        <w:t>OK</w:t>
+      </w:r>
+    </w:p>
+  </w:comment>
+  <w:comment w:id="379" w:author="Zhou Zilai" w:date="2026-07-24T14:07:00Z" w:initials="ZZ">
+    <w:p>
+      <w:pPr>
+        <w:pStyle w:val="Commentaire"/>
+        <w:rPr>
+          <w:lang w:val="en-GB"/>
+        </w:rPr>
+      </w:pPr>
+      <w:r>
+        <w:rPr>
+          <w:rStyle w:val="Marquedecommentaire"/>
+        </w:rPr>
+        <w:annotationRef/>
+      </w:r>
+      <w:r>
+        <w:rPr>
+          <w:lang w:val="en-GB" w:eastAsia="zh-CN"/>
+        </w:rPr>
+        <w:t>Wor</w:t>
+      </w:r>
+      <w:r>
+        <w:rPr>
+          <w:lang w:val="en-GB"/>
+        </w:rPr>
+        <w:t xml:space="preserve">ding changed in line with the Feasibility report </w:t>
+      </w:r>
+    </w:p>
+  </w:comment>
+  <w:comment w:id="380" w:author="IB-OKAPI" w:date="2026-08-05T12:41:00Z" w:initials="I">
+    <w:p>
+      <w:pPr>
+        <w:pStyle w:val="Commentaire"/>
+      </w:pPr>
+      <w:r>
+        <w:rPr>
+          <w:rStyle w:val="Marquedecommentaire"/>
+        </w:rPr>
+        <w:annotationRef/>
+      </w:r>
+      <w:r>
+        <w:t>La formulation a été modifiée afin d'être conforme au rapport de faisabilité.</w:t>
+      </w:r>
+    </w:p>
+  </w:comment>
+  <w:comment w:id="381" w:author="IB-OKAPI" w:date="2026-08-05T14:00:00Z" w:initials="I">
+    <w:p>
+      <w:pPr>
+        <w:pStyle w:val="Commentaire"/>
+        <w:rPr>
+          <w:lang w:val="en-GB"/>
+        </w:rPr>
+      </w:pPr>
+      <w:r>
+        <w:rPr>
+          <w:rStyle w:val="Marquedecommentaire"/>
+        </w:rPr>
+        <w:annotationRef/>
+      </w:r>
+      <w:r>
+        <w:rPr>
+          <w:lang w:val="en-GB"/>
+        </w:rPr>
+        <w:t>OK</w:t>
+      </w:r>
+    </w:p>
+  </w:comment>
+  <w:comment w:id="385" w:author="Zhou Zilai" w:date="2026-07-24T14:08:00Z" w:initials="ZZ">
+    <w:p>
+      <w:pPr>
+        <w:pStyle w:val="Commentaire"/>
+        <w:rPr>
+          <w:lang w:val="en-GB"/>
+        </w:rPr>
+      </w:pPr>
+      <w:r>
+        <w:rPr>
+          <w:rStyle w:val="Marquedecommentaire"/>
+        </w:rPr>
+        <w:annotationRef/>
+      </w:r>
+      <w:r>
+        <w:rPr>
+          <w:lang w:val="en-GB"/>
+        </w:rPr>
+        <w:t xml:space="preserve">Since this is a solid waste management plan, content related to wastewater are removed. </w:t>
+      </w:r>
+    </w:p>
+  </w:comment>
+  <w:comment w:id="386" w:author="IB-OKAPI" w:date="2026-08-05T12:41:00Z" w:initials="I">
+    <w:p>
+      <w:pPr>
+        <w:pStyle w:val="Commentaire"/>
+      </w:pPr>
+      <w:r>
+        <w:rPr>
+          <w:rStyle w:val="Marquedecommentaire"/>
+        </w:rPr>
+        <w:annotationRef/>
+      </w:r>
+      <w:r>
+        <w:t>Étant donné qu'il s'agit d'un plan de gestion des déchets solides, les contenus relatifs aux eaux usées ont été supprimés.</w:t>
+      </w:r>
+    </w:p>
+  </w:comment>
+  <w:comment w:id="387" w:author="IB-OKAPI" w:date="2026-08-05T14:00:00Z" w:initials="I">
+    <w:p>
+      <w:pPr>
+        <w:pStyle w:val="Commentaire"/>
+      </w:pPr>
+      <w:r>
+        <w:rPr>
+          <w:rStyle w:val="Marquedecommentaire"/>
+        </w:rPr>
+        <w:annotationRef/>
+      </w:r>
+      <w:r>
+        <w:t>OK</w:t>
+      </w:r>
+    </w:p>
+  </w:comment>
+  <w:comment w:id="443" w:author="Zhou Zilai" w:date="2026-07-24T11:23:00Z" w:initials="ZZ">
+    <w:p>
+      <w:pPr>
+        <w:pStyle w:val="Commentaire"/>
+      </w:pPr>
+      <w:r>
+        <w:rPr>
+          <w:rStyle w:val="Marquedecommentaire"/>
+        </w:rPr>
+        <w:annotationRef/>
+      </w:r>
+      <w:r>
+        <w:rPr>
+          <w:lang w:val="fr-CA"/>
+        </w:rPr>
+        <w:t xml:space="preserve">Removed international facilities </w:t>
+      </w:r>
+    </w:p>
+  </w:comment>
+  <w:comment w:id="444" w:author="IB-OKAPI" w:date="2026-08-05T12:42:00Z" w:initials="I">
+    <w:p>
+      <w:pPr>
+        <w:pStyle w:val="Commentaire"/>
+      </w:pPr>
+      <w:r>
+        <w:rPr>
+          <w:rStyle w:val="Marquedecommentaire"/>
+        </w:rPr>
+        <w:annotationRef/>
+      </w:r>
+      <w:r>
+        <w:t>Les installations internationales ont été supprimées.</w:t>
+      </w:r>
+    </w:p>
+  </w:comment>
+  <w:comment w:id="445" w:author="IB-OKAPI" w:date="2026-08-05T14:00:00Z" w:initials="I">
+    <w:p>
+      <w:pPr>
+        <w:pStyle w:val="Commentaire"/>
+      </w:pPr>
+      <w:r>
+        <w:rPr>
+          <w:rStyle w:val="Marquedecommentaire"/>
+        </w:rPr>
+        <w:annotationRef/>
+      </w:r>
+      <w:r>
+        <w:t>OK</w:t>
+      </w:r>
+    </w:p>
+  </w:comment>
+</w:comments>
+</file>
+
+<file path=word/commentsExtended.xml><?xml version="1.0" encoding="utf-8"?>
+<w15:commentsEx xmlns:wpc="http://schemas.microsoft.com/office/word/2010/wordprocessingCanvas" xmlns:cx="http://schemas.microsoft.com/office/drawing/2014/chartex" xmlns:cx1="http://schemas.microsoft.com/office/drawing/2015/9/8/chartex" xmlns:mc="http://schemas.openxmlformats.org/markup-compatibility/2006" xmlns:o="urn:schemas-microsoft-com:office:office" xmlns:r="http://schemas.openxmlformats.org/officeDocument/2006/relationships" xmlns:m="http://schemas.openxmlformats.org/officeDocument/2006/math" xmlns:v="urn:schemas-microsoft-com:vml" xmlns:wp14="http://schemas.microsoft.com/office/word/2010/wordprocessingDrawing" xmlns:wp="http://schemas.openxmlformats.org/drawingml/2006/wordprocessingDrawing" xmlns:w10="urn:schemas-microsoft-com:office:word" xmlns:w="http://schemas.openxmlformats.org/wordprocessingml/2006/main" xmlns:w14="http://schemas.microsoft.com/office/word/2010/wordml" xmlns:w15="http://schemas.microsoft.com/office/word/2012/wordml" xmlns:w16se="http://schemas.microsoft.com/office/word/2015/wordml/symex" xmlns:wpg="http://schemas.microsoft.com/office/word/2010/wordprocessingGroup" xmlns:wpi="http://schemas.microsoft.com/office/word/2010/wordprocessingInk" xmlns:wne="http://schemas.microsoft.com/office/word/2006/wordml" xmlns:wps="http://schemas.microsoft.com/office/word/2010/wordprocessingShape" mc:Ignorable="w14 w15 w16se wp14">
+  <w15:commentEx w15:paraId="57B8883F" w15:done="0"/>
+  <w15:commentEx w15:paraId="448EB91E" w15:paraIdParent="57B8883F" w15:done="0"/>
+  <w15:commentEx w15:paraId="19AB98EA" w15:paraIdParent="57B8883F" w15:done="0"/>
+  <w15:commentEx w15:paraId="2ED399AF" w15:done="1"/>
+  <w15:commentEx w15:paraId="06BBA738" w15:paraIdParent="2ED399AF" w15:done="1"/>
+  <w15:commentEx w15:paraId="680ABE3F" w15:paraIdParent="2ED399AF" w15:done="1"/>
+  <w15:commentEx w15:paraId="655F0FDE" w15:done="0"/>
+  <w15:commentEx w15:paraId="59F6500E" w15:paraIdParent="655F0FDE" w15:done="0"/>
+  <w15:commentEx w15:paraId="3D399DF7" w15:paraIdParent="655F0FDE" w15:done="0"/>
+  <w15:commentEx w15:paraId="3611682E" w15:done="0"/>
+  <w15:commentEx w15:paraId="32D74EFF" w15:paraIdParent="3611682E" w15:done="0"/>
+  <w15:commentEx w15:paraId="14A2171D" w15:paraIdParent="3611682E" w15:done="0"/>
+  <w15:commentEx w15:paraId="03762E58" w15:done="0"/>
+  <w15:commentEx w15:paraId="1013B658" w15:paraIdParent="03762E58" w15:done="0"/>
+  <w15:commentEx w15:paraId="0596197A" w15:paraIdParent="03762E58" w15:done="0"/>
+  <w15:commentEx w15:paraId="54A8BD0B" w15:done="0"/>
+  <w15:commentEx w15:paraId="4BB2D602" w15:paraIdParent="54A8BD0B" w15:done="0"/>
+  <w15:commentEx w15:paraId="051FBBC1" w15:paraIdParent="54A8BD0B" w15:done="0"/>
+  <w15:commentEx w15:paraId="27711391" w15:done="0"/>
+  <w15:commentEx w15:paraId="7B1B6954" w15:paraIdParent="27711391" w15:done="0"/>
+  <w15:commentEx w15:paraId="26590987" w15:paraIdParent="27711391" w15:done="0"/>
+</w15:commentsEx>
+</file>
+
+<file path=word/commentsExtensible.xml><?xml version="1.0" encoding="utf-8"?>
+<w16cex:commentsExtensible xmlns:wpc="http://schemas.microsoft.com/office/word/2010/wordprocessingCanvas" xmlns:cx="http://schemas.microsoft.com/office/drawing/2014/chartex" xmlns:cx1="http://schemas.microsoft.com/office/drawing/2015/9/8/chartex" xmlns:cx2="http://schemas.microsoft.com/office/drawing/2015/10/21/chartex" xmlns:cx3="http://schemas.microsoft.com/office/drawing/2016/5/9/chartex" xmlns:cx4="http://schemas.microsoft.com/office/drawing/2016/5/10/chartex" xmlns:cx5="http://schemas.microsoft.com/office/drawing/2016/5/11/chartex" xmlns:cx6="http://schemas.microsoft.com/office/drawing/2016/5/12/chartex" xmlns:cx7="http://schemas.microsoft.com/office/drawing/2016/5/13/chartex" xmlns:cx8="http://schemas.microsoft.com/office/drawing/2016/5/14/chartex" xmlns:mc="http://schemas.openxmlformats.org/markup-compatibility/2006" xmlns:aink="http://schemas.microsoft.com/office/drawing/2016/ink" xmlns:am3d="http://schemas.microsoft.com/office/drawing/2017/model3d" xmlns:o="urn:schemas-microsoft-com:office:office" xmlns:r="http://schemas.openxmlformats.org/officeDocument/2006/relationships" xmlns:m="http://schemas.openxmlformats.org/officeDocument/2006/math" xmlns:v="urn:schemas-microsoft-com:vml" xmlns:wp14="http://schemas.microsoft.com/office/word/2010/wordprocessingDrawing" xmlns:wp="http://schemas.openxmlformats.org/drawingml/2006/wordprocessingDrawing" xmlns:w10="urn:schemas-microsoft-com:office:word" xmlns:w="http://schemas.openxmlformats.org/wordprocessingml/2006/main" xmlns:w14="http://schemas.microsoft.com/office/word/2010/wordml" xmlns:w15="http://schemas.microsoft.com/office/word/2012/wordml" xmlns:w16cex="http://schemas.microsoft.com/office/word/2018/wordml/cex" xmlns:w16cid="http://schemas.microsoft.com/office/word/2016/wordml/cid" xmlns:w16="http://schemas.microsoft.com/office/word/2018/wordml" xmlns:w16sdtdh="http://schemas.microsoft.com/office/word/2020/wordml/sdtdatahash" xmlns:w16se="http://schemas.microsoft.com/office/word/2015/wordml/symex" xmlns:wpg="http://schemas.microsoft.com/office/word/2010/wordprocessingGroup" xmlns:wpi="http://schemas.microsoft.com/office/word/2010/wordprocessingInk" xmlns:wne="http://schemas.microsoft.com/office/word/2006/wordml" xmlns:wps="http://schemas.microsoft.com/office/word/2010/wordprocessingShape" mc:Ignorable="w14 w15 w16se w16cid w16 w16cex w16sdtdh wp14">
+  <w16cex:commentExtensible w16cex:durableId="773D380F" w16cex:dateUtc="2026-07-24T03:15:00Z"/>
+  <w16cex:commentExtensible w16cex:durableId="1E904327" w16cex:dateUtc="2026-07-24T03:15:00Z"/>
+  <w16cex:commentExtensible w16cex:durableId="21E28C1F" w16cex:dateUtc="2026-07-24T03:22:00Z"/>
+  <w16cex:commentExtensible w16cex:durableId="2B2F2A78" w16cex:dateUtc="2026-07-24T06:07:00Z"/>
+  <w16cex:commentExtensible w16cex:durableId="158D7F8F" w16cex:dateUtc="2026-07-24T06:08:00Z"/>
+  <w16cex:commentExtensible w16cex:durableId="51F6B771" w16cex:dateUtc="2026-07-24T03:23:00Z"/>
+</w16cex:commentsExtensible>
+</file>
+
+<file path=word/commentsIds.xml><?xml version="1.0" encoding="utf-8"?>
+<w16cid:commentsIds xmlns:wpc="http://schemas.microsoft.com/office/word/2010/wordprocessingCanvas" xmlns:cx="http://schemas.microsoft.com/office/drawing/2014/chartex" xmlns:cx1="http://schemas.microsoft.com/office/drawing/2015/9/8/chartex" xmlns:cx2="http://schemas.microsoft.com/office/drawing/2015/10/21/chartex" xmlns:cx3="http://schemas.microsoft.com/office/drawing/2016/5/9/chartex" xmlns:cx4="http://schemas.microsoft.com/office/drawing/2016/5/10/chartex" xmlns:cx5="http://schemas.microsoft.com/office/drawing/2016/5/11/chartex" xmlns:cx6="http://schemas.microsoft.com/office/drawing/2016/5/12/chartex" xmlns:cx7="http://schemas.microsoft.com/office/drawing/2016/5/13/chartex" xmlns:cx8="http://schemas.microsoft.com/office/drawing/2016/5/14/chartex" xmlns:mc="http://schemas.openxmlformats.org/markup-compatibility/2006" xmlns:aink="http://schemas.microsoft.com/office/drawing/2016/ink" xmlns:am3d="http://schemas.microsoft.com/office/drawing/2017/model3d" xmlns:o="urn:schemas-microsoft-com:office:office" xmlns:r="http://schemas.openxmlformats.org/officeDocument/2006/relationships" xmlns:m="http://schemas.openxmlformats.org/officeDocument/2006/math" xmlns:v="urn:schemas-microsoft-com:vml" xmlns:wp14="http://schemas.microsoft.com/office/word/2010/wordprocessingDrawing" xmlns:wp="http://schemas.openxmlformats.org/drawingml/2006/wordprocessingDrawing" xmlns:w10="urn:schemas-microsoft-com:office:word" xmlns:w="http://schemas.openxmlformats.org/wordprocessingml/2006/main" xmlns:w14="http://schemas.microsoft.com/office/word/2010/wordml" xmlns:w15="http://schemas.microsoft.com/office/word/2012/wordml" xmlns:w16cex="http://schemas.microsoft.com/office/word/2018/wordml/cex" xmlns:w16cid="http://schemas.microsoft.com/office/word/2016/wordml/cid" xmlns:w16="http://schemas.microsoft.com/office/word/2018/wordml" xmlns:w16sdtdh="http://schemas.microsoft.com/office/word/2020/wordml/sdtdatahash" xmlns:w16se="http://schemas.microsoft.com/office/word/2015/wordml/symex" xmlns:wpg="http://schemas.microsoft.com/office/word/2010/wordprocessingGroup" xmlns:wpi="http://schemas.microsoft.com/office/word/2010/wordprocessingInk" xmlns:wne="http://schemas.microsoft.com/office/word/2006/wordml" xmlns:wps="http://schemas.microsoft.com/office/word/2010/wordprocessingShape" mc:Ignorable="w14 w15 w16se w16cid w16 w16cex w16sdtdh wp14">
+  <w16cid:commentId w16cid:paraId="57B8883F" w16cid:durableId="773D380F"/>
+  <w16cid:commentId w16cid:paraId="655F0FDE" w16cid:durableId="1E904327"/>
+  <w16cid:commentId w16cid:paraId="3611682E" w16cid:durableId="21E28C1F"/>
+  <w16cid:commentId w16cid:paraId="03762E58" w16cid:durableId="2B2F2A78"/>
+  <w16cid:commentId w16cid:paraId="54A8BD0B" w16cid:durableId="158D7F8F"/>
+  <w16cid:commentId w16cid:paraId="27711391" w16cid:durableId="51F6B771"/>
+</w16cid:commentsIds>
 </file>
 
 <file path=word/endnotes.xml><?xml version="1.0" encoding="utf-8"?>
@@ -10537,6 +12475,20 @@
     <w:abstractNumId w:val="1"/>
   </w:num>
 </w:numbering>
+</file>
+
+<file path=word/people.xml><?xml version="1.0" encoding="utf-8"?>
+<w15:people xmlns:wpc="http://schemas.microsoft.com/office/word/2010/wordprocessingCanvas" xmlns:cx="http://schemas.microsoft.com/office/drawing/2014/chartex" xmlns:cx1="http://schemas.microsoft.com/office/drawing/2015/9/8/chartex" xmlns:mc="http://schemas.openxmlformats.org/markup-compatibility/2006" xmlns:o="urn:schemas-microsoft-com:office:office" xmlns:r="http://schemas.openxmlformats.org/officeDocument/2006/relationships" xmlns:m="http://schemas.openxmlformats.org/officeDocument/2006/math" xmlns:v="urn:schemas-microsoft-com:vml" xmlns:wp14="http://schemas.microsoft.com/office/word/2010/wordprocessingDrawing" xmlns:wp="http://schemas.openxmlformats.org/drawingml/2006/wordprocessingDrawing" xmlns:w10="urn:schemas-microsoft-com:office:word" xmlns:w="http://schemas.openxmlformats.org/wordprocessingml/2006/main" xmlns:w14="http://schemas.microsoft.com/office/word/2010/wordml" xmlns:w15="http://schemas.microsoft.com/office/word/2012/wordml" xmlns:w16se="http://schemas.microsoft.com/office/word/2015/wordml/symex" xmlns:wpg="http://schemas.microsoft.com/office/word/2010/wordprocessingGroup" xmlns:wpi="http://schemas.microsoft.com/office/word/2010/wordprocessingInk" xmlns:wne="http://schemas.microsoft.com/office/word/2006/wordml" xmlns:wps="http://schemas.microsoft.com/office/word/2010/wordprocessingShape" mc:Ignorable="w14 w15 w16se wp14">
+  <w15:person w15:author="IB-OKAPI">
+    <w15:presenceInfo w15:providerId="None" w15:userId="IB-OKAPI"/>
+  </w15:person>
+  <w15:person w15:author="Zhou Zilai">
+    <w15:presenceInfo w15:providerId="AD" w15:userId="S::zhouzilai@winninggroup.com.sg::48aba929-b5b3-4414-8c31-dbf61325ecdf"/>
+  </w15:person>
+  <w15:person w15:author="Ismael SAMBY">
+    <w15:presenceInfo w15:providerId="Windows Live" w15:userId="0ddd6c292a4ed5d0"/>
+  </w15:person>
+</w15:people>
 </file>
 
 <file path=word/styles.xml><?xml version="1.0" encoding="utf-8"?>

--- a/Chapitre23_Revue_Dr_IBRAHIMA_DIALLO/OKAPI_Chapitre23_SUIVI_MODIFICATIONS_Dr_IBRAHIMA_DIALLO.docx
+++ b/Chapitre23_Revue_Dr_IBRAHIMA_DIALLO/OKAPI_Chapitre23_SUIVI_MODIFICATIONS_Dr_IBRAHIMA_DIALLO.docx
@@ -10262,7 +10262,35 @@
                 <w:sz w:val="20"/>
                 <w:szCs w:val="20"/>
               </w:rPr>
-              <w:t>Minimum 3 ans</w:t>
+              <w:t xml:space="preserve">Minimum </w:t>
+            </w:r>
+            <w:del w:id="95001" w:author="Dr IBRAHIMA DIALLO" w:date="2026-08-17T14:00:00Z">
+              <w:r>
+                <w:rPr>
+                  <w:rFonts w:ascii="Arial" w:hAnsi="Arial" w:cs="Arial"/>
+                  <w:sz w:val="20"/>
+                  <w:szCs w:val="20"/>
+                </w:rPr>
+                <w:delText xml:space="preserve">3</w:delText>
+              </w:r>
+            </w:del>
+            <w:ins w:id="95002" w:author="Dr IBRAHIMA DIALLO" w:date="2026-08-17T14:00:00Z">
+              <w:r>
+                <w:rPr>
+                  <w:rFonts w:ascii="Arial" w:hAnsi="Arial" w:cs="Arial"/>
+                  <w:sz w:val="20"/>
+                  <w:szCs w:val="20"/>
+                </w:rPr>
+                <w:t xml:space="preserve">5</w:t>
+              </w:r>
+            </w:ins>
+            <w:r>
+              <w:rPr>
+                <w:rFonts w:ascii="Arial" w:hAnsi="Arial" w:cs="Arial"/>
+                <w:sz w:val="20"/>
+                <w:szCs w:val="20"/>
+              </w:rPr>
+              <w:t xml:space="preserve"> ans</w:t>
             </w:r>
           </w:p>
         </w:tc>
@@ -10333,7 +10361,35 @@
                 <w:sz w:val="20"/>
                 <w:szCs w:val="20"/>
               </w:rPr>
-              <w:t>Minimum 3 ans</w:t>
+              <w:t xml:space="preserve">Minimum </w:t>
+            </w:r>
+            <w:del w:id="95003" w:author="Dr IBRAHIMA DIALLO" w:date="2026-08-17T14:00:00Z">
+              <w:r>
+                <w:rPr>
+                  <w:rFonts w:ascii="Arial" w:hAnsi="Arial" w:cs="Arial"/>
+                  <w:sz w:val="20"/>
+                  <w:szCs w:val="20"/>
+                </w:rPr>
+                <w:delText xml:space="preserve">3</w:delText>
+              </w:r>
+            </w:del>
+            <w:ins w:id="95004" w:author="Dr IBRAHIMA DIALLO" w:date="2026-08-17T14:00:00Z">
+              <w:r>
+                <w:rPr>
+                  <w:rFonts w:ascii="Arial" w:hAnsi="Arial" w:cs="Arial"/>
+                  <w:sz w:val="20"/>
+                  <w:szCs w:val="20"/>
+                </w:rPr>
+                <w:t xml:space="preserve">5</w:t>
+              </w:r>
+            </w:ins>
+            <w:r>
+              <w:rPr>
+                <w:rFonts w:ascii="Arial" w:hAnsi="Arial" w:cs="Arial"/>
+                <w:sz w:val="20"/>
+                <w:szCs w:val="20"/>
+              </w:rPr>
+              <w:t xml:space="preserve"> ans</w:t>
             </w:r>
           </w:p>
         </w:tc>
@@ -10404,7 +10460,35 @@
                 <w:sz w:val="20"/>
                 <w:szCs w:val="20"/>
               </w:rPr>
-              <w:t>Minimum 3 ans</w:t>
+              <w:t xml:space="preserve">Minimum </w:t>
+            </w:r>
+            <w:del w:id="95005" w:author="Dr IBRAHIMA DIALLO" w:date="2026-08-17T14:00:00Z">
+              <w:r>
+                <w:rPr>
+                  <w:rFonts w:ascii="Arial" w:hAnsi="Arial" w:cs="Arial"/>
+                  <w:sz w:val="20"/>
+                  <w:szCs w:val="20"/>
+                </w:rPr>
+                <w:delText xml:space="preserve">3</w:delText>
+              </w:r>
+            </w:del>
+            <w:ins w:id="95006" w:author="Dr IBRAHIMA DIALLO" w:date="2026-08-17T14:00:00Z">
+              <w:r>
+                <w:rPr>
+                  <w:rFonts w:ascii="Arial" w:hAnsi="Arial" w:cs="Arial"/>
+                  <w:sz w:val="20"/>
+                  <w:szCs w:val="20"/>
+                </w:rPr>
+                <w:t xml:space="preserve">5</w:t>
+              </w:r>
+            </w:ins>
+            <w:r>
+              <w:rPr>
+                <w:rFonts w:ascii="Arial" w:hAnsi="Arial" w:cs="Arial"/>
+                <w:sz w:val="20"/>
+                <w:szCs w:val="20"/>
+              </w:rPr>
+              <w:t xml:space="preserve"> ans</w:t>
             </w:r>
           </w:p>
         </w:tc>
@@ -10475,7 +10559,35 @@
                 <w:sz w:val="20"/>
                 <w:szCs w:val="20"/>
               </w:rPr>
-              <w:t>Minimum 3 ans</w:t>
+              <w:t xml:space="preserve">Minimum </w:t>
+            </w:r>
+            <w:del w:id="95007" w:author="Dr IBRAHIMA DIALLO" w:date="2026-08-17T14:00:00Z">
+              <w:r>
+                <w:rPr>
+                  <w:rFonts w:ascii="Arial" w:hAnsi="Arial" w:cs="Arial"/>
+                  <w:sz w:val="20"/>
+                  <w:szCs w:val="20"/>
+                </w:rPr>
+                <w:delText xml:space="preserve">3</w:delText>
+              </w:r>
+            </w:del>
+            <w:ins w:id="95008" w:author="Dr IBRAHIMA DIALLO" w:date="2026-08-17T14:00:00Z">
+              <w:r>
+                <w:rPr>
+                  <w:rFonts w:ascii="Arial" w:hAnsi="Arial" w:cs="Arial"/>
+                  <w:sz w:val="20"/>
+                  <w:szCs w:val="20"/>
+                </w:rPr>
+                <w:t xml:space="preserve">5</w:t>
+              </w:r>
+            </w:ins>
+            <w:r>
+              <w:rPr>
+                <w:rFonts w:ascii="Arial" w:hAnsi="Arial" w:cs="Arial"/>
+                <w:sz w:val="20"/>
+                <w:szCs w:val="20"/>
+              </w:rPr>
+              <w:t xml:space="preserve"> ans</w:t>
             </w:r>
           </w:p>
         </w:tc>
@@ -10546,7 +10658,35 @@
                 <w:sz w:val="20"/>
                 <w:szCs w:val="20"/>
               </w:rPr>
-              <w:t>Minimum 3 ans</w:t>
+              <w:t xml:space="preserve">Minimum </w:t>
+            </w:r>
+            <w:del w:id="95009" w:author="Dr IBRAHIMA DIALLO" w:date="2026-08-17T14:00:00Z">
+              <w:r>
+                <w:rPr>
+                  <w:rFonts w:ascii="Arial" w:hAnsi="Arial" w:cs="Arial"/>
+                  <w:sz w:val="20"/>
+                  <w:szCs w:val="20"/>
+                </w:rPr>
+                <w:delText xml:space="preserve">3</w:delText>
+              </w:r>
+            </w:del>
+            <w:ins w:id="95010" w:author="Dr IBRAHIMA DIALLO" w:date="2026-08-17T14:00:00Z">
+              <w:r>
+                <w:rPr>
+                  <w:rFonts w:ascii="Arial" w:hAnsi="Arial" w:cs="Arial"/>
+                  <w:sz w:val="20"/>
+                  <w:szCs w:val="20"/>
+                </w:rPr>
+                <w:t xml:space="preserve">5</w:t>
+              </w:r>
+            </w:ins>
+            <w:r>
+              <w:rPr>
+                <w:rFonts w:ascii="Arial" w:hAnsi="Arial" w:cs="Arial"/>
+                <w:sz w:val="20"/>
+                <w:szCs w:val="20"/>
+              </w:rPr>
+              <w:t xml:space="preserve"> ans</w:t>
             </w:r>
           </w:p>
         </w:tc>
